--- a/Dokumentacja/DOKUMENTACJA UŻYTKOWA.docx
+++ b/Dokumentacja/DOKUMENTACJA UŻYTKOWA.docx
@@ -280,11 +280,11 @@
             </w:tabs>
             <w:spacing w:after="100" w:line="278" w:lineRule="auto"/>
             <w:rPr>
-              <w:rFonts w:ascii="Calibri" w:hAnsi="Calibri" w:eastAsia="等线" w:cs="Times New Roman"/>
+              <w:rFonts w:ascii="Calibri" w:hAnsi="Calibri" w:eastAsia="Calibri" w:cs="Times New Roman"/>
               <w:kern w:val="2"/>
               <w:sz w:val="24"/>
               <w:szCs w:val="24"/>
-              <w:lang w:val="pl-PL" w:eastAsia="pl-PL" w:bidi="ar-SA"/>
+              <w:lang w:val="pl-PL" w:eastAsia="en-US" w:bidi="ar-SA"/>
               <w14:ligatures w14:val="standardContextual"/>
             </w:rPr>
           </w:pPr>
@@ -477,7 +477,7 @@
             </w:tabs>
             <w:spacing w:after="100" w:line="278" w:lineRule="auto"/>
             <w:rPr>
-              <w:rFonts w:ascii="Calibri" w:hAnsi="Calibri" w:eastAsia="等线" w:cs="Times New Roman"/>
+              <w:rFonts w:ascii="Calibri" w:hAnsi="Calibri" w:eastAsia="Calibri" w:cs="Times New Roman"/>
               <w:kern w:val="2"/>
               <w:sz w:val="24"/>
               <w:szCs w:val="24"/>
@@ -505,7 +505,7 @@
               <w:lang w:val="pl-PL" w:eastAsia="en-US" w:bidi="ar-SA"/>
               <w14:ligatures w14:val="standardContextual"/>
             </w:rPr>
-            <w:instrText xml:space="preserve"> HYPERLINK \l "_Toc212571957" </w:instrText>
+            <w:instrText xml:space="preserve"> HYPERLINK \l "_Toc212571956" </w:instrText>
           </w:r>
           <w:r>
             <w:rPr>
@@ -520,6 +520,17 @@
           </w:r>
           <w:r>
             <w:rPr>
+              <w:rFonts w:hint="default" w:ascii="Calibri" w:hAnsi="Calibri" w:eastAsia="Calibri" w:cs="Times New Roman"/>
+              <w:kern w:val="2"/>
+              <w:sz w:val="24"/>
+              <w:szCs w:val="24"/>
+              <w:lang w:val="pl-PL" w:eastAsia="en-US" w:bidi="ar-SA"/>
+              <w14:ligatures w14:val="standardContextual"/>
+            </w:rPr>
+            <w:t>2</w:t>
+          </w:r>
+          <w:r>
+            <w:rPr>
               <w:rFonts w:ascii="Calibri" w:hAnsi="Calibri" w:eastAsia="Calibri" w:cs="Times New Roman"/>
               <w:color w:val="0563C1"/>
               <w:kern w:val="2"/>
@@ -529,7 +540,7 @@
               <w:lang w:val="pl-PL" w:eastAsia="en-US" w:bidi="ar-SA"/>
               <w14:ligatures w14:val="standardContextual"/>
             </w:rPr>
-            <w:t>2.</w:t>
+            <w:t>.</w:t>
           </w:r>
           <w:r>
             <w:rPr>
@@ -553,7 +564,7 @@
               <w:lang w:val="pl-PL" w:eastAsia="en-US" w:bidi="ar-SA"/>
               <w14:ligatures w14:val="standardContextual"/>
             </w:rPr>
-            <w:t>Mechaniki gry</w:t>
+            <w:t>Sterowanie</w:t>
           </w:r>
           <w:r>
             <w:rPr>
@@ -625,6 +636,137 @@
               <w:lang w:val="pl-PL" w:eastAsia="en-US" w:bidi="ar-SA"/>
               <w14:ligatures w14:val="standardContextual"/>
             </w:rPr>
+            <w:instrText xml:space="preserve"> HYPERLINK \l "_Toc212571957" </w:instrText>
+          </w:r>
+          <w:r>
+            <w:rPr>
+              <w:rFonts w:ascii="Calibri" w:hAnsi="Calibri" w:eastAsia="Calibri" w:cs="Times New Roman"/>
+              <w:kern w:val="2"/>
+              <w:sz w:val="24"/>
+              <w:szCs w:val="24"/>
+              <w:lang w:val="pl-PL" w:eastAsia="en-US" w:bidi="ar-SA"/>
+              <w14:ligatures w14:val="standardContextual"/>
+            </w:rPr>
+            <w:fldChar w:fldCharType="separate"/>
+          </w:r>
+          <w:r>
+            <w:rPr>
+              <w:rFonts w:hint="default" w:ascii="Calibri" w:hAnsi="Calibri" w:eastAsia="Calibri" w:cs="Times New Roman"/>
+              <w:kern w:val="2"/>
+              <w:sz w:val="24"/>
+              <w:szCs w:val="24"/>
+              <w:lang w:val="pl-PL" w:eastAsia="en-US" w:bidi="ar-SA"/>
+              <w14:ligatures w14:val="standardContextual"/>
+            </w:rPr>
+            <w:t>3</w:t>
+          </w:r>
+          <w:r>
+            <w:rPr>
+              <w:rFonts w:ascii="Calibri" w:hAnsi="Calibri" w:eastAsia="Calibri" w:cs="Times New Roman"/>
+              <w:color w:val="0563C1"/>
+              <w:kern w:val="2"/>
+              <w:sz w:val="24"/>
+              <w:szCs w:val="24"/>
+              <w:u w:val="single"/>
+              <w:lang w:val="pl-PL" w:eastAsia="en-US" w:bidi="ar-SA"/>
+              <w14:ligatures w14:val="standardContextual"/>
+            </w:rPr>
+            <w:t>.</w:t>
+          </w:r>
+          <w:r>
+            <w:rPr>
+              <w:rFonts w:ascii="Calibri" w:hAnsi="Calibri" w:eastAsia="等线" w:cs="Times New Roman"/>
+              <w:kern w:val="2"/>
+              <w:sz w:val="24"/>
+              <w:szCs w:val="24"/>
+              <w:lang w:val="pl-PL" w:eastAsia="pl-PL" w:bidi="ar-SA"/>
+              <w14:ligatures w14:val="standardContextual"/>
+            </w:rPr>
+            <w:tab/>
+          </w:r>
+          <w:r>
+            <w:rPr>
+              <w:rFonts w:hint="default" w:ascii="Calibri" w:hAnsi="Calibri" w:eastAsia="Calibri" w:cs="Times New Roman"/>
+              <w:color w:val="0563C1"/>
+              <w:kern w:val="2"/>
+              <w:sz w:val="24"/>
+              <w:szCs w:val="24"/>
+              <w:u w:val="single"/>
+              <w:lang w:val="pl-PL" w:eastAsia="en-US" w:bidi="ar-SA"/>
+              <w14:ligatures w14:val="standardContextual"/>
+            </w:rPr>
+            <w:t>Mechaniki gry</w:t>
+          </w:r>
+          <w:r>
+            <w:rPr>
+              <w:rFonts w:ascii="Calibri" w:hAnsi="Calibri" w:eastAsia="Calibri" w:cs="Times New Roman"/>
+              <w:kern w:val="2"/>
+              <w:sz w:val="24"/>
+              <w:szCs w:val="24"/>
+              <w:lang w:val="pl-PL" w:eastAsia="en-US" w:bidi="ar-SA"/>
+              <w14:ligatures w14:val="standardContextual"/>
+            </w:rPr>
+            <w:tab/>
+          </w:r>
+          <w:r>
+            <w:rPr>
+              <w:rFonts w:hint="default" w:ascii="Calibri" w:hAnsi="Calibri" w:eastAsia="Calibri" w:cs="Times New Roman"/>
+              <w:kern w:val="2"/>
+              <w:sz w:val="24"/>
+              <w:szCs w:val="24"/>
+              <w:lang w:val="pl-PL" w:eastAsia="en-US" w:bidi="ar-SA"/>
+              <w14:ligatures w14:val="standardContextual"/>
+            </w:rPr>
+            <w:t>5</w:t>
+          </w:r>
+          <w:r>
+            <w:rPr>
+              <w:rFonts w:ascii="Calibri" w:hAnsi="Calibri" w:eastAsia="Calibri" w:cs="Times New Roman"/>
+              <w:kern w:val="2"/>
+              <w:sz w:val="24"/>
+              <w:szCs w:val="24"/>
+              <w:lang w:val="pl-PL" w:eastAsia="en-US" w:bidi="ar-SA"/>
+              <w14:ligatures w14:val="standardContextual"/>
+            </w:rPr>
+            <w:fldChar w:fldCharType="end"/>
+          </w:r>
+        </w:p>
+        <w:p>
+          <w:pPr>
+            <w:tabs>
+              <w:tab w:val="left" w:pos="480"/>
+              <w:tab w:val="right" w:leader="dot" w:pos="10456"/>
+            </w:tabs>
+            <w:spacing w:after="100" w:line="278" w:lineRule="auto"/>
+            <w:rPr>
+              <w:rFonts w:ascii="Calibri" w:hAnsi="Calibri" w:eastAsia="等线" w:cs="Times New Roman"/>
+              <w:kern w:val="2"/>
+              <w:sz w:val="24"/>
+              <w:szCs w:val="24"/>
+              <w:lang w:val="pl-PL" w:eastAsia="pl-PL" w:bidi="ar-SA"/>
+              <w14:ligatures w14:val="standardContextual"/>
+            </w:rPr>
+          </w:pPr>
+          <w:r>
+            <w:rPr>
+              <w:rFonts w:ascii="Calibri" w:hAnsi="Calibri" w:eastAsia="Calibri" w:cs="Times New Roman"/>
+              <w:kern w:val="2"/>
+              <w:sz w:val="24"/>
+              <w:szCs w:val="24"/>
+              <w:lang w:val="pl-PL" w:eastAsia="en-US" w:bidi="ar-SA"/>
+              <w14:ligatures w14:val="standardContextual"/>
+            </w:rPr>
+            <w:fldChar w:fldCharType="begin"/>
+          </w:r>
+          <w:r>
+            <w:rPr>
+              <w:rFonts w:ascii="Calibri" w:hAnsi="Calibri" w:eastAsia="Calibri" w:cs="Times New Roman"/>
+              <w:kern w:val="2"/>
+              <w:sz w:val="24"/>
+              <w:szCs w:val="24"/>
+              <w:lang w:val="pl-PL" w:eastAsia="en-US" w:bidi="ar-SA"/>
+              <w14:ligatures w14:val="standardContextual"/>
+            </w:rPr>
             <w:instrText xml:space="preserve"> HYPERLINK \l "_Toc212571958" </w:instrText>
           </w:r>
           <w:r>
@@ -640,6 +782,17 @@
           </w:r>
           <w:r>
             <w:rPr>
+              <w:rFonts w:hint="default" w:ascii="Calibri" w:hAnsi="Calibri" w:eastAsia="Calibri" w:cs="Times New Roman"/>
+              <w:kern w:val="2"/>
+              <w:sz w:val="24"/>
+              <w:szCs w:val="24"/>
+              <w:lang w:val="pl-PL" w:eastAsia="en-US" w:bidi="ar-SA"/>
+              <w14:ligatures w14:val="standardContextual"/>
+            </w:rPr>
+            <w:t>4</w:t>
+          </w:r>
+          <w:r>
+            <w:rPr>
               <w:rFonts w:ascii="Calibri" w:hAnsi="Calibri" w:eastAsia="Calibri" w:cs="Times New Roman"/>
               <w:color w:val="0563C1"/>
               <w:kern w:val="2"/>
@@ -649,7 +802,7 @@
               <w:lang w:val="pl-PL" w:eastAsia="en-US" w:bidi="ar-SA"/>
               <w14:ligatures w14:val="standardContextual"/>
             </w:rPr>
-            <w:t>3.</w:t>
+            <w:t>.</w:t>
           </w:r>
           <w:r>
             <w:rPr>
@@ -760,6 +913,17 @@
           </w:r>
           <w:r>
             <w:rPr>
+              <w:rFonts w:hint="default" w:ascii="Calibri" w:hAnsi="Calibri" w:eastAsia="Calibri" w:cs="Times New Roman"/>
+              <w:kern w:val="2"/>
+              <w:sz w:val="24"/>
+              <w:szCs w:val="24"/>
+              <w:lang w:val="pl-PL" w:eastAsia="en-US" w:bidi="ar-SA"/>
+              <w14:ligatures w14:val="standardContextual"/>
+            </w:rPr>
+            <w:t>5</w:t>
+          </w:r>
+          <w:r>
+            <w:rPr>
               <w:rFonts w:ascii="Calibri" w:hAnsi="Calibri" w:eastAsia="Calibri" w:cs="Times New Roman"/>
               <w:color w:val="0563C1"/>
               <w:kern w:val="2"/>
@@ -769,7 +933,7 @@
               <w:lang w:val="pl-PL" w:eastAsia="en-US" w:bidi="ar-SA"/>
               <w14:ligatures w14:val="standardContextual"/>
             </w:rPr>
-            <w:t>4.</w:t>
+            <w:t>.</w:t>
           </w:r>
           <w:r>
             <w:rPr>
@@ -896,8 +1060,6 @@
         </w:rPr>
         <w:br w:type="page"/>
       </w:r>
-      <w:bookmarkStart w:id="0" w:name="_GoBack"/>
-      <w:bookmarkEnd w:id="0"/>
     </w:p>
     <w:p>
       <w:pPr>
@@ -2381,16 +2543,6 @@
     </w:p>
     <w:p>
       <w:pPr>
-        <w:rPr>
-          <w:rFonts w:hint="default" w:cs="Times New Roman" w:asciiTheme="minorAscii" w:hAnsiTheme="minorAscii"/>
-          <w:sz w:val="28"/>
-          <w:szCs w:val="28"/>
-          <w:lang w:val="pl-PL"/>
-        </w:rPr>
-      </w:pPr>
-    </w:p>
-    <w:p>
-      <w:pPr>
         <w:numPr>
           <w:ilvl w:val="0"/>
           <w:numId w:val="1"/>
@@ -2416,7 +2568,182 @@
           <w:lang w:val="pl-PL" w:eastAsia="en-US" w:bidi="ar-SA"/>
           <w14:ligatures w14:val="standardContextual"/>
         </w:rPr>
-        <w:t>Mechaniki gry</w:t>
+        <w:t>Sterowanie</w:t>
+      </w:r>
+    </w:p>
+    <w:p>
+      <w:pPr>
+        <w:numPr>
+          <w:numId w:val="0"/>
+        </w:numPr>
+        <w:ind w:leftChars="0"/>
+        <w:rPr>
+          <w:rFonts w:hint="default" w:ascii="Calibri" w:hAnsi="Calibri" w:eastAsia="等线 Light" w:cs="Calibri"/>
+          <w:b w:val="0"/>
+          <w:bCs w:val="0"/>
+          <w:color w:val="auto"/>
+          <w:kern w:val="2"/>
+          <w:sz w:val="28"/>
+          <w:szCs w:val="28"/>
+          <w:lang w:val="pl-PL" w:eastAsia="en-US" w:bidi="ar-SA"/>
+          <w14:ligatures w14:val="standardContextual"/>
+        </w:rPr>
+      </w:pPr>
+      <w:r>
+        <w:rPr>
+          <w:rFonts w:hint="default" w:ascii="Calibri" w:hAnsi="Calibri" w:eastAsia="等线 Light" w:cs="Calibri"/>
+          <w:b w:val="0"/>
+          <w:bCs w:val="0"/>
+          <w:color w:val="auto"/>
+          <w:kern w:val="2"/>
+          <w:sz w:val="28"/>
+          <w:szCs w:val="28"/>
+          <w:lang w:val="pl-PL" w:eastAsia="en-US" w:bidi="ar-SA"/>
+          <w14:ligatures w14:val="standardContextual"/>
+        </w:rPr>
+        <w:t>Gra w całości polega na sterowaniu myszką oraz wciskaniu elementów za pomocą lewego przycisku myszy.</w:t>
+      </w:r>
+    </w:p>
+    <w:p>
+      <w:pPr>
+        <w:numPr>
+          <w:numId w:val="0"/>
+        </w:numPr>
+        <w:ind w:leftChars="0"/>
+        <w:rPr>
+          <w:rFonts w:hint="default" w:ascii="Calibri" w:hAnsi="Calibri" w:eastAsia="等线 Light" w:cs="Calibri"/>
+          <w:b w:val="0"/>
+          <w:bCs w:val="0"/>
+          <w:color w:val="auto"/>
+          <w:kern w:val="2"/>
+          <w:sz w:val="28"/>
+          <w:szCs w:val="28"/>
+          <w:lang w:val="pl-PL" w:eastAsia="en-US" w:bidi="ar-SA"/>
+          <w14:ligatures w14:val="standardContextual"/>
+        </w:rPr>
+      </w:pPr>
+    </w:p>
+    <w:p>
+      <w:pPr>
+        <w:numPr>
+          <w:numId w:val="0"/>
+        </w:numPr>
+        <w:ind w:leftChars="0"/>
+        <w:rPr>
+          <w:rFonts w:hint="default" w:ascii="Calibri" w:hAnsi="Calibri" w:eastAsia="等线 Light" w:cs="Calibri"/>
+          <w:b w:val="0"/>
+          <w:bCs w:val="0"/>
+          <w:color w:val="auto"/>
+          <w:kern w:val="2"/>
+          <w:sz w:val="28"/>
+          <w:szCs w:val="28"/>
+          <w:lang w:val="pl-PL" w:eastAsia="en-US" w:bidi="ar-SA"/>
+          <w14:ligatures w14:val="standardContextual"/>
+        </w:rPr>
+      </w:pPr>
+      <w:r>
+        <w:rPr>
+          <w:rFonts w:hint="default" w:ascii="Calibri" w:hAnsi="Calibri" w:eastAsia="等线 Light" w:cs="Calibri"/>
+          <w:b w:val="0"/>
+          <w:bCs w:val="0"/>
+          <w:color w:val="auto"/>
+          <w:kern w:val="2"/>
+          <w:sz w:val="28"/>
+          <w:szCs w:val="28"/>
+          <w:lang w:val="pl-PL" w:eastAsia="en-US" w:bidi="ar-SA"/>
+          <w14:ligatures w14:val="standardContextual"/>
+        </w:rPr>
+        <w:t xml:space="preserve">W główny obiekt można kliknąć na trzy sposoby </w:t>
+      </w:r>
+    </w:p>
+    <w:p>
+      <w:pPr>
+        <w:numPr>
+          <w:ilvl w:val="0"/>
+          <w:numId w:val="2"/>
+        </w:numPr>
+        <w:ind w:left="425" w:leftChars="0" w:hanging="425" w:firstLineChars="0"/>
+        <w:rPr>
+          <w:rFonts w:hint="default" w:eastAsia="等线 Light" w:cs="Times New Roman" w:asciiTheme="minorAscii" w:hAnsiTheme="minorAscii"/>
+          <w:color w:val="auto"/>
+          <w:kern w:val="2"/>
+          <w:sz w:val="28"/>
+          <w:szCs w:val="28"/>
+          <w:lang w:val="pl-PL" w:eastAsia="en-US" w:bidi="ar-SA"/>
+          <w14:ligatures w14:val="standardContextual"/>
+        </w:rPr>
+      </w:pPr>
+      <w:r>
+        <w:rPr>
+          <w:rFonts w:hint="default" w:eastAsia="等线 Light" w:cs="Times New Roman" w:asciiTheme="minorAscii" w:hAnsiTheme="minorAscii"/>
+          <w:color w:val="auto"/>
+          <w:kern w:val="2"/>
+          <w:sz w:val="28"/>
+          <w:szCs w:val="28"/>
+          <w:lang w:val="pl-PL" w:eastAsia="en-US" w:bidi="ar-SA"/>
+          <w14:ligatures w14:val="standardContextual"/>
+        </w:rPr>
+        <w:t>Wciśnięcie klawisza enter</w:t>
+      </w:r>
+    </w:p>
+    <w:p>
+      <w:pPr>
+        <w:numPr>
+          <w:ilvl w:val="0"/>
+          <w:numId w:val="2"/>
+        </w:numPr>
+        <w:ind w:left="425" w:leftChars="0" w:hanging="425" w:firstLineChars="0"/>
+        <w:rPr>
+          <w:rFonts w:hint="default" w:eastAsia="等线 Light" w:cs="Times New Roman" w:asciiTheme="minorAscii" w:hAnsiTheme="minorAscii"/>
+          <w:color w:val="auto"/>
+          <w:kern w:val="2"/>
+          <w:sz w:val="28"/>
+          <w:szCs w:val="28"/>
+          <w:lang w:val="pl-PL" w:eastAsia="en-US" w:bidi="ar-SA"/>
+          <w14:ligatures w14:val="standardContextual"/>
+        </w:rPr>
+      </w:pPr>
+      <w:r>
+        <w:rPr>
+          <w:rFonts w:hint="default" w:eastAsia="等线 Light" w:cs="Times New Roman" w:asciiTheme="minorAscii" w:hAnsiTheme="minorAscii"/>
+          <w:color w:val="auto"/>
+          <w:kern w:val="2"/>
+          <w:sz w:val="28"/>
+          <w:szCs w:val="28"/>
+          <w:lang w:val="pl-PL" w:eastAsia="en-US" w:bidi="ar-SA"/>
+          <w14:ligatures w14:val="standardContextual"/>
+        </w:rPr>
+        <w:t>Wciśnięcie spacji</w:t>
+      </w:r>
+    </w:p>
+    <w:p>
+      <w:pPr>
+        <w:numPr>
+          <w:ilvl w:val="0"/>
+          <w:numId w:val="2"/>
+        </w:numPr>
+        <w:ind w:left="425" w:leftChars="0" w:hanging="425" w:firstLineChars="0"/>
+        <w:rPr>
+          <w:rFonts w:hint="default" w:eastAsia="等线 Light" w:cs="Times New Roman" w:asciiTheme="minorAscii" w:hAnsiTheme="minorAscii"/>
+          <w:color w:val="auto"/>
+          <w:kern w:val="2"/>
+          <w:sz w:val="28"/>
+          <w:szCs w:val="28"/>
+          <w:lang w:val="pl-PL" w:eastAsia="en-US" w:bidi="ar-SA"/>
+          <w14:ligatures w14:val="standardContextual"/>
+        </w:rPr>
+      </w:pPr>
+      <w:r>
+        <w:rPr>
+          <w:rFonts w:hint="default" w:eastAsia="等线 Light" w:cs="Times New Roman" w:asciiTheme="minorAscii" w:hAnsiTheme="minorAscii"/>
+          <w:color w:val="auto"/>
+          <w:kern w:val="2"/>
+          <w:sz w:val="28"/>
+          <w:szCs w:val="28"/>
+          <w:lang w:val="pl-PL" w:eastAsia="en-US" w:bidi="ar-SA"/>
+          <w14:ligatures w14:val="standardContextual"/>
+        </w:rPr>
+        <w:t>Wciśnięcie lewego przycisku myszy w okolicy lub bezpośrednio na obiekcie.</w:t>
       </w:r>
     </w:p>
     <w:p>
@@ -2426,6 +2753,98 @@
           <w:numId w:val="0"/>
         </w:numPr>
         <w:ind w:leftChars="0"/>
+        <w:rPr>
+          <w:rFonts w:hint="default" w:eastAsia="等线 Light" w:cs="Times New Roman" w:asciiTheme="minorAscii" w:hAnsiTheme="minorAscii"/>
+          <w:color w:val="auto"/>
+          <w:kern w:val="2"/>
+          <w:sz w:val="28"/>
+          <w:szCs w:val="28"/>
+          <w:lang w:val="pl-PL" w:eastAsia="en-US" w:bidi="ar-SA"/>
+          <w14:ligatures w14:val="standardContextual"/>
+        </w:rPr>
+      </w:pPr>
+      <w:r>
+        <w:rPr>
+          <w:rFonts w:hint="default" w:eastAsia="等线 Light" w:cs="Times New Roman" w:asciiTheme="minorAscii" w:hAnsiTheme="minorAscii"/>
+          <w:color w:val="auto"/>
+          <w:kern w:val="2"/>
+          <w:sz w:val="28"/>
+          <w:szCs w:val="28"/>
+          <w:lang w:val="pl-PL" w:eastAsia="en-US" w:bidi="ar-SA"/>
+          <w14:ligatures w14:val="standardContextual"/>
+        </w:rPr>
+        <w:t>Wyżej wymienionych sposobów nie da się wykorzystywać jednocześnie. Po wykorzystaniu jednej metody, pozostałe zostają zablokowane na krótki czas.</w:t>
+      </w:r>
+    </w:p>
+    <w:p>
+      <w:pPr>
+        <w:numPr>
+          <w:ilvl w:val="0"/>
+          <w:numId w:val="0"/>
+        </w:numPr>
+        <w:ind w:leftChars="0"/>
+        <w:rPr>
+          <w:rFonts w:hint="default" w:eastAsia="等线 Light" w:cs="Times New Roman" w:asciiTheme="minorAscii" w:hAnsiTheme="minorAscii"/>
+          <w:color w:val="auto"/>
+          <w:kern w:val="2"/>
+          <w:sz w:val="28"/>
+          <w:szCs w:val="28"/>
+          <w:lang w:val="pl-PL" w:eastAsia="en-US" w:bidi="ar-SA"/>
+          <w14:ligatures w14:val="standardContextual"/>
+        </w:rPr>
+      </w:pPr>
+    </w:p>
+    <w:p>
+      <w:pPr>
+        <w:numPr>
+          <w:ilvl w:val="0"/>
+          <w:numId w:val="0"/>
+        </w:numPr>
+        <w:ind w:leftChars="0"/>
+        <w:rPr>
+          <w:rFonts w:hint="default" w:eastAsia="等线 Light" w:cs="Times New Roman" w:asciiTheme="minorAscii" w:hAnsiTheme="minorAscii"/>
+          <w:color w:val="auto"/>
+          <w:kern w:val="2"/>
+          <w:sz w:val="28"/>
+          <w:szCs w:val="28"/>
+          <w:lang w:val="pl-PL" w:eastAsia="en-US" w:bidi="ar-SA"/>
+          <w14:ligatures w14:val="standardContextual"/>
+        </w:rPr>
+      </w:pPr>
+      <w:r>
+        <w:rPr>
+          <w:rFonts w:hint="default" w:eastAsia="等线 Light" w:cs="Times New Roman" w:asciiTheme="minorAscii" w:hAnsiTheme="minorAscii"/>
+          <w:color w:val="auto"/>
+          <w:kern w:val="2"/>
+          <w:sz w:val="28"/>
+          <w:szCs w:val="28"/>
+          <w:lang w:val="pl-PL" w:eastAsia="en-US" w:bidi="ar-SA"/>
+          <w14:ligatures w14:val="standardContextual"/>
+        </w:rPr>
+        <w:t>Skill Checki wykorzystują lewy i prawy przycisk mysz w zależności od kierunku w którym przemieszcza się prostokąt.</w:t>
+      </w:r>
+    </w:p>
+    <w:p>
+      <w:pPr>
+        <w:numPr>
+          <w:numId w:val="0"/>
+        </w:numPr>
+        <w:ind w:leftChars="0"/>
+        <w:rPr>
+          <w:rFonts w:hint="default" w:ascii="Calibri" w:hAnsi="Calibri" w:eastAsia="等线 Light" w:cs="Calibri"/>
+          <w:b w:val="0"/>
+          <w:bCs w:val="0"/>
+          <w:color w:val="auto"/>
+          <w:kern w:val="2"/>
+          <w:sz w:val="28"/>
+          <w:szCs w:val="28"/>
+          <w:lang w:val="pl-PL" w:eastAsia="en-US" w:bidi="ar-SA"/>
+          <w14:ligatures w14:val="standardContextual"/>
+        </w:rPr>
+      </w:pPr>
+    </w:p>
+    <w:p>
+      <w:pPr>
         <w:rPr>
           <w:rFonts w:hint="default" w:ascii="Calibri Light" w:hAnsi="Calibri Light" w:eastAsia="等线 Light" w:cs="Times New Roman"/>
           <w:color w:val="2F5496"/>
@@ -2436,6 +2855,68 @@
           <w14:ligatures w14:val="standardContextual"/>
         </w:rPr>
       </w:pPr>
+      <w:r>
+        <w:rPr>
+          <w:rFonts w:hint="default" w:ascii="Calibri Light" w:hAnsi="Calibri Light" w:eastAsia="等线 Light" w:cs="Times New Roman"/>
+          <w:color w:val="2F5496"/>
+          <w:kern w:val="2"/>
+          <w:sz w:val="40"/>
+          <w:szCs w:val="40"/>
+          <w:lang w:val="pl-PL" w:eastAsia="en-US" w:bidi="ar-SA"/>
+          <w14:ligatures w14:val="standardContextual"/>
+        </w:rPr>
+        <w:br w:type="page"/>
+      </w:r>
+      <w:bookmarkStart w:id="0" w:name="_GoBack"/>
+      <w:bookmarkEnd w:id="0"/>
+    </w:p>
+    <w:p>
+      <w:pPr>
+        <w:numPr>
+          <w:ilvl w:val="0"/>
+          <w:numId w:val="1"/>
+        </w:numPr>
+        <w:ind w:left="567" w:leftChars="0" w:hanging="567" w:firstLineChars="0"/>
+        <w:rPr>
+          <w:rFonts w:hint="default" w:ascii="Calibri Light" w:hAnsi="Calibri Light" w:eastAsia="等线 Light" w:cs="Times New Roman"/>
+          <w:color w:val="2F5496"/>
+          <w:kern w:val="2"/>
+          <w:sz w:val="40"/>
+          <w:szCs w:val="40"/>
+          <w:lang w:val="pl-PL" w:eastAsia="en-US" w:bidi="ar-SA"/>
+          <w14:ligatures w14:val="standardContextual"/>
+        </w:rPr>
+      </w:pPr>
+      <w:r>
+        <w:rPr>
+          <w:rFonts w:hint="default" w:ascii="Calibri Light" w:hAnsi="Calibri Light" w:eastAsia="等线 Light" w:cs="Times New Roman"/>
+          <w:color w:val="2F5496"/>
+          <w:kern w:val="2"/>
+          <w:sz w:val="40"/>
+          <w:szCs w:val="40"/>
+          <w:lang w:val="pl-PL" w:eastAsia="en-US" w:bidi="ar-SA"/>
+          <w14:ligatures w14:val="standardContextual"/>
+        </w:rPr>
+        <w:t>Mechaniki gry</w:t>
+      </w:r>
+    </w:p>
+    <w:p>
+      <w:pPr>
+        <w:numPr>
+          <w:ilvl w:val="0"/>
+          <w:numId w:val="0"/>
+        </w:numPr>
+        <w:ind w:leftChars="0"/>
+        <w:rPr>
+          <w:rFonts w:hint="default" w:ascii="Calibri Light" w:hAnsi="Calibri Light" w:eastAsia="等线 Light" w:cs="Times New Roman"/>
+          <w:color w:val="2F5496"/>
+          <w:kern w:val="2"/>
+          <w:sz w:val="40"/>
+          <w:szCs w:val="40"/>
+          <w:lang w:val="pl-PL" w:eastAsia="en-US" w:bidi="ar-SA"/>
+          <w14:ligatures w14:val="standardContextual"/>
+        </w:rPr>
+      </w:pPr>
     </w:p>
     <w:p>
       <w:pPr>
@@ -2512,16 +2993,16 @@
           <w:lang w:val="pl-PL" w:eastAsia="en-US" w:bidi="ar-SA"/>
           <w14:ligatures w14:val="standardContextual"/>
         </w:rPr>
-        <w:t>Jedyną metodą na zdobywanie zasobów po uruchomienu gry po raz pierwszy jest interakcja z głównym obiektem na trzy sposoby.</w:t>
+        <w:t>Jedyną metodą na zdobywanie zasobów po uruchomienu gry po raz pierwszy jest interakcja z głównym obiektem. Po kliknięciu gracz otrzymuje domyślną wartość dla danego obiektu. W przypadku pierwszego zasobu wartość ta wynosi 1. Wartość ta losowo może zostać zwiększona o 3 w trakcie wciskania. Zjawisko to jest tzw. „klikiem krytycznym”, i moment wystąpienia sygnalizowany jest napisem „Critical!” w okolicy kursora oraz dźwiękiem wybuchu.</w:t>
       </w:r>
     </w:p>
     <w:p>
       <w:pPr>
         <w:numPr>
           <w:ilvl w:val="0"/>
-          <w:numId w:val="2"/>
+          <w:numId w:val="0"/>
         </w:numPr>
-        <w:ind w:left="425" w:leftChars="0" w:hanging="425" w:firstLineChars="0"/>
+        <w:ind w:leftChars="0"/>
         <w:rPr>
           <w:rFonts w:hint="default" w:eastAsia="等线 Light" w:cs="Times New Roman" w:asciiTheme="minorAscii" w:hAnsiTheme="minorAscii"/>
           <w:color w:val="auto"/>
@@ -2532,189 +3013,9 @@
           <w14:ligatures w14:val="standardContextual"/>
         </w:rPr>
       </w:pPr>
-      <w:r>
-        <w:rPr>
-          <w:rFonts w:hint="default" w:eastAsia="等线 Light" w:cs="Times New Roman" w:asciiTheme="minorAscii" w:hAnsiTheme="minorAscii"/>
-          <w:color w:val="auto"/>
-          <w:kern w:val="2"/>
-          <w:sz w:val="28"/>
-          <w:szCs w:val="28"/>
-          <w:lang w:val="pl-PL" w:eastAsia="en-US" w:bidi="ar-SA"/>
-          <w14:ligatures w14:val="standardContextual"/>
-        </w:rPr>
-        <w:t>Wciśnięcie klawisza enter</w:t>
-      </w:r>
-    </w:p>
-    <w:p>
-      <w:pPr>
-        <w:numPr>
-          <w:ilvl w:val="0"/>
-          <w:numId w:val="2"/>
-        </w:numPr>
-        <w:ind w:left="425" w:leftChars="0" w:hanging="425" w:firstLineChars="0"/>
-        <w:rPr>
-          <w:rFonts w:hint="default" w:eastAsia="等线 Light" w:cs="Times New Roman" w:asciiTheme="minorAscii" w:hAnsiTheme="minorAscii"/>
-          <w:color w:val="auto"/>
-          <w:kern w:val="2"/>
-          <w:sz w:val="28"/>
-          <w:szCs w:val="28"/>
-          <w:lang w:val="pl-PL" w:eastAsia="en-US" w:bidi="ar-SA"/>
-          <w14:ligatures w14:val="standardContextual"/>
-        </w:rPr>
-      </w:pPr>
-      <w:r>
-        <w:rPr>
-          <w:rFonts w:hint="default" w:eastAsia="等线 Light" w:cs="Times New Roman" w:asciiTheme="minorAscii" w:hAnsiTheme="minorAscii"/>
-          <w:color w:val="auto"/>
-          <w:kern w:val="2"/>
-          <w:sz w:val="28"/>
-          <w:szCs w:val="28"/>
-          <w:lang w:val="pl-PL" w:eastAsia="en-US" w:bidi="ar-SA"/>
-          <w14:ligatures w14:val="standardContextual"/>
-        </w:rPr>
-        <w:t>Wciśnięcie spacji</w:t>
-      </w:r>
-    </w:p>
-    <w:p>
-      <w:pPr>
-        <w:numPr>
-          <w:ilvl w:val="0"/>
-          <w:numId w:val="2"/>
-        </w:numPr>
-        <w:ind w:left="425" w:leftChars="0" w:hanging="425" w:firstLineChars="0"/>
-        <w:rPr>
-          <w:rFonts w:hint="default" w:eastAsia="等线 Light" w:cs="Times New Roman" w:asciiTheme="minorAscii" w:hAnsiTheme="minorAscii"/>
-          <w:color w:val="auto"/>
-          <w:kern w:val="2"/>
-          <w:sz w:val="28"/>
-          <w:szCs w:val="28"/>
-          <w:lang w:val="pl-PL" w:eastAsia="en-US" w:bidi="ar-SA"/>
-          <w14:ligatures w14:val="standardContextual"/>
-        </w:rPr>
-      </w:pPr>
-      <w:r>
-        <w:rPr>
-          <w:rFonts w:hint="default" w:eastAsia="等线 Light" w:cs="Times New Roman" w:asciiTheme="minorAscii" w:hAnsiTheme="minorAscii"/>
-          <w:color w:val="auto"/>
-          <w:kern w:val="2"/>
-          <w:sz w:val="28"/>
-          <w:szCs w:val="28"/>
-          <w:lang w:val="pl-PL" w:eastAsia="en-US" w:bidi="ar-SA"/>
-          <w14:ligatures w14:val="standardContextual"/>
-        </w:rPr>
-        <w:t>Wciśnięcie lewego przycisku myszy w okolicy lub bezpośrednio na obiekcie.</w:t>
-      </w:r>
-    </w:p>
-    <w:p>
-      <w:pPr>
-        <w:numPr>
-          <w:ilvl w:val="0"/>
-          <w:numId w:val="0"/>
-        </w:numPr>
-        <w:ind w:leftChars="0"/>
-        <w:rPr>
-          <w:rFonts w:hint="default" w:eastAsia="等线 Light" w:cs="Times New Roman" w:asciiTheme="minorAscii" w:hAnsiTheme="minorAscii"/>
-          <w:color w:val="auto"/>
-          <w:kern w:val="2"/>
-          <w:sz w:val="28"/>
-          <w:szCs w:val="28"/>
-          <w:lang w:val="pl-PL" w:eastAsia="en-US" w:bidi="ar-SA"/>
-          <w14:ligatures w14:val="standardContextual"/>
-        </w:rPr>
-      </w:pPr>
-      <w:r>
-        <w:rPr>
-          <w:rFonts w:hint="default" w:eastAsia="等线 Light" w:cs="Times New Roman" w:asciiTheme="minorAscii" w:hAnsiTheme="minorAscii"/>
-          <w:color w:val="auto"/>
-          <w:kern w:val="2"/>
-          <w:sz w:val="28"/>
-          <w:szCs w:val="28"/>
-          <w:lang w:val="pl-PL" w:eastAsia="en-US" w:bidi="ar-SA"/>
-          <w14:ligatures w14:val="standardContextual"/>
-        </w:rPr>
-        <w:t>Wyżej wymienionych sposobów nie da się wykorzystywać jednocześnie. Po wykorzystaniu jednej metody, pozostałe zostają zablokowane na krótką chwilę.</w:t>
-      </w:r>
-    </w:p>
-    <w:p>
-      <w:pPr>
-        <w:numPr>
-          <w:ilvl w:val="0"/>
-          <w:numId w:val="0"/>
-        </w:numPr>
-        <w:ind w:leftChars="0"/>
-        <w:rPr>
-          <w:rFonts w:hint="default" w:eastAsia="等线 Light" w:cs="Times New Roman" w:asciiTheme="minorAscii" w:hAnsiTheme="minorAscii"/>
-          <w:color w:val="auto"/>
-          <w:kern w:val="2"/>
-          <w:sz w:val="28"/>
-          <w:szCs w:val="28"/>
-          <w:lang w:val="pl-PL" w:eastAsia="en-US" w:bidi="ar-SA"/>
-          <w14:ligatures w14:val="standardContextual"/>
-        </w:rPr>
-      </w:pPr>
-      <w:r>
-        <w:rPr>
-          <w:rFonts w:hint="default" w:eastAsia="等线 Light" w:cs="Times New Roman" w:asciiTheme="minorAscii" w:hAnsiTheme="minorAscii"/>
-          <w:color w:val="auto"/>
-          <w:kern w:val="2"/>
-          <w:sz w:val="28"/>
-          <w:szCs w:val="28"/>
-          <w:lang w:val="pl-PL" w:eastAsia="en-US" w:bidi="ar-SA"/>
-          <w14:ligatures w14:val="standardContextual"/>
-        </w:rPr>
-        <w:t>Po kliknięciu gracz otrzymuje domyślną wartość dla danego obiektu. W przypadku pierwszego zasobu wartość ta wynosi 1. Wartość ta losowo może zostać zwiększona o 3 w trakcie wciskania. Zjawisko to jest tzw. „klikiem krytycznym”, i moment wystąpienia sygnalizowany jest napisem „Critical!” w okolicy kursora oraz dźwiękiem wybuchu.</w:t>
-      </w:r>
-    </w:p>
-    <w:p>
-      <w:pPr>
-        <w:numPr>
-          <w:ilvl w:val="0"/>
-          <w:numId w:val="0"/>
-        </w:numPr>
-        <w:ind w:leftChars="0"/>
-        <w:rPr>
-          <w:rFonts w:hint="default" w:eastAsia="等线 Light" w:cs="Times New Roman" w:asciiTheme="minorAscii" w:hAnsiTheme="minorAscii"/>
-          <w:color w:val="auto"/>
-          <w:kern w:val="2"/>
-          <w:sz w:val="28"/>
-          <w:szCs w:val="28"/>
-          <w:lang w:val="pl-PL" w:eastAsia="en-US" w:bidi="ar-SA"/>
-          <w14:ligatures w14:val="standardContextual"/>
-        </w:rPr>
-      </w:pPr>
-    </w:p>
-    <w:p>
-      <w:pPr>
-        <w:rPr>
-          <w:rFonts w:hint="default" w:ascii="Calibri Light" w:hAnsi="Calibri Light" w:eastAsia="等线 Light" w:cs="Times New Roman"/>
-          <w:color w:val="2F5496"/>
-          <w:kern w:val="2"/>
-          <w:sz w:val="32"/>
-          <w:szCs w:val="32"/>
-          <w:lang w:val="pl-PL" w:eastAsia="en-US" w:bidi="ar-SA"/>
-          <w14:ligatures w14:val="standardContextual"/>
-        </w:rPr>
-      </w:pPr>
-      <w:r>
-        <w:rPr>
-          <w:rFonts w:hint="default" w:ascii="Calibri Light" w:hAnsi="Calibri Light" w:eastAsia="等线 Light" w:cs="Times New Roman"/>
-          <w:color w:val="2F5496"/>
-          <w:kern w:val="2"/>
-          <w:sz w:val="32"/>
-          <w:szCs w:val="32"/>
-          <w:lang w:val="pl-PL" w:eastAsia="en-US" w:bidi="ar-SA"/>
-          <w14:ligatures w14:val="standardContextual"/>
-        </w:rPr>
-        <w:br w:type="page"/>
-      </w:r>
-    </w:p>
-    <w:p>
-      <w:pPr>
-        <w:numPr>
-          <w:ilvl w:val="0"/>
-          <w:numId w:val="0"/>
-        </w:numPr>
-        <w:ind w:leftChars="0"/>
+    </w:p>
+    <w:p>
+      <w:pPr>
         <w:rPr>
           <w:rFonts w:hint="default" w:ascii="Calibri Light" w:hAnsi="Calibri Light" w:eastAsia="等线 Light" w:cs="Times New Roman"/>
           <w:color w:val="2F5496"/>
@@ -2973,8 +3274,8 @@
         </w:tblCellMar>
       </w:tblPr>
       <w:tblGrid>
-        <w:gridCol w:w="3560"/>
-        <w:gridCol w:w="3560"/>
+        <w:gridCol w:w="2417"/>
+        <w:gridCol w:w="4703"/>
         <w:gridCol w:w="3560"/>
       </w:tblGrid>
       <w:tr>
@@ -2996,7 +3297,7 @@
         </w:tblPrEx>
         <w:tc>
           <w:tcPr>
-            <w:tcW w:w="3560" w:type="dxa"/>
+            <w:tcW w:w="2417" w:type="dxa"/>
           </w:tcPr>
           <w:p>
             <w:pPr>
@@ -3030,7 +3331,7 @@
         </w:tc>
         <w:tc>
           <w:tcPr>
-            <w:tcW w:w="3560" w:type="dxa"/>
+            <w:tcW w:w="4703" w:type="dxa"/>
           </w:tcPr>
           <w:p>
             <w:pPr>
@@ -3116,7 +3417,7 @@
         </w:tblPrEx>
         <w:tc>
           <w:tcPr>
-            <w:tcW w:w="3560" w:type="dxa"/>
+            <w:tcW w:w="2417" w:type="dxa"/>
           </w:tcPr>
           <w:p>
             <w:pPr>
@@ -3150,7 +3451,7 @@
         </w:tc>
         <w:tc>
           <w:tcPr>
-            <w:tcW w:w="3560" w:type="dxa"/>
+            <w:tcW w:w="4703" w:type="dxa"/>
           </w:tcPr>
           <w:p>
             <w:pPr>
@@ -3266,7 +3567,7 @@
         </w:tblPrEx>
         <w:tc>
           <w:tcPr>
-            <w:tcW w:w="3560" w:type="dxa"/>
+            <w:tcW w:w="2417" w:type="dxa"/>
           </w:tcPr>
           <w:p>
             <w:pPr>
@@ -3300,7 +3601,7 @@
         </w:tc>
         <w:tc>
           <w:tcPr>
-            <w:tcW w:w="3560" w:type="dxa"/>
+            <w:tcW w:w="4703" w:type="dxa"/>
           </w:tcPr>
           <w:p>
             <w:pPr>
@@ -3415,7 +3716,7 @@
         </w:tblPrEx>
         <w:tc>
           <w:tcPr>
-            <w:tcW w:w="3560" w:type="dxa"/>
+            <w:tcW w:w="2417" w:type="dxa"/>
           </w:tcPr>
           <w:p>
             <w:pPr>
@@ -3449,7 +3750,7 @@
         </w:tc>
         <w:tc>
           <w:tcPr>
-            <w:tcW w:w="3560" w:type="dxa"/>
+            <w:tcW w:w="4703" w:type="dxa"/>
           </w:tcPr>
           <w:p>
             <w:pPr>
@@ -3574,7 +3875,7 @@
         </w:tblPrEx>
         <w:tc>
           <w:tcPr>
-            <w:tcW w:w="3560" w:type="dxa"/>
+            <w:tcW w:w="2417" w:type="dxa"/>
           </w:tcPr>
           <w:p>
             <w:pPr>
@@ -3608,7 +3909,7 @@
         </w:tc>
         <w:tc>
           <w:tcPr>
-            <w:tcW w:w="3560" w:type="dxa"/>
+            <w:tcW w:w="4703" w:type="dxa"/>
           </w:tcPr>
           <w:p>
             <w:pPr>
@@ -3723,7 +4024,7 @@
         </w:tblPrEx>
         <w:tc>
           <w:tcPr>
-            <w:tcW w:w="3560" w:type="dxa"/>
+            <w:tcW w:w="2417" w:type="dxa"/>
           </w:tcPr>
           <w:p>
             <w:pPr>
@@ -3757,7 +4058,7 @@
         </w:tc>
         <w:tc>
           <w:tcPr>
-            <w:tcW w:w="3560" w:type="dxa"/>
+            <w:tcW w:w="4703" w:type="dxa"/>
           </w:tcPr>
           <w:p>
             <w:pPr>
@@ -3872,7 +4173,7 @@
         </w:tblPrEx>
         <w:tc>
           <w:tcPr>
-            <w:tcW w:w="3560" w:type="dxa"/>
+            <w:tcW w:w="2417" w:type="dxa"/>
           </w:tcPr>
           <w:p>
             <w:pPr>
@@ -3906,7 +4207,7 @@
         </w:tc>
         <w:tc>
           <w:tcPr>
-            <w:tcW w:w="3560" w:type="dxa"/>
+            <w:tcW w:w="4703" w:type="dxa"/>
           </w:tcPr>
           <w:p>
             <w:pPr>
@@ -4015,18 +4316,19 @@
           <w14:ligatures w14:val="standardContextual"/>
         </w:rPr>
       </w:pPr>
-      <w:r>
-        <w:rPr>
-          <w:rFonts w:hint="default" w:ascii="Calibri" w:hAnsi="Calibri" w:eastAsia="等线 Light" w:cs="Calibri"/>
-          <w:color w:val="auto"/>
+    </w:p>
+    <w:p>
+      <w:pPr>
+        <w:rPr>
+          <w:rFonts w:hint="default" w:ascii="Calibri Light" w:hAnsi="Calibri Light" w:eastAsia="等线 Light" w:cs="Times New Roman"/>
+          <w:color w:val="2F5496"/>
           <w:kern w:val="2"/>
-          <w:sz w:val="28"/>
-          <w:szCs w:val="28"/>
+          <w:sz w:val="32"/>
+          <w:szCs w:val="32"/>
           <w:lang w:val="pl-PL" w:eastAsia="en-US" w:bidi="ar-SA"/>
           <w14:ligatures w14:val="standardContextual"/>
         </w:rPr>
-        <w:br w:type="page"/>
-      </w:r>
+      </w:pPr>
       <w:r>
         <w:rPr>
           <w:rFonts w:hint="default" w:ascii="Calibri Light" w:hAnsi="Calibri Light" w:eastAsia="等线 Light" w:cs="Times New Roman"/>
@@ -4315,11 +4617,19 @@
       <w:pPr>
         <w:rPr>
           <w:rFonts w:hint="default" w:ascii="Calibri Light" w:hAnsi="Calibri Light" w:eastAsia="等线 Light" w:cs="Times New Roman"/>
-          <w:color w:val="2F5496"/>
+          <w:color w:val="F4B183" w:themeColor="accent2" w:themeTint="99"/>
           <w:kern w:val="2"/>
-          <w:sz w:val="32"/>
-          <w:szCs w:val="32"/>
+          <w:sz w:val="28"/>
+          <w:szCs w:val="28"/>
           <w:lang w:val="pl-PL" w:eastAsia="en-US" w:bidi="ar-SA"/>
+          <w14:textFill>
+            <w14:solidFill>
+              <w14:schemeClr w14:val="accent2">
+                <w14:lumMod w14:val="60000"/>
+                <w14:lumOff w14:val="40000"/>
+              </w14:schemeClr>
+            </w14:solidFill>
+          </w14:textFill>
           <w14:ligatures w14:val="standardContextual"/>
         </w:rPr>
       </w:pPr>
@@ -5220,21 +5530,338 @@
           </w:p>
         </w:tc>
       </w:tr>
+      <w:tr>
+        <w:tblPrEx>
+          <w:tblBorders>
+            <w:top w:val="single" w:color="auto" w:sz="4" w:space="0"/>
+            <w:left w:val="single" w:color="auto" w:sz="4" w:space="0"/>
+            <w:bottom w:val="single" w:color="auto" w:sz="4" w:space="0"/>
+            <w:right w:val="single" w:color="auto" w:sz="4" w:space="0"/>
+            <w:insideH w:val="single" w:color="auto" w:sz="4" w:space="0"/>
+            <w:insideV w:val="single" w:color="auto" w:sz="4" w:space="0"/>
+          </w:tblBorders>
+          <w:tblCellMar>
+            <w:top w:w="0" w:type="dxa"/>
+            <w:left w:w="108" w:type="dxa"/>
+            <w:bottom w:w="0" w:type="dxa"/>
+            <w:right w:w="108" w:type="dxa"/>
+          </w:tblCellMar>
+        </w:tblPrEx>
+        <w:tc>
+          <w:tcPr>
+            <w:tcW w:w="5341" w:type="dxa"/>
+          </w:tcPr>
+          <w:p>
+            <w:pPr>
+              <w:widowControl w:val="0"/>
+              <w:jc w:val="both"/>
+              <w:rPr>
+                <w:rFonts w:hint="default" w:ascii="Calibri" w:hAnsi="Calibri" w:eastAsia="等线 Light" w:cs="Calibri"/>
+                <w:color w:val="auto"/>
+                <w:kern w:val="2"/>
+                <w:sz w:val="28"/>
+                <w:szCs w:val="28"/>
+                <w:vertAlign w:val="baseline"/>
+                <w:lang w:val="pl-PL" w:eastAsia="en-US" w:bidi="ar-SA"/>
+                <w14:ligatures w14:val="standardContextual"/>
+              </w:rPr>
+            </w:pPr>
+            <w:r>
+              <w:rPr>
+                <w:sz w:val="28"/>
+                <w:szCs w:val="28"/>
+              </w:rPr>
+              <w:t>Mortal Clicker</w:t>
+            </w:r>
+          </w:p>
+        </w:tc>
+        <w:tc>
+          <w:tcPr>
+            <w:tcW w:w="5341" w:type="dxa"/>
+          </w:tcPr>
+          <w:p>
+            <w:pPr>
+              <w:widowControl w:val="0"/>
+              <w:jc w:val="both"/>
+              <w:rPr>
+                <w:rFonts w:hint="default" w:ascii="Calibri" w:hAnsi="Calibri" w:eastAsia="等线 Light" w:cs="Calibri"/>
+                <w:color w:val="auto"/>
+                <w:kern w:val="2"/>
+                <w:sz w:val="28"/>
+                <w:szCs w:val="28"/>
+                <w:vertAlign w:val="baseline"/>
+                <w:lang w:val="pl-PL" w:eastAsia="en-US" w:bidi="ar-SA"/>
+                <w14:ligatures w14:val="standardContextual"/>
+              </w:rPr>
+            </w:pPr>
+            <w:r>
+              <w:rPr>
+                <w:sz w:val="28"/>
+                <w:szCs w:val="28"/>
+              </w:rPr>
+              <w:t xml:space="preserve">Każdy kolejny </w:t>
+            </w:r>
+            <w:r>
+              <w:rPr>
+                <w:rFonts w:hint="default"/>
+                <w:sz w:val="28"/>
+                <w:szCs w:val="28"/>
+                <w:lang w:val="pl-PL"/>
+              </w:rPr>
+              <w:t>S</w:t>
+            </w:r>
+            <w:r>
+              <w:rPr>
+                <w:sz w:val="28"/>
+                <w:szCs w:val="28"/>
+              </w:rPr>
+              <w:t xml:space="preserve">kill </w:t>
+            </w:r>
+            <w:r>
+              <w:rPr>
+                <w:rFonts w:hint="default"/>
+                <w:sz w:val="28"/>
+                <w:szCs w:val="28"/>
+                <w:lang w:val="pl-PL"/>
+              </w:rPr>
+              <w:t>C</w:t>
+            </w:r>
+            <w:r>
+              <w:rPr>
+                <w:sz w:val="28"/>
+                <w:szCs w:val="28"/>
+              </w:rPr>
+              <w:t xml:space="preserve">heck </w:t>
+            </w:r>
+            <w:r>
+              <w:rPr>
+                <w:rFonts w:hint="default"/>
+                <w:sz w:val="28"/>
+                <w:szCs w:val="28"/>
+                <w:lang w:val="pl-PL"/>
+              </w:rPr>
+              <w:t>się kumuluje</w:t>
+            </w:r>
+            <w:r>
+              <w:rPr>
+                <w:sz w:val="28"/>
+                <w:szCs w:val="28"/>
+              </w:rPr>
+              <w:t>. Im większ</w:t>
+            </w:r>
+            <w:r>
+              <w:rPr>
+                <w:rFonts w:hint="default"/>
+                <w:sz w:val="28"/>
+                <w:szCs w:val="28"/>
+                <w:lang w:val="pl-PL"/>
+              </w:rPr>
+              <w:t>a</w:t>
+            </w:r>
+            <w:r>
+              <w:rPr>
+                <w:sz w:val="28"/>
+                <w:szCs w:val="28"/>
+              </w:rPr>
+              <w:t xml:space="preserve"> </w:t>
+            </w:r>
+            <w:r>
+              <w:rPr>
+                <w:rFonts w:hint="default"/>
+                <w:sz w:val="28"/>
+                <w:szCs w:val="28"/>
+                <w:lang w:val="pl-PL"/>
+              </w:rPr>
+              <w:t>kumulacja,</w:t>
+            </w:r>
+            <w:r>
+              <w:rPr>
+                <w:sz w:val="28"/>
+                <w:szCs w:val="28"/>
+              </w:rPr>
+              <w:t xml:space="preserve"> tym więcej punktów za klik</w:t>
+            </w:r>
+            <w:r>
+              <w:rPr>
+                <w:rFonts w:hint="default"/>
+                <w:sz w:val="28"/>
+                <w:szCs w:val="28"/>
+                <w:lang w:val="pl-PL"/>
+              </w:rPr>
+              <w:t>. Resetuje się po nieudanym Skill Checku</w:t>
+            </w:r>
+          </w:p>
+        </w:tc>
+      </w:tr>
+      <w:tr>
+        <w:tblPrEx>
+          <w:tblBorders>
+            <w:top w:val="single" w:color="auto" w:sz="4" w:space="0"/>
+            <w:left w:val="single" w:color="auto" w:sz="4" w:space="0"/>
+            <w:bottom w:val="single" w:color="auto" w:sz="4" w:space="0"/>
+            <w:right w:val="single" w:color="auto" w:sz="4" w:space="0"/>
+            <w:insideH w:val="single" w:color="auto" w:sz="4" w:space="0"/>
+            <w:insideV w:val="single" w:color="auto" w:sz="4" w:space="0"/>
+          </w:tblBorders>
+          <w:tblCellMar>
+            <w:top w:w="0" w:type="dxa"/>
+            <w:left w:w="108" w:type="dxa"/>
+            <w:bottom w:w="0" w:type="dxa"/>
+            <w:right w:w="108" w:type="dxa"/>
+          </w:tblCellMar>
+        </w:tblPrEx>
+        <w:tc>
+          <w:tcPr>
+            <w:tcW w:w="5341" w:type="dxa"/>
+          </w:tcPr>
+          <w:p>
+            <w:pPr>
+              <w:widowControl w:val="0"/>
+              <w:jc w:val="both"/>
+              <w:rPr>
+                <w:rFonts w:hint="default" w:ascii="Calibri" w:hAnsi="Calibri" w:eastAsia="等线 Light" w:cs="Calibri"/>
+                <w:color w:val="auto"/>
+                <w:kern w:val="2"/>
+                <w:sz w:val="28"/>
+                <w:szCs w:val="28"/>
+                <w:vertAlign w:val="baseline"/>
+                <w:lang w:val="pl-PL" w:eastAsia="en-US" w:bidi="ar-SA"/>
+                <w14:ligatures w14:val="standardContextual"/>
+              </w:rPr>
+            </w:pPr>
+            <w:r>
+              <w:rPr>
+                <w:rFonts w:hint="default" w:ascii="Calibri" w:hAnsi="Calibri" w:eastAsia="等线 Light" w:cs="Calibri"/>
+                <w:color w:val="auto"/>
+                <w:kern w:val="2"/>
+                <w:sz w:val="28"/>
+                <w:szCs w:val="28"/>
+                <w:vertAlign w:val="baseline"/>
+                <w:lang w:val="pl-PL" w:eastAsia="en-US" w:bidi="ar-SA"/>
+                <w14:ligatures w14:val="standardContextual"/>
+              </w:rPr>
+              <w:t>Champion of Clicks</w:t>
+            </w:r>
+          </w:p>
+        </w:tc>
+        <w:tc>
+          <w:tcPr>
+            <w:tcW w:w="5341" w:type="dxa"/>
+          </w:tcPr>
+          <w:p>
+            <w:pPr>
+              <w:widowControl w:val="0"/>
+              <w:jc w:val="both"/>
+              <w:rPr>
+                <w:rFonts w:hint="default" w:ascii="Calibri" w:hAnsi="Calibri" w:eastAsia="等线 Light" w:cs="Calibri"/>
+                <w:color w:val="auto"/>
+                <w:kern w:val="2"/>
+                <w:sz w:val="28"/>
+                <w:szCs w:val="28"/>
+                <w:vertAlign w:val="baseline"/>
+                <w:lang w:val="pl-PL" w:eastAsia="en-US" w:bidi="ar-SA"/>
+                <w14:ligatures w14:val="standardContextual"/>
+              </w:rPr>
+            </w:pPr>
+            <w:r>
+              <w:rPr>
+                <w:rFonts w:hint="default" w:ascii="Calibri" w:hAnsi="Calibri" w:eastAsia="等线 Light" w:cs="Calibri"/>
+                <w:color w:val="auto"/>
+                <w:kern w:val="2"/>
+                <w:sz w:val="28"/>
+                <w:szCs w:val="28"/>
+                <w:vertAlign w:val="baseline"/>
+                <w:lang w:val="pl-PL" w:eastAsia="en-US" w:bidi="ar-SA"/>
+                <w14:ligatures w14:val="standardContextual"/>
+              </w:rPr>
+              <w:t>Po trzech udanych Skill Checkach pod rząd, zwiększa chwilowo szansę na krytyczne kliknięcie do 100%.</w:t>
+            </w:r>
+          </w:p>
+        </w:tc>
+      </w:tr>
     </w:tbl>
     <w:p>
       <w:pPr>
         <w:rPr>
+          <w:rFonts w:hint="default" w:ascii="Calibri Light" w:hAnsi="Calibri Light" w:eastAsia="等线 Light" w:cs="Times New Roman"/>
+          <w:color w:val="F4B183" w:themeColor="accent2" w:themeTint="99"/>
+          <w:kern w:val="2"/>
           <w:sz w:val="28"/>
           <w:szCs w:val="28"/>
-        </w:rPr>
-      </w:pPr>
-      <w:r>
-        <w:rPr>
+          <w:lang w:val="pl-PL" w:eastAsia="en-US" w:bidi="ar-SA"/>
+          <w14:textFill>
+            <w14:solidFill>
+              <w14:schemeClr w14:val="accent2">
+                <w14:lumMod w14:val="60000"/>
+                <w14:lumOff w14:val="40000"/>
+              </w14:schemeClr>
+            </w14:solidFill>
+          </w14:textFill>
+          <w14:ligatures w14:val="standardContextual"/>
+        </w:rPr>
+      </w:pPr>
+    </w:p>
+    <w:p>
+      <w:pPr>
+        <w:rPr>
+          <w:rFonts w:hint="default" w:ascii="Calibri Light" w:hAnsi="Calibri Light" w:eastAsia="等线 Light" w:cs="Times New Roman"/>
+          <w:color w:val="F4B183" w:themeColor="accent2" w:themeTint="99"/>
+          <w:kern w:val="2"/>
           <w:sz w:val="28"/>
           <w:szCs w:val="28"/>
-        </w:rPr>
-        <w:br w:type="page"/>
+          <w:lang w:val="pl-PL" w:eastAsia="en-US" w:bidi="ar-SA"/>
+          <w14:textFill>
+            <w14:solidFill>
+              <w14:schemeClr w14:val="accent2">
+                <w14:lumMod w14:val="60000"/>
+                <w14:lumOff w14:val="40000"/>
+              </w14:schemeClr>
+            </w14:solidFill>
+          </w14:textFill>
+          <w14:ligatures w14:val="standardContextual"/>
+        </w:rPr>
+      </w:pPr>
+      <w:r>
+        <w:rPr>
+          <w:rFonts w:hint="default" w:ascii="Calibri Light" w:hAnsi="Calibri Light" w:eastAsia="等线 Light" w:cs="Times New Roman"/>
+          <w:color w:val="F4B183" w:themeColor="accent2" w:themeTint="99"/>
+          <w:kern w:val="2"/>
+          <w:sz w:val="28"/>
+          <w:szCs w:val="28"/>
+          <w:lang w:val="pl-PL" w:eastAsia="en-US" w:bidi="ar-SA"/>
+          <w14:textFill>
+            <w14:solidFill>
+              <w14:schemeClr w14:val="accent2">
+                <w14:lumMod w14:val="60000"/>
+                <w14:lumOff w14:val="40000"/>
+              </w14:schemeClr>
+            </w14:solidFill>
+          </w14:textFill>
+          <w14:ligatures w14:val="standardContextual"/>
+        </w:rPr>
+        <w:t>Automatron</w:t>
       </w:r>
+    </w:p>
+    <w:p>
+      <w:pPr>
+        <w:rPr>
+          <w:rFonts w:hint="default" w:ascii="Calibri Light" w:hAnsi="Calibri Light" w:eastAsia="等线 Light" w:cs="Times New Roman"/>
+          <w:color w:val="F4B183" w:themeColor="accent2" w:themeTint="99"/>
+          <w:kern w:val="2"/>
+          <w:sz w:val="28"/>
+          <w:szCs w:val="28"/>
+          <w:lang w:val="pl-PL" w:eastAsia="en-US" w:bidi="ar-SA"/>
+          <w14:textFill>
+            <w14:solidFill>
+              <w14:schemeClr w14:val="accent2">
+                <w14:lumMod w14:val="60000"/>
+                <w14:lumOff w14:val="40000"/>
+              </w14:schemeClr>
+            </w14:solidFill>
+          </w14:textFill>
+          <w14:ligatures w14:val="standardContextual"/>
+        </w:rPr>
+      </w:pPr>
     </w:p>
     <w:tbl>
       <w:tblPr>
@@ -5299,10 +5926,16 @@
             </w:pPr>
             <w:r>
               <w:rPr>
-                <w:sz w:val="28"/>
-                <w:szCs w:val="28"/>
-              </w:rPr>
-              <w:t>Mortal Clicker</w:t>
+                <w:rFonts w:hint="default" w:ascii="Calibri" w:hAnsi="Calibri" w:eastAsia="等线 Light" w:cs="Calibri"/>
+                <w:color w:val="auto"/>
+                <w:kern w:val="2"/>
+                <w:sz w:val="28"/>
+                <w:szCs w:val="28"/>
+                <w:vertAlign w:val="baseline"/>
+                <w:lang w:val="pl-PL" w:eastAsia="en-US" w:bidi="ar-SA"/>
+                <w14:ligatures w14:val="standardContextual"/>
+              </w:rPr>
+              <w:t>Nazwa umiejętności</w:t>
             </w:r>
           </w:p>
         </w:tc>
@@ -5327,99 +5960,16 @@
             </w:pPr>
             <w:r>
               <w:rPr>
-                <w:sz w:val="28"/>
-                <w:szCs w:val="28"/>
-              </w:rPr>
-              <w:t xml:space="preserve">Każdy kolejny </w:t>
-            </w:r>
-            <w:r>
-              <w:rPr>
-                <w:rFonts w:hint="default"/>
-                <w:sz w:val="28"/>
-                <w:szCs w:val="28"/>
-                <w:lang w:val="pl-PL"/>
-              </w:rPr>
-              <w:t>S</w:t>
-            </w:r>
-            <w:r>
-              <w:rPr>
-                <w:sz w:val="28"/>
-                <w:szCs w:val="28"/>
-              </w:rPr>
-              <w:t xml:space="preserve">kill </w:t>
-            </w:r>
-            <w:r>
-              <w:rPr>
-                <w:rFonts w:hint="default"/>
-                <w:sz w:val="28"/>
-                <w:szCs w:val="28"/>
-                <w:lang w:val="pl-PL"/>
-              </w:rPr>
-              <w:t>C</w:t>
-            </w:r>
-            <w:r>
-              <w:rPr>
-                <w:sz w:val="28"/>
-                <w:szCs w:val="28"/>
-              </w:rPr>
-              <w:t xml:space="preserve">heck </w:t>
-            </w:r>
-            <w:r>
-              <w:rPr>
-                <w:rFonts w:hint="default"/>
-                <w:sz w:val="28"/>
-                <w:szCs w:val="28"/>
-                <w:lang w:val="pl-PL"/>
-              </w:rPr>
-              <w:t>się kumuluje</w:t>
-            </w:r>
-            <w:r>
-              <w:rPr>
-                <w:sz w:val="28"/>
-                <w:szCs w:val="28"/>
-              </w:rPr>
-              <w:t>. Im większ</w:t>
-            </w:r>
-            <w:r>
-              <w:rPr>
-                <w:rFonts w:hint="default"/>
-                <w:sz w:val="28"/>
-                <w:szCs w:val="28"/>
-                <w:lang w:val="pl-PL"/>
-              </w:rPr>
-              <w:t>a</w:t>
-            </w:r>
-            <w:r>
-              <w:rPr>
-                <w:sz w:val="28"/>
-                <w:szCs w:val="28"/>
-              </w:rPr>
-              <w:t xml:space="preserve"> </w:t>
-            </w:r>
-            <w:r>
-              <w:rPr>
-                <w:rFonts w:hint="default"/>
-                <w:sz w:val="28"/>
-                <w:szCs w:val="28"/>
-                <w:lang w:val="pl-PL"/>
-              </w:rPr>
-              <w:t>kumulacja,</w:t>
-            </w:r>
-            <w:r>
-              <w:rPr>
-                <w:sz w:val="28"/>
-                <w:szCs w:val="28"/>
-              </w:rPr>
-              <w:t xml:space="preserve"> tym więcej punktów za klik</w:t>
-            </w:r>
-            <w:r>
-              <w:rPr>
-                <w:rFonts w:hint="default"/>
-                <w:sz w:val="28"/>
-                <w:szCs w:val="28"/>
-                <w:lang w:val="pl-PL"/>
-              </w:rPr>
-              <w:t>. Resetuje się po nieudanym Skill Checku</w:t>
+                <w:rFonts w:hint="default" w:ascii="Calibri" w:hAnsi="Calibri" w:eastAsia="等线 Light" w:cs="Calibri"/>
+                <w:color w:val="auto"/>
+                <w:kern w:val="2"/>
+                <w:sz w:val="28"/>
+                <w:szCs w:val="28"/>
+                <w:vertAlign w:val="baseline"/>
+                <w:lang w:val="pl-PL" w:eastAsia="en-US" w:bidi="ar-SA"/>
+                <w14:ligatures w14:val="standardContextual"/>
+              </w:rPr>
+              <w:t>Opis efektu</w:t>
             </w:r>
           </w:p>
         </w:tc>
@@ -5444,34 +5994,36 @@
         <w:tc>
           <w:tcPr>
             <w:tcW w:w="5341" w:type="dxa"/>
-          </w:tcPr>
-          <w:p>
-            <w:pPr>
-              <w:widowControl w:val="0"/>
-              <w:jc w:val="both"/>
-              <w:rPr>
-                <w:rFonts w:hint="default" w:ascii="Calibri" w:hAnsi="Calibri" w:eastAsia="等线 Light" w:cs="Calibri"/>
-                <w:color w:val="auto"/>
-                <w:kern w:val="2"/>
-                <w:sz w:val="28"/>
-                <w:szCs w:val="28"/>
-                <w:vertAlign w:val="baseline"/>
-                <w:lang w:val="pl-PL" w:eastAsia="en-US" w:bidi="ar-SA"/>
-                <w14:ligatures w14:val="standardContextual"/>
-              </w:rPr>
-            </w:pPr>
-            <w:r>
-              <w:rPr>
-                <w:rFonts w:hint="default" w:ascii="Calibri" w:hAnsi="Calibri" w:eastAsia="等线 Light" w:cs="Calibri"/>
-                <w:color w:val="auto"/>
-                <w:kern w:val="2"/>
-                <w:sz w:val="28"/>
-                <w:szCs w:val="28"/>
-                <w:vertAlign w:val="baseline"/>
-                <w:lang w:val="pl-PL" w:eastAsia="en-US" w:bidi="ar-SA"/>
-                <w14:ligatures w14:val="standardContextual"/>
-              </w:rPr>
-              <w:t>Champion of Clicks</w:t>
+            <w:shd w:val="clear" w:color="auto" w:fill="auto"/>
+            <w:vAlign w:val="top"/>
+          </w:tcPr>
+          <w:p>
+            <w:pPr>
+              <w:widowControl w:val="0"/>
+              <w:jc w:val="both"/>
+              <w:rPr>
+                <w:rFonts w:hint="default" w:ascii="Calibri" w:hAnsi="Calibri" w:eastAsia="等线 Light" w:cs="Calibri"/>
+                <w:color w:val="auto"/>
+                <w:kern w:val="2"/>
+                <w:sz w:val="28"/>
+                <w:szCs w:val="28"/>
+                <w:vertAlign w:val="baseline"/>
+                <w:lang w:val="pl-PL" w:eastAsia="en-US" w:bidi="ar-SA"/>
+                <w14:ligatures w14:val="standardContextual"/>
+              </w:rPr>
+            </w:pPr>
+            <w:r>
+              <w:rPr>
+                <w:rFonts w:hint="default" w:ascii="Calibri" w:hAnsi="Calibri" w:eastAsia="等线 Light" w:cs="Calibri"/>
+                <w:color w:val="auto"/>
+                <w:kern w:val="2"/>
+                <w:sz w:val="28"/>
+                <w:szCs w:val="28"/>
+                <w:vertAlign w:val="baseline"/>
+                <w:lang w:val="pl-PL" w:eastAsia="en-US" w:bidi="ar-SA"/>
+                <w14:ligatures w14:val="standardContextual"/>
+              </w:rPr>
+              <w:t>Entrepreneur</w:t>
             </w:r>
           </w:p>
         </w:tc>
@@ -5505,223 +6057,7 @@
                 <w:lang w:val="pl-PL" w:eastAsia="en-US" w:bidi="ar-SA"/>
                 <w14:ligatures w14:val="standardContextual"/>
               </w:rPr>
-              <w:t>Po trzech udanych Skill Checkach pod rząd, zwiększa chwilowo szansę na krytyczne kliknięcie do 100%.</w:t>
-            </w:r>
-          </w:p>
-        </w:tc>
-      </w:tr>
-    </w:tbl>
-    <w:p>
-      <w:pPr>
-        <w:rPr>
-          <w:rFonts w:hint="default" w:ascii="Calibri Light" w:hAnsi="Calibri Light" w:eastAsia="等线 Light" w:cs="Times New Roman"/>
-          <w:color w:val="F4B183" w:themeColor="accent2" w:themeTint="99"/>
-          <w:kern w:val="2"/>
-          <w:sz w:val="28"/>
-          <w:szCs w:val="28"/>
-          <w:lang w:val="pl-PL" w:eastAsia="en-US" w:bidi="ar-SA"/>
-          <w14:textFill>
-            <w14:solidFill>
-              <w14:schemeClr w14:val="accent2">
-                <w14:lumMod w14:val="60000"/>
-                <w14:lumOff w14:val="40000"/>
-              </w14:schemeClr>
-            </w14:solidFill>
-          </w14:textFill>
-          <w14:ligatures w14:val="standardContextual"/>
-        </w:rPr>
-      </w:pPr>
-    </w:p>
-    <w:p>
-      <w:pPr>
-        <w:rPr>
-          <w:rFonts w:hint="default" w:ascii="Calibri Light" w:hAnsi="Calibri Light" w:eastAsia="等线 Light" w:cs="Times New Roman"/>
-          <w:color w:val="F4B183" w:themeColor="accent2" w:themeTint="99"/>
-          <w:kern w:val="2"/>
-          <w:sz w:val="28"/>
-          <w:szCs w:val="28"/>
-          <w:lang w:val="pl-PL" w:eastAsia="en-US" w:bidi="ar-SA"/>
-          <w14:textFill>
-            <w14:solidFill>
-              <w14:schemeClr w14:val="accent2">
-                <w14:lumMod w14:val="60000"/>
-                <w14:lumOff w14:val="40000"/>
-              </w14:schemeClr>
-            </w14:solidFill>
-          </w14:textFill>
-          <w14:ligatures w14:val="standardContextual"/>
-        </w:rPr>
-      </w:pPr>
-    </w:p>
-    <w:p>
-      <w:pPr>
-        <w:rPr>
-          <w:rFonts w:hint="default" w:ascii="Calibri Light" w:hAnsi="Calibri Light" w:eastAsia="等线 Light" w:cs="Times New Roman"/>
-          <w:color w:val="F4B183" w:themeColor="accent2" w:themeTint="99"/>
-          <w:kern w:val="2"/>
-          <w:sz w:val="28"/>
-          <w:szCs w:val="28"/>
-          <w:lang w:val="pl-PL" w:eastAsia="en-US" w:bidi="ar-SA"/>
-          <w14:textFill>
-            <w14:solidFill>
-              <w14:schemeClr w14:val="accent2">
-                <w14:lumMod w14:val="60000"/>
-                <w14:lumOff w14:val="40000"/>
-              </w14:schemeClr>
-            </w14:solidFill>
-          </w14:textFill>
-          <w14:ligatures w14:val="standardContextual"/>
-        </w:rPr>
-      </w:pPr>
-      <w:r>
-        <w:rPr>
-          <w:rFonts w:hint="default" w:ascii="Calibri Light" w:hAnsi="Calibri Light" w:eastAsia="等线 Light" w:cs="Times New Roman"/>
-          <w:color w:val="F4B183" w:themeColor="accent2" w:themeTint="99"/>
-          <w:kern w:val="2"/>
-          <w:sz w:val="28"/>
-          <w:szCs w:val="28"/>
-          <w:lang w:val="pl-PL" w:eastAsia="en-US" w:bidi="ar-SA"/>
-          <w14:textFill>
-            <w14:solidFill>
-              <w14:schemeClr w14:val="accent2">
-                <w14:lumMod w14:val="60000"/>
-                <w14:lumOff w14:val="40000"/>
-              </w14:schemeClr>
-            </w14:solidFill>
-          </w14:textFill>
-          <w14:ligatures w14:val="standardContextual"/>
-        </w:rPr>
-        <w:t>Automatron</w:t>
-      </w:r>
-    </w:p>
-    <w:p>
-      <w:pPr>
-        <w:rPr>
-          <w:rFonts w:hint="default" w:ascii="Calibri Light" w:hAnsi="Calibri Light" w:eastAsia="等线 Light" w:cs="Times New Roman"/>
-          <w:color w:val="F4B183" w:themeColor="accent2" w:themeTint="99"/>
-          <w:kern w:val="2"/>
-          <w:sz w:val="28"/>
-          <w:szCs w:val="28"/>
-          <w:lang w:val="pl-PL" w:eastAsia="en-US" w:bidi="ar-SA"/>
-          <w14:textFill>
-            <w14:solidFill>
-              <w14:schemeClr w14:val="accent2">
-                <w14:lumMod w14:val="60000"/>
-                <w14:lumOff w14:val="40000"/>
-              </w14:schemeClr>
-            </w14:solidFill>
-          </w14:textFill>
-          <w14:ligatures w14:val="standardContextual"/>
-        </w:rPr>
-      </w:pPr>
-    </w:p>
-    <w:tbl>
-      <w:tblPr>
-        <w:tblStyle w:val="7"/>
-        <w:tblW w:w="0" w:type="auto"/>
-        <w:tblInd w:w="0" w:type="dxa"/>
-        <w:tblBorders>
-          <w:top w:val="single" w:color="auto" w:sz="4" w:space="0"/>
-          <w:left w:val="single" w:color="auto" w:sz="4" w:space="0"/>
-          <w:bottom w:val="single" w:color="auto" w:sz="4" w:space="0"/>
-          <w:right w:val="single" w:color="auto" w:sz="4" w:space="0"/>
-          <w:insideH w:val="single" w:color="auto" w:sz="4" w:space="0"/>
-          <w:insideV w:val="single" w:color="auto" w:sz="4" w:space="0"/>
-        </w:tblBorders>
-        <w:tblLayout w:type="autofit"/>
-        <w:tblCellMar>
-          <w:top w:w="0" w:type="dxa"/>
-          <w:left w:w="108" w:type="dxa"/>
-          <w:bottom w:w="0" w:type="dxa"/>
-          <w:right w:w="108" w:type="dxa"/>
-        </w:tblCellMar>
-      </w:tblPr>
-      <w:tblGrid>
-        <w:gridCol w:w="5341"/>
-        <w:gridCol w:w="5341"/>
-      </w:tblGrid>
-      <w:tr>
-        <w:tblPrEx>
-          <w:tblBorders>
-            <w:top w:val="single" w:color="auto" w:sz="4" w:space="0"/>
-            <w:left w:val="single" w:color="auto" w:sz="4" w:space="0"/>
-            <w:bottom w:val="single" w:color="auto" w:sz="4" w:space="0"/>
-            <w:right w:val="single" w:color="auto" w:sz="4" w:space="0"/>
-            <w:insideH w:val="single" w:color="auto" w:sz="4" w:space="0"/>
-            <w:insideV w:val="single" w:color="auto" w:sz="4" w:space="0"/>
-          </w:tblBorders>
-          <w:tblCellMar>
-            <w:top w:w="0" w:type="dxa"/>
-            <w:left w:w="108" w:type="dxa"/>
-            <w:bottom w:w="0" w:type="dxa"/>
-            <w:right w:w="108" w:type="dxa"/>
-          </w:tblCellMar>
-        </w:tblPrEx>
-        <w:tc>
-          <w:tcPr>
-            <w:tcW w:w="5341" w:type="dxa"/>
-          </w:tcPr>
-          <w:p>
-            <w:pPr>
-              <w:widowControl w:val="0"/>
-              <w:jc w:val="both"/>
-              <w:rPr>
-                <w:rFonts w:hint="default" w:ascii="Calibri" w:hAnsi="Calibri" w:eastAsia="等线 Light" w:cs="Calibri"/>
-                <w:color w:val="auto"/>
-                <w:kern w:val="2"/>
-                <w:sz w:val="28"/>
-                <w:szCs w:val="28"/>
-                <w:vertAlign w:val="baseline"/>
-                <w:lang w:val="pl-PL" w:eastAsia="en-US" w:bidi="ar-SA"/>
-                <w14:ligatures w14:val="standardContextual"/>
-              </w:rPr>
-            </w:pPr>
-            <w:r>
-              <w:rPr>
-                <w:rFonts w:hint="default" w:ascii="Calibri" w:hAnsi="Calibri" w:eastAsia="等线 Light" w:cs="Calibri"/>
-                <w:color w:val="auto"/>
-                <w:kern w:val="2"/>
-                <w:sz w:val="28"/>
-                <w:szCs w:val="28"/>
-                <w:vertAlign w:val="baseline"/>
-                <w:lang w:val="pl-PL" w:eastAsia="en-US" w:bidi="ar-SA"/>
-                <w14:ligatures w14:val="standardContextual"/>
-              </w:rPr>
-              <w:t>Nazwa umiejętności</w:t>
-            </w:r>
-          </w:p>
-        </w:tc>
-        <w:tc>
-          <w:tcPr>
-            <w:tcW w:w="5341" w:type="dxa"/>
-          </w:tcPr>
-          <w:p>
-            <w:pPr>
-              <w:widowControl w:val="0"/>
-              <w:jc w:val="both"/>
-              <w:rPr>
-                <w:rFonts w:hint="default" w:ascii="Calibri" w:hAnsi="Calibri" w:eastAsia="等线 Light" w:cs="Calibri"/>
-                <w:color w:val="auto"/>
-                <w:kern w:val="2"/>
-                <w:sz w:val="28"/>
-                <w:szCs w:val="28"/>
-                <w:vertAlign w:val="baseline"/>
-                <w:lang w:val="pl-PL" w:eastAsia="en-US" w:bidi="ar-SA"/>
-                <w14:ligatures w14:val="standardContextual"/>
-              </w:rPr>
-            </w:pPr>
-            <w:r>
-              <w:rPr>
-                <w:rFonts w:hint="default" w:ascii="Calibri" w:hAnsi="Calibri" w:eastAsia="等线 Light" w:cs="Calibri"/>
-                <w:color w:val="auto"/>
-                <w:kern w:val="2"/>
-                <w:sz w:val="28"/>
-                <w:szCs w:val="28"/>
-                <w:vertAlign w:val="baseline"/>
-                <w:lang w:val="pl-PL" w:eastAsia="en-US" w:bidi="ar-SA"/>
-                <w14:ligatures w14:val="standardContextual"/>
-              </w:rPr>
-              <w:t>Opis efektu</w:t>
+              <w:t>Zwiększa ilość zdobywanych zasobów przez fabryki w zależności od ilości zakupionych fabryk. (Im więcej fabryk tym większy zysk zasobów)</w:t>
             </w:r>
           </w:p>
         </w:tc>
@@ -5775,7 +6111,7 @@
                 <w:lang w:val="pl-PL" w:eastAsia="en-US" w:bidi="ar-SA"/>
                 <w14:ligatures w14:val="standardContextual"/>
               </w:rPr>
-              <w:t>Entrepreneur</w:t>
+              <w:t>Push to the limit</w:t>
             </w:r>
           </w:p>
         </w:tc>
@@ -5809,7 +6145,7 @@
                 <w:lang w:val="pl-PL" w:eastAsia="en-US" w:bidi="ar-SA"/>
                 <w14:ligatures w14:val="standardContextual"/>
               </w:rPr>
-              <w:t>Zwiększa ilość zdobywanych zasobów przez fabryki w zależności od ilości zakupionych fabryk. (Im więcej fabryk tym większy zysk zasobów)</w:t>
+              <w:t>Dodatkowo zwiększa limit zasobów.</w:t>
             </w:r>
           </w:p>
         </w:tc>
@@ -5863,7 +6199,7 @@
                 <w:lang w:val="pl-PL" w:eastAsia="en-US" w:bidi="ar-SA"/>
                 <w14:ligatures w14:val="standardContextual"/>
               </w:rPr>
-              <w:t>Push to the limit</w:t>
+              <w:t>Reaction Test</w:t>
             </w:r>
           </w:p>
         </w:tc>
@@ -5897,7 +6233,7 @@
                 <w:lang w:val="pl-PL" w:eastAsia="en-US" w:bidi="ar-SA"/>
                 <w14:ligatures w14:val="standardContextual"/>
               </w:rPr>
-              <w:t>Dodatkowo zwiększa limit zasobów.</w:t>
+              <w:t>Skill Checki mogą pojawić się losowo w czasie, zamiast przy kliknięciach.</w:t>
             </w:r>
           </w:p>
         </w:tc>
@@ -5951,7 +6287,7 @@
                 <w:lang w:val="pl-PL" w:eastAsia="en-US" w:bidi="ar-SA"/>
                 <w14:ligatures w14:val="standardContextual"/>
               </w:rPr>
-              <w:t>Reaction Test</w:t>
+              <w:t>Unskilled Predator</w:t>
             </w:r>
           </w:p>
         </w:tc>
@@ -5985,7 +6321,7 @@
                 <w:lang w:val="pl-PL" w:eastAsia="en-US" w:bidi="ar-SA"/>
                 <w14:ligatures w14:val="standardContextual"/>
               </w:rPr>
-              <w:t>Skill Checki mogą pojawić się losowo w czasie, zamiast przy kliknięciach.</w:t>
+              <w:t>Nieudany Skill Check zwiększa zdobywanie zasobów z fabryk.</w:t>
             </w:r>
           </w:p>
         </w:tc>
@@ -6039,7 +6375,7 @@
                 <w:lang w:val="pl-PL" w:eastAsia="en-US" w:bidi="ar-SA"/>
                 <w14:ligatures w14:val="standardContextual"/>
               </w:rPr>
-              <w:t>Unskilled Predator</w:t>
+              <w:t>One for Everyone</w:t>
             </w:r>
           </w:p>
         </w:tc>
@@ -6073,7 +6409,7 @@
                 <w:lang w:val="pl-PL" w:eastAsia="en-US" w:bidi="ar-SA"/>
                 <w14:ligatures w14:val="standardContextual"/>
               </w:rPr>
-              <w:t>Nieudany Skill Check zwiększa zdobywanie zasobów z fabryk.</w:t>
+              <w:t>Znacząco zwiększa zdobywanie zasobów wszystkich fabryk.</w:t>
             </w:r>
           </w:p>
         </w:tc>
@@ -6127,7 +6463,7 @@
                 <w:lang w:val="pl-PL" w:eastAsia="en-US" w:bidi="ar-SA"/>
                 <w14:ligatures w14:val="standardContextual"/>
               </w:rPr>
-              <w:t>One for Everyone</w:t>
+              <w:t>What Eyes Don’t See</w:t>
             </w:r>
           </w:p>
         </w:tc>
@@ -6161,7 +6497,7 @@
                 <w:lang w:val="pl-PL" w:eastAsia="en-US" w:bidi="ar-SA"/>
                 <w14:ligatures w14:val="standardContextual"/>
               </w:rPr>
-              <w:t>Znacząco zwiększa zdobywanie zasobów wszystkich fabryk.</w:t>
+              <w:t>Fabryki z wszystkich lokalizacji oprócz obecnej mają zwiększone zdobywanie zasobów.</w:t>
             </w:r>
           </w:p>
         </w:tc>
@@ -6215,7 +6551,7 @@
                 <w:lang w:val="pl-PL" w:eastAsia="en-US" w:bidi="ar-SA"/>
                 <w14:ligatures w14:val="standardContextual"/>
               </w:rPr>
-              <w:t>What Eyes Don’t See</w:t>
+              <w:t>Passive Agressive</w:t>
             </w:r>
           </w:p>
         </w:tc>
@@ -6249,7 +6585,7 @@
                 <w:lang w:val="pl-PL" w:eastAsia="en-US" w:bidi="ar-SA"/>
                 <w14:ligatures w14:val="standardContextual"/>
               </w:rPr>
-              <w:t>Fabryki z wszystkich lokalizacji oprócz obecnej mają zwiększone zdobywanie zasobów.</w:t>
+              <w:t>Nakłada efekt zwiększonego z czasem wydobywania dla obecnej fabryki, gdy gracz nie klika.</w:t>
             </w:r>
           </w:p>
         </w:tc>
@@ -6303,7 +6639,7 @@
                 <w:lang w:val="pl-PL" w:eastAsia="en-US" w:bidi="ar-SA"/>
                 <w14:ligatures w14:val="standardContextual"/>
               </w:rPr>
-              <w:t>Passive Agressive</w:t>
+              <w:t>Multitasking</w:t>
             </w:r>
           </w:p>
         </w:tc>
@@ -6337,7 +6673,7 @@
                 <w:lang w:val="pl-PL" w:eastAsia="en-US" w:bidi="ar-SA"/>
                 <w14:ligatures w14:val="standardContextual"/>
               </w:rPr>
-              <w:t>Nakłada efekt zwiększonego z czasem wydobywania dla obecnej fabryki, gdy gracz nie klika.</w:t>
+              <w:t>(Odnosnie Passive Agressive) Gracz może klikać, ale efekt wydobywania zwiększa się wolniej.</w:t>
             </w:r>
           </w:p>
         </w:tc>
@@ -6362,36 +6698,34 @@
         <w:tc>
           <w:tcPr>
             <w:tcW w:w="5341" w:type="dxa"/>
-            <w:shd w:val="clear" w:color="auto" w:fill="auto"/>
-            <w:vAlign w:val="top"/>
-          </w:tcPr>
-          <w:p>
-            <w:pPr>
-              <w:widowControl w:val="0"/>
-              <w:jc w:val="both"/>
-              <w:rPr>
-                <w:rFonts w:hint="default" w:ascii="Calibri" w:hAnsi="Calibri" w:eastAsia="等线 Light" w:cs="Calibri"/>
-                <w:color w:val="auto"/>
-                <w:kern w:val="2"/>
-                <w:sz w:val="28"/>
-                <w:szCs w:val="28"/>
-                <w:vertAlign w:val="baseline"/>
-                <w:lang w:val="pl-PL" w:eastAsia="en-US" w:bidi="ar-SA"/>
-                <w14:ligatures w14:val="standardContextual"/>
-              </w:rPr>
-            </w:pPr>
-            <w:r>
-              <w:rPr>
-                <w:rFonts w:hint="default" w:ascii="Calibri" w:hAnsi="Calibri" w:eastAsia="等线 Light" w:cs="Calibri"/>
-                <w:color w:val="auto"/>
-                <w:kern w:val="2"/>
-                <w:sz w:val="28"/>
-                <w:szCs w:val="28"/>
-                <w:vertAlign w:val="baseline"/>
-                <w:lang w:val="pl-PL" w:eastAsia="en-US" w:bidi="ar-SA"/>
-                <w14:ligatures w14:val="standardContextual"/>
-              </w:rPr>
-              <w:t>Multitasking</w:t>
+          </w:tcPr>
+          <w:p>
+            <w:pPr>
+              <w:widowControl w:val="0"/>
+              <w:jc w:val="both"/>
+              <w:rPr>
+                <w:rFonts w:hint="default" w:ascii="Calibri" w:hAnsi="Calibri" w:eastAsia="等线 Light" w:cs="Calibri"/>
+                <w:color w:val="auto"/>
+                <w:kern w:val="2"/>
+                <w:sz w:val="28"/>
+                <w:szCs w:val="28"/>
+                <w:vertAlign w:val="baseline"/>
+                <w:lang w:val="pl-PL" w:eastAsia="en-US" w:bidi="ar-SA"/>
+                <w14:ligatures w14:val="standardContextual"/>
+              </w:rPr>
+            </w:pPr>
+            <w:r>
+              <w:rPr>
+                <w:rFonts w:hint="default" w:ascii="Calibri" w:hAnsi="Calibri" w:eastAsia="等线 Light" w:cs="Calibri"/>
+                <w:color w:val="auto"/>
+                <w:kern w:val="2"/>
+                <w:sz w:val="28"/>
+                <w:szCs w:val="28"/>
+                <w:vertAlign w:val="baseline"/>
+                <w:lang w:val="pl-PL" w:eastAsia="en-US" w:bidi="ar-SA"/>
+                <w14:ligatures w14:val="standardContextual"/>
+              </w:rPr>
+              <w:t>Christmas Bonus</w:t>
             </w:r>
           </w:p>
         </w:tc>
@@ -6425,7 +6759,7 @@
                 <w:lang w:val="pl-PL" w:eastAsia="en-US" w:bidi="ar-SA"/>
                 <w14:ligatures w14:val="standardContextual"/>
               </w:rPr>
-              <w:t>(Odnosnie Passive Agressive) Gracz może klikać, ale efekt wydobywania zwiększa się wolniej.</w:t>
+              <w:t>(Odnosnie Passive Agressive) efekt wpływa na wszystkie fabryki.</w:t>
             </w:r>
           </w:p>
         </w:tc>
@@ -6477,92 +6811,6 @@
                 <w:lang w:val="pl-PL" w:eastAsia="en-US" w:bidi="ar-SA"/>
                 <w14:ligatures w14:val="standardContextual"/>
               </w:rPr>
-              <w:t>Christmas Bonus</w:t>
-            </w:r>
-          </w:p>
-        </w:tc>
-        <w:tc>
-          <w:tcPr>
-            <w:tcW w:w="5341" w:type="dxa"/>
-          </w:tcPr>
-          <w:p>
-            <w:pPr>
-              <w:widowControl w:val="0"/>
-              <w:jc w:val="both"/>
-              <w:rPr>
-                <w:rFonts w:hint="default" w:ascii="Calibri" w:hAnsi="Calibri" w:eastAsia="等线 Light" w:cs="Calibri"/>
-                <w:color w:val="auto"/>
-                <w:kern w:val="2"/>
-                <w:sz w:val="28"/>
-                <w:szCs w:val="28"/>
-                <w:vertAlign w:val="baseline"/>
-                <w:lang w:val="pl-PL" w:eastAsia="en-US" w:bidi="ar-SA"/>
-                <w14:ligatures w14:val="standardContextual"/>
-              </w:rPr>
-            </w:pPr>
-            <w:r>
-              <w:rPr>
-                <w:rFonts w:hint="default" w:ascii="Calibri" w:hAnsi="Calibri" w:eastAsia="等线 Light" w:cs="Calibri"/>
-                <w:color w:val="auto"/>
-                <w:kern w:val="2"/>
-                <w:sz w:val="28"/>
-                <w:szCs w:val="28"/>
-                <w:vertAlign w:val="baseline"/>
-                <w:lang w:val="pl-PL" w:eastAsia="en-US" w:bidi="ar-SA"/>
-                <w14:ligatures w14:val="standardContextual"/>
-              </w:rPr>
-              <w:t>(Odnosnie Passive Agressive) efekt wpływa na wszystkie fabryki.</w:t>
-            </w:r>
-          </w:p>
-        </w:tc>
-      </w:tr>
-      <w:tr>
-        <w:tblPrEx>
-          <w:tblBorders>
-            <w:top w:val="single" w:color="auto" w:sz="4" w:space="0"/>
-            <w:left w:val="single" w:color="auto" w:sz="4" w:space="0"/>
-            <w:bottom w:val="single" w:color="auto" w:sz="4" w:space="0"/>
-            <w:right w:val="single" w:color="auto" w:sz="4" w:space="0"/>
-            <w:insideH w:val="single" w:color="auto" w:sz="4" w:space="0"/>
-            <w:insideV w:val="single" w:color="auto" w:sz="4" w:space="0"/>
-          </w:tblBorders>
-          <w:tblCellMar>
-            <w:top w:w="0" w:type="dxa"/>
-            <w:left w:w="108" w:type="dxa"/>
-            <w:bottom w:w="0" w:type="dxa"/>
-            <w:right w:w="108" w:type="dxa"/>
-          </w:tblCellMar>
-        </w:tblPrEx>
-        <w:tc>
-          <w:tcPr>
-            <w:tcW w:w="5341" w:type="dxa"/>
-          </w:tcPr>
-          <w:p>
-            <w:pPr>
-              <w:widowControl w:val="0"/>
-              <w:jc w:val="both"/>
-              <w:rPr>
-                <w:rFonts w:hint="default" w:ascii="Calibri" w:hAnsi="Calibri" w:eastAsia="等线 Light" w:cs="Calibri"/>
-                <w:color w:val="auto"/>
-                <w:kern w:val="2"/>
-                <w:sz w:val="28"/>
-                <w:szCs w:val="28"/>
-                <w:vertAlign w:val="baseline"/>
-                <w:lang w:val="pl-PL" w:eastAsia="en-US" w:bidi="ar-SA"/>
-                <w14:ligatures w14:val="standardContextual"/>
-              </w:rPr>
-            </w:pPr>
-            <w:r>
-              <w:rPr>
-                <w:rFonts w:hint="default" w:ascii="Calibri" w:hAnsi="Calibri" w:eastAsia="等线 Light" w:cs="Calibri"/>
-                <w:color w:val="auto"/>
-                <w:kern w:val="2"/>
-                <w:sz w:val="28"/>
-                <w:szCs w:val="28"/>
-                <w:vertAlign w:val="baseline"/>
-                <w:lang w:val="pl-PL" w:eastAsia="en-US" w:bidi="ar-SA"/>
-                <w14:ligatures w14:val="standardContextual"/>
-              </w:rPr>
               <w:t>Hungry Wolf</w:t>
             </w:r>
           </w:p>
@@ -6627,31 +6875,6 @@
     <w:p>
       <w:pPr>
         <w:rPr>
-          <w:rFonts w:hint="default" w:ascii="Calibri" w:hAnsi="Calibri" w:eastAsia="等线 Light" w:cs="Calibri"/>
-          <w:color w:val="auto"/>
-          <w:kern w:val="2"/>
-          <w:sz w:val="28"/>
-          <w:szCs w:val="28"/>
-          <w:lang w:val="pl-PL" w:eastAsia="en-US" w:bidi="ar-SA"/>
-          <w14:ligatures w14:val="standardContextual"/>
-        </w:rPr>
-      </w:pPr>
-      <w:r>
-        <w:rPr>
-          <w:rFonts w:hint="default" w:ascii="Calibri" w:hAnsi="Calibri" w:eastAsia="等线 Light" w:cs="Calibri"/>
-          <w:color w:val="auto"/>
-          <w:kern w:val="2"/>
-          <w:sz w:val="28"/>
-          <w:szCs w:val="28"/>
-          <w:lang w:val="pl-PL" w:eastAsia="en-US" w:bidi="ar-SA"/>
-          <w14:ligatures w14:val="standardContextual"/>
-        </w:rPr>
-        <w:br w:type="page"/>
-      </w:r>
-    </w:p>
-    <w:p>
-      <w:pPr>
-        <w:rPr>
           <w:rFonts w:hint="default" w:ascii="Calibri Light" w:hAnsi="Calibri Light" w:eastAsia="等线 Light" w:cs="Times New Roman"/>
           <w:color w:val="F4B183" w:themeColor="accent2" w:themeTint="99"/>
           <w:kern w:val="2"/>
@@ -6669,7 +6892,9 @@
           <w14:ligatures w14:val="standardContextual"/>
         </w:rPr>
       </w:pPr>
-      <w:r>
+    </w:p>
+    <w:p>
+      <w:pPr>
         <w:rPr>
           <w:rFonts w:hint="default" w:ascii="Calibri Light" w:hAnsi="Calibri Light" w:eastAsia="等线 Light" w:cs="Times New Roman"/>
           <w:color w:val="F4B183" w:themeColor="accent2" w:themeTint="99"/>
@@ -6687,18 +6912,66 @@
           </w14:textFill>
           <w14:ligatures w14:val="standardContextual"/>
         </w:rPr>
-        <w:t>Jack of all Clicks</w:t>
-      </w:r>
-    </w:p>
-    <w:p>
-      <w:pPr>
-        <w:rPr>
-          <w:rFonts w:hint="default" w:ascii="Calibri" w:hAnsi="Calibri" w:eastAsia="等线 Light" w:cs="Calibri"/>
-          <w:color w:val="auto"/>
+      </w:pPr>
+    </w:p>
+    <w:p>
+      <w:pPr>
+        <w:rPr>
+          <w:rFonts w:hint="default" w:ascii="Calibri Light" w:hAnsi="Calibri Light" w:eastAsia="等线 Light" w:cs="Times New Roman"/>
+          <w:color w:val="F4B183" w:themeColor="accent2" w:themeTint="99"/>
           <w:kern w:val="2"/>
           <w:sz w:val="28"/>
           <w:szCs w:val="28"/>
           <w:lang w:val="pl-PL" w:eastAsia="en-US" w:bidi="ar-SA"/>
+          <w14:textFill>
+            <w14:solidFill>
+              <w14:schemeClr w14:val="accent2">
+                <w14:lumMod w14:val="60000"/>
+                <w14:lumOff w14:val="40000"/>
+              </w14:schemeClr>
+            </w14:solidFill>
+          </w14:textFill>
+          <w14:ligatures w14:val="standardContextual"/>
+        </w:rPr>
+      </w:pPr>
+      <w:r>
+        <w:rPr>
+          <w:rFonts w:hint="default" w:ascii="Calibri Light" w:hAnsi="Calibri Light" w:eastAsia="等线 Light" w:cs="Times New Roman"/>
+          <w:color w:val="F4B183" w:themeColor="accent2" w:themeTint="99"/>
+          <w:kern w:val="2"/>
+          <w:sz w:val="28"/>
+          <w:szCs w:val="28"/>
+          <w:lang w:val="pl-PL" w:eastAsia="en-US" w:bidi="ar-SA"/>
+          <w14:textFill>
+            <w14:solidFill>
+              <w14:schemeClr w14:val="accent2">
+                <w14:lumMod w14:val="60000"/>
+                <w14:lumOff w14:val="40000"/>
+              </w14:schemeClr>
+            </w14:solidFill>
+          </w14:textFill>
+          <w14:ligatures w14:val="standardContextual"/>
+        </w:rPr>
+        <w:t>Jack of all Clicks</w:t>
+      </w:r>
+    </w:p>
+    <w:p>
+      <w:pPr>
+        <w:rPr>
+          <w:rFonts w:hint="default" w:ascii="Calibri Light" w:hAnsi="Calibri Light" w:eastAsia="等线 Light" w:cs="Times New Roman"/>
+          <w:color w:val="F4B183" w:themeColor="accent2" w:themeTint="99"/>
+          <w:kern w:val="2"/>
+          <w:sz w:val="28"/>
+          <w:szCs w:val="28"/>
+          <w:lang w:val="pl-PL" w:eastAsia="en-US" w:bidi="ar-SA"/>
+          <w14:textFill>
+            <w14:solidFill>
+              <w14:schemeClr w14:val="accent2">
+                <w14:lumMod w14:val="60000"/>
+                <w14:lumOff w14:val="40000"/>
+              </w14:schemeClr>
+            </w14:solidFill>
+          </w14:textFill>
           <w14:ligatures w14:val="standardContextual"/>
         </w:rPr>
       </w:pPr>
@@ -9998,6 +10271,12 @@
             <w:insideH w:val="single" w:color="auto" w:sz="4" w:space="0"/>
             <w:insideV w:val="single" w:color="auto" w:sz="4" w:space="0"/>
           </w:tblBorders>
+          <w:tblCellMar>
+            <w:top w:w="0" w:type="dxa"/>
+            <w:left w:w="108" w:type="dxa"/>
+            <w:bottom w:w="0" w:type="dxa"/>
+            <w:right w:w="108" w:type="dxa"/>
+          </w:tblCellMar>
         </w:tblPrEx>
         <w:tc>
           <w:tcPr>

--- a/Dokumentacja/DOKUMENTACJA UŻYTKOWA.docx
+++ b/Dokumentacja/DOKUMENTACJA UŻYTKOWA.docx
@@ -828,9 +828,8 @@
           <w:lang w:val="pl-PL"/>
         </w:rPr>
         <w:br/>
-        <w:t>„</w:t>
-      </w:r>
-      <w:proofErr w:type="spellStart"/>
+        <w:t xml:space="preserve">„Timeless” jest </w:t>
+      </w:r>
       <w:r>
         <w:rPr>
           <w:rFonts w:cs="Times New Roman"/>
@@ -838,9 +837,8 @@
           <w:szCs w:val="28"/>
           <w:lang w:val="pl-PL"/>
         </w:rPr>
-        <w:t>Timeless</w:t>
-      </w:r>
-      <w:proofErr w:type="spellEnd"/>
+        <w:t>jednoosobową grą</w:t>
+      </w:r>
       <w:r>
         <w:rPr>
           <w:rFonts w:cs="Times New Roman"/>
@@ -848,45 +846,7 @@
           <w:szCs w:val="28"/>
           <w:lang w:val="pl-PL"/>
         </w:rPr>
-        <w:t xml:space="preserve">” jest </w:t>
-      </w:r>
-      <w:r>
-        <w:rPr>
-          <w:rFonts w:cs="Times New Roman"/>
-          <w:sz w:val="28"/>
-          <w:szCs w:val="28"/>
-          <w:lang w:val="pl-PL"/>
-        </w:rPr>
-        <w:t>jednoosobową grą</w:t>
-      </w:r>
-      <w:r>
-        <w:rPr>
-          <w:rFonts w:cs="Times New Roman"/>
-          <w:sz w:val="28"/>
-          <w:szCs w:val="28"/>
-          <w:lang w:val="pl-PL"/>
-        </w:rPr>
-        <w:t xml:space="preserve"> komputerową należącą do gatunku </w:t>
-      </w:r>
-      <w:proofErr w:type="spellStart"/>
-      <w:r>
-        <w:rPr>
-          <w:rFonts w:cs="Times New Roman"/>
-          <w:sz w:val="28"/>
-          <w:szCs w:val="28"/>
-          <w:lang w:val="pl-PL"/>
-        </w:rPr>
-        <w:t>idle-clicker</w:t>
-      </w:r>
-      <w:proofErr w:type="spellEnd"/>
-      <w:r>
-        <w:rPr>
-          <w:rFonts w:cs="Times New Roman"/>
-          <w:sz w:val="28"/>
-          <w:szCs w:val="28"/>
-          <w:lang w:val="pl-PL"/>
-        </w:rPr>
-        <w:t xml:space="preserve"> z elementami RPG. Przeznaczona jest dla użytkowników w każdym wieku. Głównym celem gry jest zdobywanie jak największej liczby zasobów oraz złota, </w:t>
+        <w:t xml:space="preserve"> komputerową należącą do gatunku idle-clicker z elementami RPG. Przeznaczona jest dla użytkowników w każdym wieku. Głównym celem gry jest zdobywanie jak największej liczby zasobów oraz złota, </w:t>
       </w:r>
       <w:r>
         <w:rPr>
@@ -1164,65 +1124,32 @@
                 <w:szCs w:val="28"/>
                 <w:lang w:val="pl-PL"/>
               </w:rPr>
-              <w:t xml:space="preserve">Astral Rock of </w:t>
-            </w:r>
-            <w:proofErr w:type="spellStart"/>
-            <w:r>
+              <w:t>Astral Rock of Solitude</w:t>
+            </w:r>
+          </w:p>
+        </w:tc>
+        <w:tc>
+          <w:tcPr>
+            <w:tcW w:w="2669" w:type="dxa"/>
+          </w:tcPr>
+          <w:p>
+            <w:pPr>
               <w:rPr>
                 <w:rFonts w:cs="Times New Roman"/>
                 <w:sz w:val="28"/>
                 <w:szCs w:val="28"/>
                 <w:lang w:val="pl-PL"/>
               </w:rPr>
-              <w:t>Solitude</w:t>
-            </w:r>
-            <w:proofErr w:type="spellEnd"/>
-          </w:p>
-        </w:tc>
-        <w:tc>
-          <w:tcPr>
-            <w:tcW w:w="2669" w:type="dxa"/>
-          </w:tcPr>
-          <w:p>
-            <w:pPr>
+            </w:pPr>
+            <w:r>
               <w:rPr>
                 <w:rFonts w:cs="Times New Roman"/>
                 <w:sz w:val="28"/>
                 <w:szCs w:val="28"/>
                 <w:lang w:val="pl-PL"/>
               </w:rPr>
-            </w:pPr>
-            <w:r>
-              <w:rPr>
-                <w:rFonts w:cs="Times New Roman"/>
-                <w:sz w:val="28"/>
-                <w:szCs w:val="28"/>
-                <w:lang w:val="pl-PL"/>
-              </w:rPr>
-              <w:t xml:space="preserve">Blood Rock </w:t>
-            </w:r>
-            <w:proofErr w:type="gramStart"/>
-            <w:r>
-              <w:rPr>
-                <w:rFonts w:cs="Times New Roman"/>
-                <w:sz w:val="28"/>
-                <w:szCs w:val="28"/>
-                <w:lang w:val="pl-PL"/>
-              </w:rPr>
-              <w:t xml:space="preserve">of  </w:t>
-            </w:r>
-            <w:proofErr w:type="spellStart"/>
-            <w:r>
-              <w:rPr>
-                <w:rFonts w:cs="Times New Roman"/>
-                <w:sz w:val="28"/>
-                <w:szCs w:val="28"/>
-                <w:lang w:val="pl-PL"/>
-              </w:rPr>
-              <w:t>Night</w:t>
-            </w:r>
-            <w:proofErr w:type="spellEnd"/>
-            <w:proofErr w:type="gramEnd"/>
+              <w:t>Blood Rock of  Night</w:t>
+            </w:r>
           </w:p>
         </w:tc>
         <w:tc>
@@ -1467,19 +1394,23 @@
                 <w:szCs w:val="28"/>
                 <w:lang w:val="pl-PL"/>
               </w:rPr>
-              <w:t xml:space="preserve">The </w:t>
-            </w:r>
-            <w:proofErr w:type="spellStart"/>
-            <w:r>
+              <w:t>The Last Forest</w:t>
+            </w:r>
+          </w:p>
+        </w:tc>
+        <w:tc>
+          <w:tcPr>
+            <w:tcW w:w="2669" w:type="dxa"/>
+          </w:tcPr>
+          <w:p>
+            <w:pPr>
               <w:rPr>
                 <w:rFonts w:cs="Times New Roman"/>
                 <w:sz w:val="28"/>
                 <w:szCs w:val="28"/>
                 <w:lang w:val="pl-PL"/>
               </w:rPr>
-              <w:t>Last</w:t>
-            </w:r>
-            <w:proofErr w:type="spellEnd"/>
+            </w:pPr>
             <w:r>
               <w:rPr>
                 <w:rFonts w:cs="Times New Roman"/>
@@ -1487,65 +1418,8 @@
                 <w:szCs w:val="28"/>
                 <w:lang w:val="pl-PL"/>
               </w:rPr>
-              <w:t xml:space="preserve"> </w:t>
-            </w:r>
-            <w:proofErr w:type="spellStart"/>
-            <w:r>
-              <w:rPr>
-                <w:rFonts w:cs="Times New Roman"/>
-                <w:sz w:val="28"/>
-                <w:szCs w:val="28"/>
-                <w:lang w:val="pl-PL"/>
-              </w:rPr>
-              <w:t>Forest</w:t>
-            </w:r>
-            <w:proofErr w:type="spellEnd"/>
-          </w:p>
-        </w:tc>
-        <w:tc>
-          <w:tcPr>
-            <w:tcW w:w="2669" w:type="dxa"/>
-          </w:tcPr>
-          <w:p>
-            <w:pPr>
-              <w:rPr>
-                <w:rFonts w:cs="Times New Roman"/>
-                <w:sz w:val="28"/>
-                <w:szCs w:val="28"/>
-                <w:lang w:val="pl-PL"/>
-              </w:rPr>
-            </w:pPr>
-            <w:proofErr w:type="spellStart"/>
-            <w:r>
-              <w:rPr>
-                <w:rFonts w:cs="Times New Roman"/>
-                <w:sz w:val="28"/>
-                <w:szCs w:val="28"/>
-                <w:lang w:val="pl-PL"/>
-              </w:rPr>
-              <w:t>Light</w:t>
-            </w:r>
-            <w:proofErr w:type="spellEnd"/>
-            <w:r>
-              <w:rPr>
-                <w:rFonts w:cs="Times New Roman"/>
-                <w:sz w:val="28"/>
-                <w:szCs w:val="28"/>
-                <w:lang w:val="pl-PL"/>
-              </w:rPr>
-              <w:t xml:space="preserve"> </w:t>
-            </w:r>
-            <w:proofErr w:type="spellStart"/>
-            <w:r>
-              <w:rPr>
-                <w:rFonts w:cs="Times New Roman"/>
-                <w:sz w:val="28"/>
-                <w:szCs w:val="28"/>
-                <w:lang w:val="pl-PL"/>
-              </w:rPr>
-              <w:t>Crystal</w:t>
-            </w:r>
-            <w:proofErr w:type="spellEnd"/>
+              <w:t>Light Crystal</w:t>
+            </w:r>
           </w:p>
         </w:tc>
         <w:tc>
@@ -1649,7 +1523,6 @@
                 <w:lang w:val="pl-PL"/>
               </w:rPr>
             </w:pPr>
-            <w:proofErr w:type="spellStart"/>
             <w:r>
               <w:rPr>
                 <w:rFonts w:cs="Times New Roman"/>
@@ -1657,19 +1530,23 @@
                 <w:szCs w:val="28"/>
                 <w:lang w:val="pl-PL"/>
               </w:rPr>
-              <w:t>Dead</w:t>
-            </w:r>
-            <w:proofErr w:type="spellEnd"/>
-            <w:r>
+              <w:t>Dead Rises</w:t>
+            </w:r>
+          </w:p>
+        </w:tc>
+        <w:tc>
+          <w:tcPr>
+            <w:tcW w:w="2669" w:type="dxa"/>
+          </w:tcPr>
+          <w:p>
+            <w:pPr>
               <w:rPr>
                 <w:rFonts w:cs="Times New Roman"/>
                 <w:sz w:val="28"/>
                 <w:szCs w:val="28"/>
                 <w:lang w:val="pl-PL"/>
               </w:rPr>
-              <w:t xml:space="preserve"> </w:t>
-            </w:r>
-            <w:proofErr w:type="spellStart"/>
+            </w:pPr>
             <w:r>
               <w:rPr>
                 <w:rFonts w:cs="Times New Roman"/>
@@ -1677,43 +1554,7 @@
                 <w:szCs w:val="28"/>
                 <w:lang w:val="pl-PL"/>
               </w:rPr>
-              <w:t>Rises</w:t>
-            </w:r>
-            <w:proofErr w:type="spellEnd"/>
-          </w:p>
-        </w:tc>
-        <w:tc>
-          <w:tcPr>
-            <w:tcW w:w="2669" w:type="dxa"/>
-          </w:tcPr>
-          <w:p>
-            <w:pPr>
-              <w:rPr>
-                <w:rFonts w:cs="Times New Roman"/>
-                <w:sz w:val="28"/>
-                <w:szCs w:val="28"/>
-                <w:lang w:val="pl-PL"/>
-              </w:rPr>
-            </w:pPr>
-            <w:proofErr w:type="spellStart"/>
-            <w:r>
-              <w:rPr>
-                <w:rFonts w:cs="Times New Roman"/>
-                <w:sz w:val="28"/>
-                <w:szCs w:val="28"/>
-                <w:lang w:val="pl-PL"/>
-              </w:rPr>
-              <w:t>Killer</w:t>
-            </w:r>
-            <w:proofErr w:type="spellEnd"/>
-            <w:r>
-              <w:rPr>
-                <w:rFonts w:cs="Times New Roman"/>
-                <w:sz w:val="28"/>
-                <w:szCs w:val="28"/>
-                <w:lang w:val="pl-PL"/>
-              </w:rPr>
-              <w:t xml:space="preserve"> flower of Earth</w:t>
+              <w:t>Killer flower of Earth</w:t>
             </w:r>
           </w:p>
         </w:tc>
@@ -1824,74 +1665,32 @@
                 <w:szCs w:val="28"/>
                 <w:lang w:val="pl-PL"/>
               </w:rPr>
-              <w:t xml:space="preserve">City of </w:t>
-            </w:r>
-            <w:proofErr w:type="spellStart"/>
-            <w:r>
+              <w:t>City of Dreams</w:t>
+            </w:r>
+          </w:p>
+        </w:tc>
+        <w:tc>
+          <w:tcPr>
+            <w:tcW w:w="2669" w:type="dxa"/>
+          </w:tcPr>
+          <w:p>
+            <w:pPr>
               <w:rPr>
                 <w:rFonts w:cs="Times New Roman"/>
                 <w:sz w:val="28"/>
                 <w:szCs w:val="28"/>
                 <w:lang w:val="pl-PL"/>
               </w:rPr>
-              <w:t>Dreams</w:t>
-            </w:r>
-            <w:proofErr w:type="spellEnd"/>
-          </w:p>
-        </w:tc>
-        <w:tc>
-          <w:tcPr>
-            <w:tcW w:w="2669" w:type="dxa"/>
-          </w:tcPr>
-          <w:p>
-            <w:pPr>
+            </w:pPr>
+            <w:r>
               <w:rPr>
                 <w:rFonts w:cs="Times New Roman"/>
                 <w:sz w:val="28"/>
                 <w:szCs w:val="28"/>
                 <w:lang w:val="pl-PL"/>
               </w:rPr>
-            </w:pPr>
-            <w:r>
-              <w:rPr>
-                <w:rFonts w:cs="Times New Roman"/>
-                <w:sz w:val="28"/>
-                <w:szCs w:val="28"/>
-                <w:lang w:val="pl-PL"/>
-              </w:rPr>
-              <w:t xml:space="preserve">Red </w:t>
-            </w:r>
-            <w:proofErr w:type="spellStart"/>
-            <w:r>
-              <w:rPr>
-                <w:rFonts w:cs="Times New Roman"/>
-                <w:sz w:val="28"/>
-                <w:szCs w:val="28"/>
-                <w:lang w:val="pl-PL"/>
-              </w:rPr>
-              <w:t>Diamond</w:t>
-            </w:r>
-            <w:proofErr w:type="spellEnd"/>
-            <w:r>
-              <w:rPr>
-                <w:rFonts w:cs="Times New Roman"/>
-                <w:sz w:val="28"/>
-                <w:szCs w:val="28"/>
-                <w:lang w:val="pl-PL"/>
-              </w:rPr>
-              <w:t xml:space="preserve"> of </w:t>
-            </w:r>
-            <w:proofErr w:type="spellStart"/>
-            <w:r>
-              <w:rPr>
-                <w:rFonts w:cs="Times New Roman"/>
-                <w:sz w:val="28"/>
-                <w:szCs w:val="28"/>
-                <w:lang w:val="pl-PL"/>
-              </w:rPr>
-              <w:t>Telor</w:t>
-            </w:r>
-            <w:proofErr w:type="spellEnd"/>
+              <w:t>Red Diamond of Telor</w:t>
+            </w:r>
           </w:p>
         </w:tc>
         <w:tc>
@@ -1994,7 +1793,6 @@
                 <w:lang w:val="pl-PL"/>
               </w:rPr>
             </w:pPr>
-            <w:proofErr w:type="spellStart"/>
             <w:r>
               <w:rPr>
                 <w:rFonts w:cs="Times New Roman"/>
@@ -2004,7 +1802,6 @@
               </w:rPr>
               <w:t>Hell</w:t>
             </w:r>
-            <w:proofErr w:type="spellEnd"/>
           </w:p>
         </w:tc>
         <w:tc>
@@ -2027,19 +1824,8 @@
                 <w:szCs w:val="28"/>
                 <w:lang w:val="pl-PL"/>
               </w:rPr>
-              <w:t xml:space="preserve">Time </w:t>
-            </w:r>
-            <w:proofErr w:type="spellStart"/>
-            <w:r>
-              <w:rPr>
-                <w:rFonts w:cs="Times New Roman"/>
-                <w:sz w:val="28"/>
-                <w:szCs w:val="28"/>
-                <w:lang w:val="pl-PL"/>
-              </w:rPr>
-              <w:t>Remnant</w:t>
-            </w:r>
-            <w:proofErr w:type="spellEnd"/>
+              <w:t>Time Remnant</w:t>
+            </w:r>
           </w:p>
         </w:tc>
         <w:tc>
@@ -2236,21 +2022,8 @@
           <w:lang w:val="pl-PL" w:eastAsia="en-US"/>
           <w14:ligatures w14:val="standardContextual"/>
         </w:rPr>
-        <w:t xml:space="preserve">Wciśnięcie klawisza </w:t>
-      </w:r>
-      <w:proofErr w:type="spellStart"/>
-      <w:r>
-        <w:rPr>
-          <w:rFonts w:eastAsia="等线 Light" w:cs="Times New Roman"/>
-          <w:kern w:val="2"/>
-          <w:sz w:val="28"/>
-          <w:szCs w:val="28"/>
-          <w:lang w:val="pl-PL" w:eastAsia="en-US"/>
-          <w14:ligatures w14:val="standardContextual"/>
-        </w:rPr>
-        <w:t>enter</w:t>
-      </w:r>
-      <w:proofErr w:type="spellEnd"/>
+        <w:t>Wciśnięcie klawisza enter</w:t>
+      </w:r>
     </w:p>
     <w:p>
       <w:pPr>
@@ -2352,7 +2125,6 @@
           <w14:ligatures w14:val="standardContextual"/>
         </w:rPr>
       </w:pPr>
-      <w:proofErr w:type="spellStart"/>
       <w:r>
         <w:rPr>
           <w:rFonts w:eastAsia="等线 Light" w:cs="Times New Roman"/>
@@ -2362,67 +2134,7 @@
           <w:lang w:val="pl-PL" w:eastAsia="en-US"/>
           <w14:ligatures w14:val="standardContextual"/>
         </w:rPr>
-        <w:t>Skill</w:t>
-      </w:r>
-      <w:proofErr w:type="spellEnd"/>
-      <w:r>
-        <w:rPr>
-          <w:rFonts w:eastAsia="等线 Light" w:cs="Times New Roman"/>
-          <w:kern w:val="2"/>
-          <w:sz w:val="28"/>
-          <w:szCs w:val="28"/>
-          <w:lang w:val="pl-PL" w:eastAsia="en-US"/>
-          <w14:ligatures w14:val="standardContextual"/>
-        </w:rPr>
-        <w:t xml:space="preserve"> </w:t>
-      </w:r>
-      <w:proofErr w:type="spellStart"/>
-      <w:r>
-        <w:rPr>
-          <w:rFonts w:eastAsia="等线 Light" w:cs="Times New Roman"/>
-          <w:kern w:val="2"/>
-          <w:sz w:val="28"/>
-          <w:szCs w:val="28"/>
-          <w:lang w:val="pl-PL" w:eastAsia="en-US"/>
-          <w14:ligatures w14:val="standardContextual"/>
-        </w:rPr>
-        <w:t>Checki</w:t>
-      </w:r>
-      <w:proofErr w:type="spellEnd"/>
-      <w:r>
-        <w:rPr>
-          <w:rFonts w:eastAsia="等线 Light" w:cs="Times New Roman"/>
-          <w:kern w:val="2"/>
-          <w:sz w:val="28"/>
-          <w:szCs w:val="28"/>
-          <w:lang w:val="pl-PL" w:eastAsia="en-US"/>
-          <w14:ligatures w14:val="standardContextual"/>
-        </w:rPr>
-        <w:t xml:space="preserve"> wykorzystują lewy i prawy przycisk mysz w zależności od </w:t>
-      </w:r>
-      <w:proofErr w:type="gramStart"/>
-      <w:r>
-        <w:rPr>
-          <w:rFonts w:eastAsia="等线 Light" w:cs="Times New Roman"/>
-          <w:kern w:val="2"/>
-          <w:sz w:val="28"/>
-          <w:szCs w:val="28"/>
-          <w:lang w:val="pl-PL" w:eastAsia="en-US"/>
-          <w14:ligatures w14:val="standardContextual"/>
-        </w:rPr>
-        <w:t>kierunku</w:t>
-      </w:r>
-      <w:proofErr w:type="gramEnd"/>
-      <w:r>
-        <w:rPr>
-          <w:rFonts w:eastAsia="等线 Light" w:cs="Times New Roman"/>
-          <w:kern w:val="2"/>
-          <w:sz w:val="28"/>
-          <w:szCs w:val="28"/>
-          <w:lang w:val="pl-PL" w:eastAsia="en-US"/>
-          <w14:ligatures w14:val="standardContextual"/>
-        </w:rPr>
-        <w:t xml:space="preserve"> w którym przemieszcza się prostokąt.</w:t>
+        <w:t>Skill Checki wykorzystują lewy i prawy przycisk mysz w zależności od kierunku w którym przemieszcza się prostokąt.</w:t>
       </w:r>
     </w:p>
     <w:p>
@@ -2994,43 +2706,17 @@
                 <w14:ligatures w14:val="standardContextual"/>
               </w:rPr>
             </w:pPr>
-            <w:proofErr w:type="spellStart"/>
-            <w:r>
-              <w:rPr>
-                <w:rFonts w:ascii="Calibri" w:eastAsia="等线 Light" w:hAnsi="Calibri" w:cs="Calibri"/>
-                <w:kern w:val="2"/>
-                <w:sz w:val="28"/>
-                <w:szCs w:val="28"/>
-                <w:lang w:val="pl-PL" w:eastAsia="en-US"/>
-                <w14:ligatures w14:val="standardContextual"/>
-              </w:rPr>
-              <w:t>Potion</w:t>
-            </w:r>
-            <w:proofErr w:type="spellEnd"/>
-            <w:r>
-              <w:rPr>
-                <w:rFonts w:ascii="Calibri" w:eastAsia="等线 Light" w:hAnsi="Calibri" w:cs="Calibri"/>
-                <w:kern w:val="2"/>
-                <w:sz w:val="28"/>
-                <w:szCs w:val="28"/>
-                <w:lang w:val="pl-PL" w:eastAsia="en-US"/>
-                <w14:ligatures w14:val="standardContextual"/>
-              </w:rPr>
-              <w:t xml:space="preserve"> of </w:t>
-            </w:r>
-            <w:proofErr w:type="spellStart"/>
-            <w:r>
-              <w:rPr>
-                <w:rFonts w:ascii="Calibri" w:eastAsia="等线 Light" w:hAnsi="Calibri" w:cs="Calibri"/>
-                <w:kern w:val="2"/>
-                <w:sz w:val="28"/>
-                <w:szCs w:val="28"/>
-                <w:lang w:val="pl-PL" w:eastAsia="en-US"/>
-                <w14:ligatures w14:val="standardContextual"/>
-              </w:rPr>
-              <w:t>Clicking</w:t>
-            </w:r>
-            <w:proofErr w:type="spellEnd"/>
+            <w:r>
+              <w:rPr>
+                <w:rFonts w:ascii="Calibri" w:eastAsia="等线 Light" w:hAnsi="Calibri" w:cs="Calibri"/>
+                <w:kern w:val="2"/>
+                <w:sz w:val="28"/>
+                <w:szCs w:val="28"/>
+                <w:lang w:val="pl-PL" w:eastAsia="en-US"/>
+                <w14:ligatures w14:val="standardContextual"/>
+              </w:rPr>
+              <w:t>Potion of Clicking</w:t>
+            </w:r>
           </w:p>
         </w:tc>
         <w:tc>
@@ -3057,7 +2743,29 @@
                 <w:lang w:val="pl-PL" w:eastAsia="en-US"/>
                 <w14:ligatures w14:val="standardContextual"/>
               </w:rPr>
-              <w:t>Zwiększa ilość zdobywanych zasobów za kliknięcie o 5 przez 20 sekund.</w:t>
+              <w:t xml:space="preserve">Zwiększa ilość zdobywanych zasobów za kliknięcie o 5 przez </w:t>
+            </w:r>
+            <w:r>
+              <w:rPr>
+                <w:rFonts w:ascii="Calibri" w:eastAsia="等线 Light" w:hAnsi="Calibri" w:cs="Calibri"/>
+                <w:kern w:val="2"/>
+                <w:sz w:val="28"/>
+                <w:szCs w:val="28"/>
+                <w:lang w:val="pl-PL" w:eastAsia="en-US"/>
+                <w14:ligatures w14:val="standardContextual"/>
+              </w:rPr>
+              <w:t>3</w:t>
+            </w:r>
+            <w:r>
+              <w:rPr>
+                <w:rFonts w:ascii="Calibri" w:eastAsia="等线 Light" w:hAnsi="Calibri" w:cs="Calibri"/>
+                <w:kern w:val="2"/>
+                <w:sz w:val="28"/>
+                <w:szCs w:val="28"/>
+                <w:lang w:val="pl-PL" w:eastAsia="en-US"/>
+                <w14:ligatures w14:val="standardContextual"/>
+              </w:rPr>
+              <w:t>0 sekund.</w:t>
             </w:r>
           </w:p>
         </w:tc>
@@ -3083,7 +2791,29 @@
                 <w:lang w:val="pl-PL" w:eastAsia="en-US"/>
                 <w14:ligatures w14:val="standardContextual"/>
               </w:rPr>
-              <w:t xml:space="preserve">1 </w:t>
+              <w:t>1</w:t>
+            </w:r>
+            <w:r>
+              <w:rPr>
+                <w:rFonts w:ascii="Calibri" w:eastAsia="等线 Light" w:hAnsi="Calibri" w:cs="Calibri"/>
+                <w:kern w:val="2"/>
+                <w:sz w:val="28"/>
+                <w:szCs w:val="28"/>
+                <w:lang w:val="pl-PL" w:eastAsia="en-US"/>
+                <w14:ligatures w14:val="standardContextual"/>
+              </w:rPr>
+              <w:t>00</w:t>
+            </w:r>
+            <w:r>
+              <w:rPr>
+                <w:rFonts w:ascii="Calibri" w:eastAsia="等线 Light" w:hAnsi="Calibri" w:cs="Calibri"/>
+                <w:kern w:val="2"/>
+                <w:sz w:val="28"/>
+                <w:szCs w:val="28"/>
+                <w:lang w:val="pl-PL" w:eastAsia="en-US"/>
+                <w14:ligatures w14:val="standardContextual"/>
+              </w:rPr>
+              <w:t xml:space="preserve"> </w:t>
             </w:r>
             <w:r>
               <w:rPr>
@@ -3092,29 +2822,27 @@
                 <w:szCs w:val="28"/>
                 <w:lang w:val="pl-PL"/>
               </w:rPr>
-              <w:t xml:space="preserve">Blood Rock of </w:t>
-            </w:r>
-            <w:proofErr w:type="spellStart"/>
-            <w:r>
+              <w:t>Blood Rock of Night</w:t>
+            </w:r>
+          </w:p>
+          <w:p>
+            <w:pPr>
               <w:rPr>
                 <w:rFonts w:cs="Times New Roman"/>
                 <w:sz w:val="28"/>
                 <w:szCs w:val="28"/>
-                <w:lang w:val="pl-PL"/>
-              </w:rPr>
-              <w:t>Night</w:t>
-            </w:r>
-            <w:proofErr w:type="spellEnd"/>
-          </w:p>
-          <w:p>
-            <w:pPr>
+                <w:lang w:val="pl-PL" w:eastAsia="en-US"/>
+              </w:rPr>
+            </w:pPr>
+            <w:r>
               <w:rPr>
                 <w:rFonts w:cs="Times New Roman"/>
                 <w:sz w:val="28"/>
                 <w:szCs w:val="28"/>
-                <w:lang w:val="pl-PL" w:eastAsia="en-US"/>
-              </w:rPr>
-            </w:pPr>
+                <w:lang w:val="pl-PL"/>
+              </w:rPr>
+              <w:t>1</w:t>
+            </w:r>
             <w:r>
               <w:rPr>
                 <w:rFonts w:cs="Times New Roman"/>
@@ -3122,7 +2850,16 @@
                 <w:szCs w:val="28"/>
                 <w:lang w:val="pl-PL"/>
               </w:rPr>
-              <w:t>1 Hot Metal of Lost World</w:t>
+              <w:t>00</w:t>
+            </w:r>
+            <w:r>
+              <w:rPr>
+                <w:rFonts w:cs="Times New Roman"/>
+                <w:sz w:val="28"/>
+                <w:szCs w:val="28"/>
+                <w:lang w:val="pl-PL"/>
+              </w:rPr>
+              <w:t xml:space="preserve"> Hot Metal of Lost World</w:t>
             </w:r>
           </w:p>
         </w:tc>
@@ -3143,43 +2880,17 @@
                 <w14:ligatures w14:val="standardContextual"/>
               </w:rPr>
             </w:pPr>
-            <w:proofErr w:type="spellStart"/>
-            <w:r>
-              <w:rPr>
-                <w:rFonts w:ascii="Calibri" w:eastAsia="等线 Light" w:hAnsi="Calibri" w:cs="Calibri"/>
-                <w:kern w:val="2"/>
-                <w:sz w:val="28"/>
-                <w:szCs w:val="28"/>
-                <w:lang w:val="pl-PL" w:eastAsia="en-US"/>
-                <w14:ligatures w14:val="standardContextual"/>
-              </w:rPr>
-              <w:t>Potion</w:t>
-            </w:r>
-            <w:proofErr w:type="spellEnd"/>
-            <w:r>
-              <w:rPr>
-                <w:rFonts w:ascii="Calibri" w:eastAsia="等线 Light" w:hAnsi="Calibri" w:cs="Calibri"/>
-                <w:kern w:val="2"/>
-                <w:sz w:val="28"/>
-                <w:szCs w:val="28"/>
-                <w:lang w:val="pl-PL" w:eastAsia="en-US"/>
-                <w14:ligatures w14:val="standardContextual"/>
-              </w:rPr>
-              <w:t xml:space="preserve"> of </w:t>
-            </w:r>
-            <w:proofErr w:type="spellStart"/>
-            <w:r>
-              <w:rPr>
-                <w:rFonts w:ascii="Calibri" w:eastAsia="等线 Light" w:hAnsi="Calibri" w:cs="Calibri"/>
-                <w:kern w:val="2"/>
-                <w:sz w:val="28"/>
-                <w:szCs w:val="28"/>
-                <w:lang w:val="pl-PL" w:eastAsia="en-US"/>
-                <w14:ligatures w14:val="standardContextual"/>
-              </w:rPr>
-              <w:t>Idle</w:t>
-            </w:r>
-            <w:proofErr w:type="spellEnd"/>
+            <w:r>
+              <w:rPr>
+                <w:rFonts w:ascii="Calibri" w:eastAsia="等线 Light" w:hAnsi="Calibri" w:cs="Calibri"/>
+                <w:kern w:val="2"/>
+                <w:sz w:val="28"/>
+                <w:szCs w:val="28"/>
+                <w:lang w:val="pl-PL" w:eastAsia="en-US"/>
+                <w14:ligatures w14:val="standardContextual"/>
+              </w:rPr>
+              <w:t>Potion of Idle</w:t>
+            </w:r>
           </w:p>
         </w:tc>
         <w:tc>
@@ -3206,7 +2917,51 @@
                 <w:lang w:val="pl-PL" w:eastAsia="en-US"/>
                 <w14:ligatures w14:val="standardContextual"/>
               </w:rPr>
-              <w:t>Zwiększa produkcje fabryk o 100% przez 20 sekund.</w:t>
+              <w:t xml:space="preserve">Zwiększa produkcje fabryk o </w:t>
+            </w:r>
+            <w:r>
+              <w:rPr>
+                <w:rFonts w:ascii="Calibri" w:eastAsia="等线 Light" w:hAnsi="Calibri" w:cs="Calibri"/>
+                <w:kern w:val="2"/>
+                <w:sz w:val="28"/>
+                <w:szCs w:val="28"/>
+                <w:lang w:val="pl-PL" w:eastAsia="en-US"/>
+                <w14:ligatures w14:val="standardContextual"/>
+              </w:rPr>
+              <w:t>20</w:t>
+            </w:r>
+            <w:r>
+              <w:rPr>
+                <w:rFonts w:ascii="Calibri" w:eastAsia="等线 Light" w:hAnsi="Calibri" w:cs="Calibri"/>
+                <w:kern w:val="2"/>
+                <w:sz w:val="28"/>
+                <w:szCs w:val="28"/>
+                <w:lang w:val="pl-PL" w:eastAsia="en-US"/>
+                <w14:ligatures w14:val="standardContextual"/>
+              </w:rPr>
+              <w:t xml:space="preserve">% przez </w:t>
+            </w:r>
+            <w:r>
+              <w:rPr>
+                <w:rFonts w:ascii="Calibri" w:eastAsia="等线 Light" w:hAnsi="Calibri" w:cs="Calibri"/>
+                <w:kern w:val="2"/>
+                <w:sz w:val="28"/>
+                <w:szCs w:val="28"/>
+                <w:lang w:val="pl-PL" w:eastAsia="en-US"/>
+                <w14:ligatures w14:val="standardContextual"/>
+              </w:rPr>
+              <w:t>3</w:t>
+            </w:r>
+            <w:r>
+              <w:rPr>
+                <w:rFonts w:ascii="Calibri" w:eastAsia="等线 Light" w:hAnsi="Calibri" w:cs="Calibri"/>
+                <w:kern w:val="2"/>
+                <w:sz w:val="28"/>
+                <w:szCs w:val="28"/>
+                <w:lang w:val="pl-PL" w:eastAsia="en-US"/>
+                <w14:ligatures w14:val="standardContextual"/>
+              </w:rPr>
+              <w:t>0 sekund.</w:t>
             </w:r>
           </w:p>
         </w:tc>
@@ -3234,68 +2989,53 @@
                 <w:lang w:val="pl-PL" w:eastAsia="en-US"/>
                 <w14:ligatures w14:val="standardContextual"/>
               </w:rPr>
-              <w:t>1 Hot Metal of Lost World</w:t>
-            </w:r>
-          </w:p>
-          <w:p>
-            <w:pPr>
-              <w:rPr>
-                <w:rFonts w:ascii="Calibri" w:eastAsia="等线 Light" w:hAnsi="Calibri" w:cs="Calibri"/>
-                <w:kern w:val="2"/>
-                <w:sz w:val="28"/>
-                <w:szCs w:val="28"/>
-                <w:lang w:val="pl-PL" w:eastAsia="en-US"/>
-                <w14:ligatures w14:val="standardContextual"/>
-              </w:rPr>
-            </w:pPr>
-            <w:r>
-              <w:rPr>
-                <w:rFonts w:ascii="Calibri" w:eastAsia="等线 Light" w:hAnsi="Calibri" w:cs="Calibri"/>
-                <w:kern w:val="2"/>
-                <w:sz w:val="28"/>
-                <w:szCs w:val="28"/>
-                <w:lang w:val="pl-PL" w:eastAsia="en-US"/>
-                <w14:ligatures w14:val="standardContextual"/>
-              </w:rPr>
-              <w:t xml:space="preserve">1 </w:t>
-            </w:r>
-            <w:proofErr w:type="spellStart"/>
-            <w:r>
-              <w:rPr>
-                <w:rFonts w:ascii="Calibri" w:eastAsia="等线 Light" w:hAnsi="Calibri" w:cs="Calibri"/>
-                <w:kern w:val="2"/>
-                <w:sz w:val="28"/>
-                <w:szCs w:val="28"/>
-                <w:lang w:val="pl-PL" w:eastAsia="en-US"/>
-                <w14:ligatures w14:val="standardContextual"/>
-              </w:rPr>
-              <w:t>Light</w:t>
-            </w:r>
-            <w:proofErr w:type="spellEnd"/>
-            <w:r>
-              <w:rPr>
-                <w:rFonts w:ascii="Calibri" w:eastAsia="等线 Light" w:hAnsi="Calibri" w:cs="Calibri"/>
-                <w:kern w:val="2"/>
-                <w:sz w:val="28"/>
-                <w:szCs w:val="28"/>
-                <w:lang w:val="pl-PL" w:eastAsia="en-US"/>
-                <w14:ligatures w14:val="standardContextual"/>
-              </w:rPr>
-              <w:t xml:space="preserve"> </w:t>
-            </w:r>
-            <w:proofErr w:type="spellStart"/>
-            <w:r>
-              <w:rPr>
-                <w:rFonts w:ascii="Calibri" w:eastAsia="等线 Light" w:hAnsi="Calibri" w:cs="Calibri"/>
-                <w:kern w:val="2"/>
-                <w:sz w:val="28"/>
-                <w:szCs w:val="28"/>
-                <w:lang w:val="pl-PL" w:eastAsia="en-US"/>
-                <w14:ligatures w14:val="standardContextual"/>
-              </w:rPr>
-              <w:t>Crystal</w:t>
-            </w:r>
-            <w:proofErr w:type="spellEnd"/>
+              <w:t>500</w:t>
+            </w:r>
+            <w:r>
+              <w:rPr>
+                <w:rFonts w:ascii="Calibri" w:eastAsia="等线 Light" w:hAnsi="Calibri" w:cs="Calibri"/>
+                <w:kern w:val="2"/>
+                <w:sz w:val="28"/>
+                <w:szCs w:val="28"/>
+                <w:lang w:val="pl-PL" w:eastAsia="en-US"/>
+                <w14:ligatures w14:val="standardContextual"/>
+              </w:rPr>
+              <w:t xml:space="preserve"> Hot Metal of Lost World</w:t>
+            </w:r>
+          </w:p>
+          <w:p>
+            <w:pPr>
+              <w:rPr>
+                <w:rFonts w:ascii="Calibri" w:eastAsia="等线 Light" w:hAnsi="Calibri" w:cs="Calibri"/>
+                <w:kern w:val="2"/>
+                <w:sz w:val="28"/>
+                <w:szCs w:val="28"/>
+                <w:lang w:val="pl-PL" w:eastAsia="en-US"/>
+                <w14:ligatures w14:val="standardContextual"/>
+              </w:rPr>
+            </w:pPr>
+            <w:r>
+              <w:rPr>
+                <w:rFonts w:ascii="Calibri" w:eastAsia="等线 Light" w:hAnsi="Calibri" w:cs="Calibri"/>
+                <w:kern w:val="2"/>
+                <w:sz w:val="28"/>
+                <w:szCs w:val="28"/>
+                <w:lang w:val="pl-PL" w:eastAsia="en-US"/>
+                <w14:ligatures w14:val="standardContextual"/>
+              </w:rPr>
+              <w:t>500</w:t>
+            </w:r>
+            <w:r>
+              <w:rPr>
+                <w:rFonts w:ascii="Calibri" w:eastAsia="等线 Light" w:hAnsi="Calibri" w:cs="Calibri"/>
+                <w:kern w:val="2"/>
+                <w:sz w:val="28"/>
+                <w:szCs w:val="28"/>
+                <w:lang w:val="pl-PL" w:eastAsia="en-US"/>
+                <w14:ligatures w14:val="standardContextual"/>
+              </w:rPr>
+              <w:t xml:space="preserve"> Light Crystal</w:t>
+            </w:r>
           </w:p>
         </w:tc>
       </w:tr>
@@ -3315,29 +3055,16 @@
                 <w14:ligatures w14:val="standardContextual"/>
               </w:rPr>
             </w:pPr>
-            <w:proofErr w:type="spellStart"/>
-            <w:r>
-              <w:rPr>
-                <w:rFonts w:ascii="Calibri" w:eastAsia="等线 Light" w:hAnsi="Calibri" w:cs="Calibri"/>
-                <w:kern w:val="2"/>
-                <w:sz w:val="28"/>
-                <w:szCs w:val="28"/>
-                <w:lang w:val="pl-PL" w:eastAsia="en-US"/>
-                <w14:ligatures w14:val="standardContextual"/>
-              </w:rPr>
-              <w:t>Potion</w:t>
-            </w:r>
-            <w:proofErr w:type="spellEnd"/>
-            <w:r>
-              <w:rPr>
-                <w:rFonts w:ascii="Calibri" w:eastAsia="等线 Light" w:hAnsi="Calibri" w:cs="Calibri"/>
-                <w:kern w:val="2"/>
-                <w:sz w:val="28"/>
-                <w:szCs w:val="28"/>
-                <w:lang w:val="pl-PL" w:eastAsia="en-US"/>
-                <w14:ligatures w14:val="standardContextual"/>
-              </w:rPr>
-              <w:t xml:space="preserve"> of Profit</w:t>
+            <w:r>
+              <w:rPr>
+                <w:rFonts w:ascii="Calibri" w:eastAsia="等线 Light" w:hAnsi="Calibri" w:cs="Calibri"/>
+                <w:kern w:val="2"/>
+                <w:sz w:val="28"/>
+                <w:szCs w:val="28"/>
+                <w:lang w:val="pl-PL" w:eastAsia="en-US"/>
+                <w14:ligatures w14:val="standardContextual"/>
+              </w:rPr>
+              <w:t>Potion of Profit</w:t>
             </w:r>
           </w:p>
         </w:tc>
@@ -3365,7 +3092,51 @@
                 <w:lang w:val="pl-PL" w:eastAsia="en-US"/>
                 <w14:ligatures w14:val="standardContextual"/>
               </w:rPr>
-              <w:t>Zwiększa ilość złota otrzymanego za sprzedaż zasobów o 100% przez 20 sekund.</w:t>
+              <w:t xml:space="preserve">Zwiększa ilość złota otrzymanego za sprzedaż zasobów o </w:t>
+            </w:r>
+            <w:r>
+              <w:rPr>
+                <w:rFonts w:ascii="Calibri" w:eastAsia="等线 Light" w:hAnsi="Calibri" w:cs="Calibri"/>
+                <w:kern w:val="2"/>
+                <w:sz w:val="28"/>
+                <w:szCs w:val="28"/>
+                <w:lang w:val="pl-PL" w:eastAsia="en-US"/>
+                <w14:ligatures w14:val="standardContextual"/>
+              </w:rPr>
+              <w:t>20</w:t>
+            </w:r>
+            <w:r>
+              <w:rPr>
+                <w:rFonts w:ascii="Calibri" w:eastAsia="等线 Light" w:hAnsi="Calibri" w:cs="Calibri"/>
+                <w:kern w:val="2"/>
+                <w:sz w:val="28"/>
+                <w:szCs w:val="28"/>
+                <w:lang w:val="pl-PL" w:eastAsia="en-US"/>
+                <w14:ligatures w14:val="standardContextual"/>
+              </w:rPr>
+              <w:t xml:space="preserve">% przez </w:t>
+            </w:r>
+            <w:r>
+              <w:rPr>
+                <w:rFonts w:ascii="Calibri" w:eastAsia="等线 Light" w:hAnsi="Calibri" w:cs="Calibri"/>
+                <w:kern w:val="2"/>
+                <w:sz w:val="28"/>
+                <w:szCs w:val="28"/>
+                <w:lang w:val="pl-PL" w:eastAsia="en-US"/>
+                <w14:ligatures w14:val="standardContextual"/>
+              </w:rPr>
+              <w:t>3</w:t>
+            </w:r>
+            <w:r>
+              <w:rPr>
+                <w:rFonts w:ascii="Calibri" w:eastAsia="等线 Light" w:hAnsi="Calibri" w:cs="Calibri"/>
+                <w:kern w:val="2"/>
+                <w:sz w:val="28"/>
+                <w:szCs w:val="28"/>
+                <w:lang w:val="pl-PL" w:eastAsia="en-US"/>
+                <w14:ligatures w14:val="standardContextual"/>
+              </w:rPr>
+              <w:t>0 sekund.</w:t>
             </w:r>
           </w:p>
         </w:tc>
@@ -3393,7 +3164,29 @@
                 <w:lang w:val="pl-PL" w:eastAsia="en-US"/>
                 <w14:ligatures w14:val="standardContextual"/>
               </w:rPr>
-              <w:t xml:space="preserve">1 </w:t>
+              <w:t>1</w:t>
+            </w:r>
+            <w:r>
+              <w:rPr>
+                <w:rFonts w:ascii="Calibri" w:eastAsia="等线 Light" w:hAnsi="Calibri" w:cs="Calibri"/>
+                <w:kern w:val="2"/>
+                <w:sz w:val="28"/>
+                <w:szCs w:val="28"/>
+                <w:lang w:val="pl-PL" w:eastAsia="en-US"/>
+                <w14:ligatures w14:val="standardContextual"/>
+              </w:rPr>
+              <w:t>K</w:t>
+            </w:r>
+            <w:r>
+              <w:rPr>
+                <w:rFonts w:ascii="Calibri" w:eastAsia="等线 Light" w:hAnsi="Calibri" w:cs="Calibri"/>
+                <w:kern w:val="2"/>
+                <w:sz w:val="28"/>
+                <w:szCs w:val="28"/>
+                <w:lang w:val="pl-PL" w:eastAsia="en-US"/>
+                <w14:ligatures w14:val="standardContextual"/>
+              </w:rPr>
+              <w:t xml:space="preserve"> </w:t>
             </w:r>
             <w:r>
               <w:rPr>
@@ -3402,79 +3195,53 @@
                 <w:szCs w:val="28"/>
                 <w:lang w:val="pl-PL"/>
               </w:rPr>
-              <w:t xml:space="preserve">Blood Rock of </w:t>
-            </w:r>
-            <w:proofErr w:type="spellStart"/>
-            <w:r>
-              <w:rPr>
-                <w:rFonts w:cs="Times New Roman"/>
-                <w:sz w:val="28"/>
-                <w:szCs w:val="28"/>
-                <w:lang w:val="pl-PL"/>
-              </w:rPr>
-              <w:t>Night</w:t>
-            </w:r>
-            <w:proofErr w:type="spellEnd"/>
-          </w:p>
-          <w:p>
-            <w:pPr>
-              <w:rPr>
-                <w:rFonts w:ascii="Calibri" w:eastAsia="等线 Light" w:hAnsi="Calibri" w:cs="Calibri"/>
-                <w:kern w:val="2"/>
-                <w:sz w:val="28"/>
-                <w:szCs w:val="28"/>
-                <w:lang w:val="pl-PL" w:eastAsia="en-US"/>
-                <w14:ligatures w14:val="standardContextual"/>
-              </w:rPr>
-            </w:pPr>
-            <w:r>
-              <w:rPr>
-                <w:rFonts w:ascii="Calibri" w:eastAsia="等线 Light" w:hAnsi="Calibri" w:cs="Calibri"/>
-                <w:kern w:val="2"/>
-                <w:sz w:val="28"/>
-                <w:szCs w:val="28"/>
-                <w:lang w:val="pl-PL" w:eastAsia="en-US"/>
-                <w14:ligatures w14:val="standardContextual"/>
-              </w:rPr>
-              <w:t xml:space="preserve">1 </w:t>
-            </w:r>
-            <w:proofErr w:type="spellStart"/>
-            <w:r>
-              <w:rPr>
-                <w:rFonts w:ascii="Calibri" w:eastAsia="等线 Light" w:hAnsi="Calibri" w:cs="Calibri"/>
-                <w:kern w:val="2"/>
-                <w:sz w:val="28"/>
-                <w:szCs w:val="28"/>
-                <w:lang w:val="pl-PL" w:eastAsia="en-US"/>
-                <w14:ligatures w14:val="standardContextual"/>
-              </w:rPr>
-              <w:t>Light</w:t>
-            </w:r>
-            <w:proofErr w:type="spellEnd"/>
-            <w:r>
-              <w:rPr>
-                <w:rFonts w:ascii="Calibri" w:eastAsia="等线 Light" w:hAnsi="Calibri" w:cs="Calibri"/>
-                <w:kern w:val="2"/>
-                <w:sz w:val="28"/>
-                <w:szCs w:val="28"/>
-                <w:lang w:val="pl-PL" w:eastAsia="en-US"/>
-                <w14:ligatures w14:val="standardContextual"/>
-              </w:rPr>
-              <w:t xml:space="preserve"> </w:t>
-            </w:r>
-            <w:proofErr w:type="spellStart"/>
-            <w:r>
-              <w:rPr>
-                <w:rFonts w:ascii="Calibri" w:eastAsia="等线 Light" w:hAnsi="Calibri" w:cs="Calibri"/>
-                <w:kern w:val="2"/>
-                <w:sz w:val="28"/>
-                <w:szCs w:val="28"/>
-                <w:lang w:val="pl-PL" w:eastAsia="en-US"/>
-                <w14:ligatures w14:val="standardContextual"/>
-              </w:rPr>
-              <w:t>Crystal</w:t>
-            </w:r>
-            <w:proofErr w:type="spellEnd"/>
+              <w:t>Blood Rock of Night</w:t>
+            </w:r>
+          </w:p>
+          <w:p>
+            <w:pPr>
+              <w:rPr>
+                <w:rFonts w:ascii="Calibri" w:eastAsia="等线 Light" w:hAnsi="Calibri" w:cs="Calibri"/>
+                <w:kern w:val="2"/>
+                <w:sz w:val="28"/>
+                <w:szCs w:val="28"/>
+                <w:lang w:val="pl-PL" w:eastAsia="en-US"/>
+                <w14:ligatures w14:val="standardContextual"/>
+              </w:rPr>
+            </w:pPr>
+            <w:r>
+              <w:rPr>
+                <w:rFonts w:ascii="Calibri" w:eastAsia="等线 Light" w:hAnsi="Calibri" w:cs="Calibri"/>
+                <w:kern w:val="2"/>
+                <w:sz w:val="28"/>
+                <w:szCs w:val="28"/>
+                <w:lang w:val="pl-PL" w:eastAsia="en-US"/>
+                <w14:ligatures w14:val="standardContextual"/>
+              </w:rPr>
+              <w:t>1</w:t>
+            </w:r>
+            <w:r>
+              <w:rPr>
+                <w:rFonts w:ascii="Calibri" w:eastAsia="等线 Light" w:hAnsi="Calibri" w:cs="Calibri"/>
+                <w:kern w:val="2"/>
+                <w:sz w:val="28"/>
+                <w:szCs w:val="28"/>
+                <w:lang w:val="pl-PL" w:eastAsia="en-US"/>
+                <w14:ligatures w14:val="standardContextual"/>
+              </w:rPr>
+              <w:t>K</w:t>
+            </w:r>
+            <w:r>
+              <w:rPr>
+                <w:rFonts w:ascii="Calibri" w:eastAsia="等线 Light" w:hAnsi="Calibri" w:cs="Calibri"/>
+                <w:kern w:val="2"/>
+                <w:sz w:val="28"/>
+                <w:szCs w:val="28"/>
+                <w:lang w:val="pl-PL" w:eastAsia="en-US"/>
+                <w14:ligatures w14:val="standardContextual"/>
+              </w:rPr>
+              <w:t xml:space="preserve"> Light Crystal</w:t>
+            </w:r>
           </w:p>
         </w:tc>
       </w:tr>
@@ -3494,7 +3261,6 @@
                 <w14:ligatures w14:val="standardContextual"/>
               </w:rPr>
             </w:pPr>
-            <w:proofErr w:type="spellStart"/>
             <w:r>
               <w:rPr>
                 <w:rFonts w:ascii="Calibri" w:eastAsia="等线 Light" w:hAnsi="Calibri" w:cs="Calibri"/>
@@ -3505,43 +3271,7 @@
                 <w14:ligatures w14:val="standardContextual"/>
               </w:rPr>
               <w:lastRenderedPageBreak/>
-              <w:t>Potion</w:t>
-            </w:r>
-            <w:proofErr w:type="spellEnd"/>
-            <w:r>
-              <w:rPr>
-                <w:rFonts w:ascii="Calibri" w:eastAsia="等线 Light" w:hAnsi="Calibri" w:cs="Calibri"/>
-                <w:kern w:val="2"/>
-                <w:sz w:val="28"/>
-                <w:szCs w:val="28"/>
-                <w:lang w:val="pl-PL" w:eastAsia="en-US"/>
-                <w14:ligatures w14:val="standardContextual"/>
-              </w:rPr>
-              <w:t xml:space="preserve"> of </w:t>
-            </w:r>
-            <w:proofErr w:type="spellStart"/>
-            <w:r>
-              <w:rPr>
-                <w:rFonts w:ascii="Calibri" w:eastAsia="等线 Light" w:hAnsi="Calibri" w:cs="Calibri"/>
-                <w:kern w:val="2"/>
-                <w:sz w:val="28"/>
-                <w:szCs w:val="28"/>
-                <w:lang w:val="pl-PL" w:eastAsia="en-US"/>
-                <w14:ligatures w14:val="standardContextual"/>
-              </w:rPr>
-              <w:t>Clicking</w:t>
-            </w:r>
-            <w:proofErr w:type="spellEnd"/>
-            <w:r>
-              <w:rPr>
-                <w:rFonts w:ascii="Calibri" w:eastAsia="等线 Light" w:hAnsi="Calibri" w:cs="Calibri"/>
-                <w:kern w:val="2"/>
-                <w:sz w:val="28"/>
-                <w:szCs w:val="28"/>
-                <w:lang w:val="pl-PL" w:eastAsia="en-US"/>
-                <w14:ligatures w14:val="standardContextual"/>
-              </w:rPr>
-              <w:t xml:space="preserve"> II</w:t>
+              <w:t>Potion of Clicking II</w:t>
             </w:r>
           </w:p>
         </w:tc>
@@ -3597,92 +3327,75 @@
                 <w:lang w:val="pl-PL" w:eastAsia="en-US"/>
                 <w14:ligatures w14:val="standardContextual"/>
               </w:rPr>
-              <w:t xml:space="preserve">1 </w:t>
-            </w:r>
-            <w:proofErr w:type="spellStart"/>
-            <w:r>
-              <w:rPr>
-                <w:rFonts w:ascii="Calibri" w:eastAsia="等线 Light" w:hAnsi="Calibri" w:cs="Calibri"/>
-                <w:kern w:val="2"/>
-                <w:sz w:val="28"/>
-                <w:szCs w:val="28"/>
-                <w:lang w:val="pl-PL" w:eastAsia="en-US"/>
-                <w14:ligatures w14:val="standardContextual"/>
-              </w:rPr>
-              <w:t>Killer</w:t>
-            </w:r>
-            <w:proofErr w:type="spellEnd"/>
-            <w:r>
-              <w:rPr>
-                <w:rFonts w:ascii="Calibri" w:eastAsia="等线 Light" w:hAnsi="Calibri" w:cs="Calibri"/>
-                <w:kern w:val="2"/>
-                <w:sz w:val="28"/>
-                <w:szCs w:val="28"/>
-                <w:lang w:val="pl-PL" w:eastAsia="en-US"/>
-                <w14:ligatures w14:val="standardContextual"/>
-              </w:rPr>
-              <w:t xml:space="preserve"> flower of Earth</w:t>
-            </w:r>
-          </w:p>
-          <w:p>
-            <w:pPr>
-              <w:rPr>
-                <w:rFonts w:ascii="Calibri" w:eastAsia="等线 Light" w:hAnsi="Calibri" w:cs="Calibri"/>
-                <w:kern w:val="2"/>
-                <w:sz w:val="28"/>
-                <w:szCs w:val="28"/>
-                <w:lang w:val="pl-PL" w:eastAsia="en-US"/>
-                <w14:ligatures w14:val="standardContextual"/>
-              </w:rPr>
-            </w:pPr>
-            <w:r>
-              <w:rPr>
-                <w:rFonts w:ascii="Calibri" w:eastAsia="等线 Light" w:hAnsi="Calibri" w:cs="Calibri"/>
-                <w:kern w:val="2"/>
-                <w:sz w:val="28"/>
-                <w:szCs w:val="28"/>
-                <w:lang w:val="pl-PL" w:eastAsia="en-US"/>
-                <w14:ligatures w14:val="standardContextual"/>
-              </w:rPr>
-              <w:t xml:space="preserve">1 Red </w:t>
-            </w:r>
-            <w:proofErr w:type="spellStart"/>
-            <w:r>
-              <w:rPr>
-                <w:rFonts w:ascii="Calibri" w:eastAsia="等线 Light" w:hAnsi="Calibri" w:cs="Calibri"/>
-                <w:kern w:val="2"/>
-                <w:sz w:val="28"/>
-                <w:szCs w:val="28"/>
-                <w:lang w:val="pl-PL" w:eastAsia="en-US"/>
-                <w14:ligatures w14:val="standardContextual"/>
-              </w:rPr>
-              <w:t>Diamond</w:t>
-            </w:r>
-            <w:proofErr w:type="spellEnd"/>
-            <w:r>
-              <w:rPr>
-                <w:rFonts w:ascii="Calibri" w:eastAsia="等线 Light" w:hAnsi="Calibri" w:cs="Calibri"/>
-                <w:kern w:val="2"/>
-                <w:sz w:val="28"/>
-                <w:szCs w:val="28"/>
-                <w:lang w:val="pl-PL" w:eastAsia="en-US"/>
-                <w14:ligatures w14:val="standardContextual"/>
-              </w:rPr>
-              <w:t xml:space="preserve"> of </w:t>
-            </w:r>
-            <w:proofErr w:type="spellStart"/>
-            <w:r>
-              <w:rPr>
-                <w:rFonts w:ascii="Calibri" w:eastAsia="等线 Light" w:hAnsi="Calibri" w:cs="Calibri"/>
-                <w:kern w:val="2"/>
-                <w:sz w:val="28"/>
-                <w:szCs w:val="28"/>
-                <w:lang w:val="pl-PL" w:eastAsia="en-US"/>
-                <w14:ligatures w14:val="standardContextual"/>
-              </w:rPr>
-              <w:t>Telor</w:t>
-            </w:r>
-            <w:proofErr w:type="spellEnd"/>
+              <w:t>1</w:t>
+            </w:r>
+            <w:r>
+              <w:rPr>
+                <w:rFonts w:ascii="Calibri" w:eastAsia="等线 Light" w:hAnsi="Calibri" w:cs="Calibri"/>
+                <w:kern w:val="2"/>
+                <w:sz w:val="28"/>
+                <w:szCs w:val="28"/>
+                <w:lang w:val="pl-PL" w:eastAsia="en-US"/>
+                <w14:ligatures w14:val="standardContextual"/>
+              </w:rPr>
+              <w:t>K</w:t>
+            </w:r>
+            <w:r>
+              <w:rPr>
+                <w:rFonts w:ascii="Calibri" w:eastAsia="等线 Light" w:hAnsi="Calibri" w:cs="Calibri"/>
+                <w:kern w:val="2"/>
+                <w:sz w:val="28"/>
+                <w:szCs w:val="28"/>
+                <w:lang w:val="pl-PL" w:eastAsia="en-US"/>
+                <w14:ligatures w14:val="standardContextual"/>
+              </w:rPr>
+              <w:t xml:space="preserve"> Killer flower of Earth</w:t>
+            </w:r>
+          </w:p>
+          <w:p>
+            <w:pPr>
+              <w:rPr>
+                <w:rFonts w:ascii="Calibri" w:eastAsia="等线 Light" w:hAnsi="Calibri" w:cs="Calibri"/>
+                <w:kern w:val="2"/>
+                <w:sz w:val="28"/>
+                <w:szCs w:val="28"/>
+                <w:lang w:val="pl-PL" w:eastAsia="en-US"/>
+                <w14:ligatures w14:val="standardContextual"/>
+              </w:rPr>
+            </w:pPr>
+            <w:r>
+              <w:rPr>
+                <w:rFonts w:ascii="Calibri" w:eastAsia="等线 Light" w:hAnsi="Calibri" w:cs="Calibri"/>
+                <w:kern w:val="2"/>
+                <w:sz w:val="28"/>
+                <w:szCs w:val="28"/>
+                <w:lang w:val="pl-PL" w:eastAsia="en-US"/>
+                <w14:ligatures w14:val="standardContextual"/>
+              </w:rPr>
+              <w:t>1</w:t>
+            </w:r>
+            <w:r>
+              <w:rPr>
+                <w:rFonts w:ascii="Calibri" w:eastAsia="等线 Light" w:hAnsi="Calibri" w:cs="Calibri"/>
+                <w:kern w:val="2"/>
+                <w:sz w:val="28"/>
+                <w:szCs w:val="28"/>
+                <w:lang w:val="pl-PL" w:eastAsia="en-US"/>
+                <w14:ligatures w14:val="standardContextual"/>
+              </w:rPr>
+              <w:t>K</w:t>
+            </w:r>
+            <w:r>
+              <w:rPr>
+                <w:rFonts w:ascii="Calibri" w:eastAsia="等线 Light" w:hAnsi="Calibri" w:cs="Calibri"/>
+                <w:kern w:val="2"/>
+                <w:sz w:val="28"/>
+                <w:szCs w:val="28"/>
+                <w:lang w:val="pl-PL" w:eastAsia="en-US"/>
+                <w14:ligatures w14:val="standardContextual"/>
+              </w:rPr>
+              <w:t xml:space="preserve"> Red Diamond of Telor</w:t>
+            </w:r>
           </w:p>
         </w:tc>
       </w:tr>
@@ -3702,53 +3415,16 @@
                 <w14:ligatures w14:val="standardContextual"/>
               </w:rPr>
             </w:pPr>
-            <w:proofErr w:type="spellStart"/>
-            <w:r>
-              <w:rPr>
-                <w:rFonts w:ascii="Calibri" w:eastAsia="等线 Light" w:hAnsi="Calibri" w:cs="Calibri"/>
-                <w:kern w:val="2"/>
-                <w:sz w:val="28"/>
-                <w:szCs w:val="28"/>
-                <w:lang w:val="pl-PL" w:eastAsia="en-US"/>
-                <w14:ligatures w14:val="standardContextual"/>
-              </w:rPr>
-              <w:t>Potion</w:t>
-            </w:r>
-            <w:proofErr w:type="spellEnd"/>
-            <w:r>
-              <w:rPr>
-                <w:rFonts w:ascii="Calibri" w:eastAsia="等线 Light" w:hAnsi="Calibri" w:cs="Calibri"/>
-                <w:kern w:val="2"/>
-                <w:sz w:val="28"/>
-                <w:szCs w:val="28"/>
-                <w:lang w:val="pl-PL" w:eastAsia="en-US"/>
-                <w14:ligatures w14:val="standardContextual"/>
-              </w:rPr>
-              <w:t xml:space="preserve"> of </w:t>
-            </w:r>
-            <w:proofErr w:type="spellStart"/>
-            <w:r>
-              <w:rPr>
-                <w:rFonts w:ascii="Calibri" w:eastAsia="等线 Light" w:hAnsi="Calibri" w:cs="Calibri"/>
-                <w:kern w:val="2"/>
-                <w:sz w:val="28"/>
-                <w:szCs w:val="28"/>
-                <w:lang w:val="pl-PL" w:eastAsia="en-US"/>
-                <w14:ligatures w14:val="standardContextual"/>
-              </w:rPr>
-              <w:t>Idle</w:t>
-            </w:r>
-            <w:proofErr w:type="spellEnd"/>
-            <w:r>
-              <w:rPr>
-                <w:rFonts w:ascii="Calibri" w:eastAsia="等线 Light" w:hAnsi="Calibri" w:cs="Calibri"/>
-                <w:kern w:val="2"/>
-                <w:sz w:val="28"/>
-                <w:szCs w:val="28"/>
-                <w:lang w:val="pl-PL" w:eastAsia="en-US"/>
-                <w14:ligatures w14:val="standardContextual"/>
-              </w:rPr>
-              <w:t xml:space="preserve"> II</w:t>
+            <w:r>
+              <w:rPr>
+                <w:rFonts w:ascii="Calibri" w:eastAsia="等线 Light" w:hAnsi="Calibri" w:cs="Calibri"/>
+                <w:kern w:val="2"/>
+                <w:sz w:val="28"/>
+                <w:szCs w:val="28"/>
+                <w:lang w:val="pl-PL" w:eastAsia="en-US"/>
+                <w14:ligatures w14:val="standardContextual"/>
+              </w:rPr>
+              <w:t>Potion of Idle II</w:t>
             </w:r>
           </w:p>
         </w:tc>
@@ -3776,7 +3452,51 @@
                 <w:lang w:val="pl-PL" w:eastAsia="en-US"/>
                 <w14:ligatures w14:val="standardContextual"/>
               </w:rPr>
-              <w:t>Zwiększa produkcje fabryk o 200% przez 40 sekund.</w:t>
+              <w:t xml:space="preserve">Zwiększa produkcje fabryk o </w:t>
+            </w:r>
+            <w:r>
+              <w:rPr>
+                <w:rFonts w:ascii="Calibri" w:eastAsia="等线 Light" w:hAnsi="Calibri" w:cs="Calibri"/>
+                <w:kern w:val="2"/>
+                <w:sz w:val="28"/>
+                <w:szCs w:val="28"/>
+                <w:lang w:val="pl-PL" w:eastAsia="en-US"/>
+                <w14:ligatures w14:val="standardContextual"/>
+              </w:rPr>
+              <w:t>4</w:t>
+            </w:r>
+            <w:r>
+              <w:rPr>
+                <w:rFonts w:ascii="Calibri" w:eastAsia="等线 Light" w:hAnsi="Calibri" w:cs="Calibri"/>
+                <w:kern w:val="2"/>
+                <w:sz w:val="28"/>
+                <w:szCs w:val="28"/>
+                <w:lang w:val="pl-PL" w:eastAsia="en-US"/>
+                <w14:ligatures w14:val="standardContextual"/>
+              </w:rPr>
+              <w:t xml:space="preserve">0% przez </w:t>
+            </w:r>
+            <w:r>
+              <w:rPr>
+                <w:rFonts w:ascii="Calibri" w:eastAsia="等线 Light" w:hAnsi="Calibri" w:cs="Calibri"/>
+                <w:kern w:val="2"/>
+                <w:sz w:val="28"/>
+                <w:szCs w:val="28"/>
+                <w:lang w:val="pl-PL" w:eastAsia="en-US"/>
+                <w14:ligatures w14:val="standardContextual"/>
+              </w:rPr>
+              <w:t>15</w:t>
+            </w:r>
+            <w:r>
+              <w:rPr>
+                <w:rFonts w:ascii="Calibri" w:eastAsia="等线 Light" w:hAnsi="Calibri" w:cs="Calibri"/>
+                <w:kern w:val="2"/>
+                <w:sz w:val="28"/>
+                <w:szCs w:val="28"/>
+                <w:lang w:val="pl-PL" w:eastAsia="en-US"/>
+                <w14:ligatures w14:val="standardContextual"/>
+              </w:rPr>
+              <w:t xml:space="preserve"> sekund.</w:t>
             </w:r>
           </w:p>
         </w:tc>
@@ -3804,81 +3524,53 @@
                 <w:lang w:val="pl-PL" w:eastAsia="en-US"/>
                 <w14:ligatures w14:val="standardContextual"/>
               </w:rPr>
-              <w:t xml:space="preserve">1 Red </w:t>
-            </w:r>
-            <w:proofErr w:type="spellStart"/>
-            <w:r>
-              <w:rPr>
-                <w:rFonts w:ascii="Calibri" w:eastAsia="等线 Light" w:hAnsi="Calibri" w:cs="Calibri"/>
-                <w:kern w:val="2"/>
-                <w:sz w:val="28"/>
-                <w:szCs w:val="28"/>
-                <w:lang w:val="pl-PL" w:eastAsia="en-US"/>
-                <w14:ligatures w14:val="standardContextual"/>
-              </w:rPr>
-              <w:t>Diamond</w:t>
-            </w:r>
-            <w:proofErr w:type="spellEnd"/>
-            <w:r>
-              <w:rPr>
-                <w:rFonts w:ascii="Calibri" w:eastAsia="等线 Light" w:hAnsi="Calibri" w:cs="Calibri"/>
-                <w:kern w:val="2"/>
-                <w:sz w:val="28"/>
-                <w:szCs w:val="28"/>
-                <w:lang w:val="pl-PL" w:eastAsia="en-US"/>
-                <w14:ligatures w14:val="standardContextual"/>
-              </w:rPr>
-              <w:t xml:space="preserve"> of </w:t>
-            </w:r>
-            <w:proofErr w:type="spellStart"/>
-            <w:r>
-              <w:rPr>
-                <w:rFonts w:ascii="Calibri" w:eastAsia="等线 Light" w:hAnsi="Calibri" w:cs="Calibri"/>
-                <w:kern w:val="2"/>
-                <w:sz w:val="28"/>
-                <w:szCs w:val="28"/>
-                <w:lang w:val="pl-PL" w:eastAsia="en-US"/>
-                <w14:ligatures w14:val="standardContextual"/>
-              </w:rPr>
-              <w:t>Telor</w:t>
-            </w:r>
-            <w:proofErr w:type="spellEnd"/>
-          </w:p>
-          <w:p>
-            <w:pPr>
-              <w:rPr>
-                <w:rFonts w:ascii="Calibri" w:eastAsia="等线 Light" w:hAnsi="Calibri" w:cs="Calibri"/>
-                <w:kern w:val="2"/>
-                <w:sz w:val="28"/>
-                <w:szCs w:val="28"/>
-                <w:lang w:val="pl-PL" w:eastAsia="en-US"/>
-                <w14:ligatures w14:val="standardContextual"/>
-              </w:rPr>
-            </w:pPr>
-            <w:r>
-              <w:rPr>
-                <w:rFonts w:ascii="Calibri" w:eastAsia="等线 Light" w:hAnsi="Calibri" w:cs="Calibri"/>
-                <w:kern w:val="2"/>
-                <w:sz w:val="28"/>
-                <w:szCs w:val="28"/>
-                <w:lang w:val="pl-PL" w:eastAsia="en-US"/>
-                <w14:ligatures w14:val="standardContextual"/>
-              </w:rPr>
-              <w:t xml:space="preserve">1 Time </w:t>
-            </w:r>
-            <w:proofErr w:type="spellStart"/>
-            <w:r>
-              <w:rPr>
-                <w:rFonts w:ascii="Calibri" w:eastAsia="等线 Light" w:hAnsi="Calibri" w:cs="Calibri"/>
-                <w:kern w:val="2"/>
-                <w:sz w:val="28"/>
-                <w:szCs w:val="28"/>
-                <w:lang w:val="pl-PL" w:eastAsia="en-US"/>
-                <w14:ligatures w14:val="standardContextual"/>
-              </w:rPr>
-              <w:t>Remnant</w:t>
-            </w:r>
-            <w:proofErr w:type="spellEnd"/>
+              <w:t>5K</w:t>
+            </w:r>
+            <w:r>
+              <w:rPr>
+                <w:rFonts w:ascii="Calibri" w:eastAsia="等线 Light" w:hAnsi="Calibri" w:cs="Calibri"/>
+                <w:kern w:val="2"/>
+                <w:sz w:val="28"/>
+                <w:szCs w:val="28"/>
+                <w:lang w:val="pl-PL" w:eastAsia="en-US"/>
+                <w14:ligatures w14:val="standardContextual"/>
+              </w:rPr>
+              <w:t xml:space="preserve"> Red Diamond of Telor</w:t>
+            </w:r>
+          </w:p>
+          <w:p>
+            <w:pPr>
+              <w:rPr>
+                <w:rFonts w:ascii="Calibri" w:eastAsia="等线 Light" w:hAnsi="Calibri" w:cs="Calibri"/>
+                <w:kern w:val="2"/>
+                <w:sz w:val="28"/>
+                <w:szCs w:val="28"/>
+                <w:lang w:val="pl-PL" w:eastAsia="en-US"/>
+                <w14:ligatures w14:val="standardContextual"/>
+              </w:rPr>
+            </w:pPr>
+            <w:r>
+              <w:rPr>
+                <w:rFonts w:ascii="Calibri" w:eastAsia="等线 Light" w:hAnsi="Calibri" w:cs="Calibri"/>
+                <w:kern w:val="2"/>
+                <w:sz w:val="28"/>
+                <w:szCs w:val="28"/>
+                <w:lang w:val="pl-PL" w:eastAsia="en-US"/>
+                <w14:ligatures w14:val="standardContextual"/>
+              </w:rPr>
+              <w:t>5K</w:t>
+            </w:r>
+            <w:r>
+              <w:rPr>
+                <w:rFonts w:ascii="Calibri" w:eastAsia="等线 Light" w:hAnsi="Calibri" w:cs="Calibri"/>
+                <w:kern w:val="2"/>
+                <w:sz w:val="28"/>
+                <w:szCs w:val="28"/>
+                <w:lang w:val="pl-PL" w:eastAsia="en-US"/>
+                <w14:ligatures w14:val="standardContextual"/>
+              </w:rPr>
+              <w:t xml:space="preserve"> Time Remnant</w:t>
+            </w:r>
           </w:p>
         </w:tc>
       </w:tr>
@@ -3898,29 +3590,16 @@
                 <w14:ligatures w14:val="standardContextual"/>
               </w:rPr>
             </w:pPr>
-            <w:proofErr w:type="spellStart"/>
-            <w:r>
-              <w:rPr>
-                <w:rFonts w:ascii="Calibri" w:eastAsia="等线 Light" w:hAnsi="Calibri" w:cs="Calibri"/>
-                <w:kern w:val="2"/>
-                <w:sz w:val="28"/>
-                <w:szCs w:val="28"/>
-                <w:lang w:val="pl-PL" w:eastAsia="en-US"/>
-                <w14:ligatures w14:val="standardContextual"/>
-              </w:rPr>
-              <w:t>Potion</w:t>
-            </w:r>
-            <w:proofErr w:type="spellEnd"/>
-            <w:r>
-              <w:rPr>
-                <w:rFonts w:ascii="Calibri" w:eastAsia="等线 Light" w:hAnsi="Calibri" w:cs="Calibri"/>
-                <w:kern w:val="2"/>
-                <w:sz w:val="28"/>
-                <w:szCs w:val="28"/>
-                <w:lang w:val="pl-PL" w:eastAsia="en-US"/>
-                <w14:ligatures w14:val="standardContextual"/>
-              </w:rPr>
-              <w:t xml:space="preserve"> of Profit II</w:t>
+            <w:r>
+              <w:rPr>
+                <w:rFonts w:ascii="Calibri" w:eastAsia="等线 Light" w:hAnsi="Calibri" w:cs="Calibri"/>
+                <w:kern w:val="2"/>
+                <w:sz w:val="28"/>
+                <w:szCs w:val="28"/>
+                <w:lang w:val="pl-PL" w:eastAsia="en-US"/>
+                <w14:ligatures w14:val="standardContextual"/>
+              </w:rPr>
+              <w:t>Potion of Profit II</w:t>
             </w:r>
           </w:p>
         </w:tc>
@@ -3948,7 +3627,51 @@
                 <w:lang w:val="pl-PL" w:eastAsia="en-US"/>
                 <w14:ligatures w14:val="standardContextual"/>
               </w:rPr>
-              <w:t>Zwiększa ilość złota otrzymanego za sprzedaż zasobów o 200% przez 40 sekund.</w:t>
+              <w:t xml:space="preserve">Zwiększa ilość złota otrzymanego za sprzedaż zasobów o </w:t>
+            </w:r>
+            <w:r>
+              <w:rPr>
+                <w:rFonts w:ascii="Calibri" w:eastAsia="等线 Light" w:hAnsi="Calibri" w:cs="Calibri"/>
+                <w:kern w:val="2"/>
+                <w:sz w:val="28"/>
+                <w:szCs w:val="28"/>
+                <w:lang w:val="pl-PL" w:eastAsia="en-US"/>
+                <w14:ligatures w14:val="standardContextual"/>
+              </w:rPr>
+              <w:t>4</w:t>
+            </w:r>
+            <w:r>
+              <w:rPr>
+                <w:rFonts w:ascii="Calibri" w:eastAsia="等线 Light" w:hAnsi="Calibri" w:cs="Calibri"/>
+                <w:kern w:val="2"/>
+                <w:sz w:val="28"/>
+                <w:szCs w:val="28"/>
+                <w:lang w:val="pl-PL" w:eastAsia="en-US"/>
+                <w14:ligatures w14:val="standardContextual"/>
+              </w:rPr>
+              <w:t xml:space="preserve">0% przez </w:t>
+            </w:r>
+            <w:r>
+              <w:rPr>
+                <w:rFonts w:ascii="Calibri" w:eastAsia="等线 Light" w:hAnsi="Calibri" w:cs="Calibri"/>
+                <w:kern w:val="2"/>
+                <w:sz w:val="28"/>
+                <w:szCs w:val="28"/>
+                <w:lang w:val="pl-PL" w:eastAsia="en-US"/>
+                <w14:ligatures w14:val="standardContextual"/>
+              </w:rPr>
+              <w:t>15</w:t>
+            </w:r>
+            <w:r>
+              <w:rPr>
+                <w:rFonts w:ascii="Calibri" w:eastAsia="等线 Light" w:hAnsi="Calibri" w:cs="Calibri"/>
+                <w:kern w:val="2"/>
+                <w:sz w:val="28"/>
+                <w:szCs w:val="28"/>
+                <w:lang w:val="pl-PL" w:eastAsia="en-US"/>
+                <w14:ligatures w14:val="standardContextual"/>
+              </w:rPr>
+              <w:t xml:space="preserve"> sekund.</w:t>
             </w:r>
           </w:p>
         </w:tc>
@@ -3976,68 +3699,64 @@
                 <w:lang w:val="pl-PL" w:eastAsia="en-US"/>
                 <w14:ligatures w14:val="standardContextual"/>
               </w:rPr>
-              <w:t xml:space="preserve">1 </w:t>
-            </w:r>
-            <w:proofErr w:type="spellStart"/>
-            <w:r>
-              <w:rPr>
-                <w:rFonts w:ascii="Calibri" w:eastAsia="等线 Light" w:hAnsi="Calibri" w:cs="Calibri"/>
-                <w:kern w:val="2"/>
-                <w:sz w:val="28"/>
-                <w:szCs w:val="28"/>
-                <w:lang w:val="pl-PL" w:eastAsia="en-US"/>
-                <w14:ligatures w14:val="standardContextual"/>
-              </w:rPr>
-              <w:t>Killer</w:t>
-            </w:r>
-            <w:proofErr w:type="spellEnd"/>
-            <w:r>
-              <w:rPr>
-                <w:rFonts w:ascii="Calibri" w:eastAsia="等线 Light" w:hAnsi="Calibri" w:cs="Calibri"/>
-                <w:kern w:val="2"/>
-                <w:sz w:val="28"/>
-                <w:szCs w:val="28"/>
-                <w:lang w:val="pl-PL" w:eastAsia="en-US"/>
-                <w14:ligatures w14:val="standardContextual"/>
-              </w:rPr>
-              <w:t xml:space="preserve"> flower of Earth</w:t>
-            </w:r>
-          </w:p>
-          <w:p>
-            <w:pPr>
-              <w:rPr>
-                <w:rFonts w:ascii="Calibri" w:eastAsia="等线 Light" w:hAnsi="Calibri" w:cs="Calibri"/>
-                <w:kern w:val="2"/>
-                <w:sz w:val="28"/>
-                <w:szCs w:val="28"/>
-                <w:lang w:val="pl-PL" w:eastAsia="en-US"/>
-                <w14:ligatures w14:val="standardContextual"/>
-              </w:rPr>
-            </w:pPr>
-            <w:r>
-              <w:rPr>
-                <w:rFonts w:ascii="Calibri" w:eastAsia="等线 Light" w:hAnsi="Calibri" w:cs="Calibri"/>
-                <w:kern w:val="2"/>
-                <w:sz w:val="28"/>
-                <w:szCs w:val="28"/>
-                <w:lang w:val="pl-PL" w:eastAsia="en-US"/>
-                <w14:ligatures w14:val="standardContextual"/>
-              </w:rPr>
-              <w:t xml:space="preserve">1 Time </w:t>
-            </w:r>
-            <w:proofErr w:type="spellStart"/>
-            <w:r>
-              <w:rPr>
-                <w:rFonts w:ascii="Calibri" w:eastAsia="等线 Light" w:hAnsi="Calibri" w:cs="Calibri"/>
-                <w:kern w:val="2"/>
-                <w:sz w:val="28"/>
-                <w:szCs w:val="28"/>
-                <w:lang w:val="pl-PL" w:eastAsia="en-US"/>
-                <w14:ligatures w14:val="standardContextual"/>
-              </w:rPr>
-              <w:t>Remnant</w:t>
-            </w:r>
-            <w:proofErr w:type="spellEnd"/>
+              <w:t>10K</w:t>
+            </w:r>
+            <w:r>
+              <w:rPr>
+                <w:rFonts w:ascii="Calibri" w:eastAsia="等线 Light" w:hAnsi="Calibri" w:cs="Calibri"/>
+                <w:kern w:val="2"/>
+                <w:sz w:val="28"/>
+                <w:szCs w:val="28"/>
+                <w:lang w:val="pl-PL" w:eastAsia="en-US"/>
+                <w14:ligatures w14:val="standardContextual"/>
+              </w:rPr>
+              <w:t xml:space="preserve"> Killer flower of Earth</w:t>
+            </w:r>
+          </w:p>
+          <w:p>
+            <w:pPr>
+              <w:rPr>
+                <w:rFonts w:ascii="Calibri" w:eastAsia="等线 Light" w:hAnsi="Calibri" w:cs="Calibri"/>
+                <w:kern w:val="2"/>
+                <w:sz w:val="28"/>
+                <w:szCs w:val="28"/>
+                <w:lang w:val="pl-PL" w:eastAsia="en-US"/>
+                <w14:ligatures w14:val="standardContextual"/>
+              </w:rPr>
+            </w:pPr>
+            <w:r>
+              <w:rPr>
+                <w:rFonts w:ascii="Calibri" w:eastAsia="等线 Light" w:hAnsi="Calibri" w:cs="Calibri"/>
+                <w:kern w:val="2"/>
+                <w:sz w:val="28"/>
+                <w:szCs w:val="28"/>
+                <w:lang w:val="pl-PL" w:eastAsia="en-US"/>
+                <w14:ligatures w14:val="standardContextual"/>
+              </w:rPr>
+              <w:t>1</w:t>
+            </w:r>
+            <w:r>
+              <w:rPr>
+                <w:rFonts w:ascii="Calibri" w:eastAsia="等线 Light" w:hAnsi="Calibri" w:cs="Calibri"/>
+                <w:kern w:val="2"/>
+                <w:sz w:val="28"/>
+                <w:szCs w:val="28"/>
+                <w:lang w:val="pl-PL" w:eastAsia="en-US"/>
+                <w14:ligatures w14:val="standardContextual"/>
+              </w:rPr>
+              <w:t>0K</w:t>
+            </w:r>
+            <w:r>
+              <w:rPr>
+                <w:rFonts w:ascii="Calibri" w:eastAsia="等线 Light" w:hAnsi="Calibri" w:cs="Calibri"/>
+                <w:kern w:val="2"/>
+                <w:sz w:val="28"/>
+                <w:szCs w:val="28"/>
+                <w:lang w:val="pl-PL" w:eastAsia="en-US"/>
+                <w14:ligatures w14:val="standardContextual"/>
+              </w:rPr>
+              <w:t xml:space="preserve"> Time Remnant</w:t>
+            </w:r>
           </w:p>
         </w:tc>
       </w:tr>
@@ -4077,10 +3796,11 @@
           <w:lang w:val="pl-PL" w:eastAsia="en-US"/>
           <w14:ligatures w14:val="standardContextual"/>
         </w:rPr>
-        <w:t xml:space="preserve">Drzewka umiejętności i </w:t>
-      </w:r>
-      <w:proofErr w:type="spellStart"/>
-      <w:r>
+        <w:t>Drzewka umiejętności i Skill Check</w:t>
+      </w:r>
+    </w:p>
+    <w:p>
+      <w:pPr>
         <w:rPr>
           <w:rFonts w:ascii="Calibri Light" w:eastAsia="等线 Light" w:hAnsi="Calibri Light" w:cs="Times New Roman"/>
           <w:color w:val="2F5496"/>
@@ -4090,47 +3810,6 @@
           <w:lang w:val="pl-PL" w:eastAsia="en-US"/>
           <w14:ligatures w14:val="standardContextual"/>
         </w:rPr>
-        <w:t>Skill</w:t>
-      </w:r>
-      <w:proofErr w:type="spellEnd"/>
-      <w:r>
-        <w:rPr>
-          <w:rFonts w:ascii="Calibri Light" w:eastAsia="等线 Light" w:hAnsi="Calibri Light" w:cs="Times New Roman"/>
-          <w:color w:val="2F5496"/>
-          <w:kern w:val="2"/>
-          <w:sz w:val="32"/>
-          <w:szCs w:val="32"/>
-          <w:lang w:val="pl-PL" w:eastAsia="en-US"/>
-          <w14:ligatures w14:val="standardContextual"/>
-        </w:rPr>
-        <w:t xml:space="preserve"> </w:t>
-      </w:r>
-      <w:proofErr w:type="spellStart"/>
-      <w:r>
-        <w:rPr>
-          <w:rFonts w:ascii="Calibri Light" w:eastAsia="等线 Light" w:hAnsi="Calibri Light" w:cs="Times New Roman"/>
-          <w:color w:val="2F5496"/>
-          <w:kern w:val="2"/>
-          <w:sz w:val="32"/>
-          <w:szCs w:val="32"/>
-          <w:lang w:val="pl-PL" w:eastAsia="en-US"/>
-          <w14:ligatures w14:val="standardContextual"/>
-        </w:rPr>
-        <w:t>Check</w:t>
-      </w:r>
-      <w:proofErr w:type="spellEnd"/>
-    </w:p>
-    <w:p>
-      <w:pPr>
-        <w:rPr>
-          <w:rFonts w:ascii="Calibri Light" w:eastAsia="等线 Light" w:hAnsi="Calibri Light" w:cs="Times New Roman"/>
-          <w:color w:val="2F5496"/>
-          <w:kern w:val="2"/>
-          <w:sz w:val="32"/>
-          <w:szCs w:val="32"/>
-          <w:lang w:val="pl-PL" w:eastAsia="en-US"/>
-          <w14:ligatures w14:val="standardContextual"/>
-        </w:rPr>
       </w:pPr>
     </w:p>
     <w:p>
@@ -4155,9 +3834,8 @@
           <w:lang w:val="pl-PL" w:eastAsia="en-US"/>
           <w14:ligatures w14:val="standardContextual"/>
         </w:rPr>
-        <w:t>W momencie sprzedaży zasobów oprócz złota, gracz otrzymuje także punkty doświadczenia. Ilość doświadczenia wyświetlana jest w postaci paska doświadczenia. Po wypełnieniu paska doświadczenia gracz awansuje na kolejny poziom oraz otrzymuje punkt umiejętności. Ilość punktów umiejętności wyświetlana jest w polu „</w:t>
-      </w:r>
-      <w:proofErr w:type="spellStart"/>
+        <w:t xml:space="preserve">W momencie sprzedaży zasobów oprócz złota, gracz otrzymuje także punkty doświadczenia. Ilość doświadczenia wyświetlana jest w postaci paska doświadczenia. Po wypełnieniu paska doświadczenia gracz awansuje na kolejny poziom oraz otrzymuje punkt umiejętności. Ilość punktów umiejętności wyświetlana jest w polu „SkillPoints”. Za punkty umiejętności gracz ma </w:t>
+      </w:r>
       <w:r>
         <w:rPr>
           <w:rFonts w:ascii="Calibri" w:eastAsia="等线 Light" w:hAnsi="Calibri" w:cs="Calibri"/>
@@ -4168,9 +3846,8 @@
           <w:lang w:val="pl-PL" w:eastAsia="en-US"/>
           <w14:ligatures w14:val="standardContextual"/>
         </w:rPr>
-        <w:t>SkillPoints</w:t>
-      </w:r>
-      <w:proofErr w:type="spellEnd"/>
+        <w:t>możliwość</w:t>
+      </w:r>
       <w:r>
         <w:rPr>
           <w:rFonts w:ascii="Calibri" w:eastAsia="等线 Light" w:hAnsi="Calibri" w:cs="Calibri"/>
@@ -4181,9 +3858,11 @@
           <w:lang w:val="pl-PL" w:eastAsia="en-US"/>
           <w14:ligatures w14:val="standardContextual"/>
         </w:rPr>
-        <w:t xml:space="preserve">”. Za punkty umiejętności gracz ma </w:t>
-      </w:r>
-      <w:r>
+        <w:t xml:space="preserve"> odblokowania umiejętności w wybranych drzewkach umiejętności. Każda umiejętność ma unikatowy efekt i nawiązanie do fabuły. Umiejętności odblokować można wyłącznie w odpowiedniej kolejności zależnej od drzewka. Odblokowanie niektórych umiejętności wyklucza możliwość odblokowania innych.</w:t>
+      </w:r>
+    </w:p>
+    <w:p>
+      <w:pPr>
         <w:rPr>
           <w:rFonts w:ascii="Calibri" w:eastAsia="等线 Light" w:hAnsi="Calibri" w:cs="Calibri"/>
           <w:color w:val="000000" w:themeColor="text1"/>
@@ -4193,9 +3872,10 @@
           <w:lang w:val="pl-PL" w:eastAsia="en-US"/>
           <w14:ligatures w14:val="standardContextual"/>
         </w:rPr>
-        <w:t>możliwość</w:t>
-      </w:r>
-      <w:r>
+      </w:pPr>
+    </w:p>
+    <w:p>
+      <w:pPr>
         <w:rPr>
           <w:rFonts w:ascii="Calibri" w:eastAsia="等线 Light" w:hAnsi="Calibri" w:cs="Calibri"/>
           <w:color w:val="000000" w:themeColor="text1"/>
@@ -4205,11 +3885,8 @@
           <w:lang w:val="pl-PL" w:eastAsia="en-US"/>
           <w14:ligatures w14:val="standardContextual"/>
         </w:rPr>
-        <w:t xml:space="preserve"> odblokowania umiejętności w wybranych drzewkach umiejętności. Każda umiejętność ma unikatowy efekt i nawiązanie do fabuły. Umiejętności odblokować można wyłącznie w odpowiedniej kolejności zależnej od drzewka. Odblokowanie niektórych umiejętności wyklucza możliwość odblokowania innych.</w:t>
-      </w:r>
-    </w:p>
-    <w:p>
-      <w:pPr>
+      </w:pPr>
+      <w:r>
         <w:rPr>
           <w:rFonts w:ascii="Calibri" w:eastAsia="等线 Light" w:hAnsi="Calibri" w:cs="Calibri"/>
           <w:color w:val="000000" w:themeColor="text1"/>
@@ -4219,10 +3896,9 @@
           <w:lang w:val="pl-PL" w:eastAsia="en-US"/>
           <w14:ligatures w14:val="standardContextual"/>
         </w:rPr>
-      </w:pPr>
-    </w:p>
-    <w:p>
-      <w:pPr>
+        <w:t xml:space="preserve">Z poziomem gracza związany jest także limiter zasobów, który </w:t>
+      </w:r>
+      <w:r>
         <w:rPr>
           <w:rFonts w:ascii="Calibri" w:eastAsia="等线 Light" w:hAnsi="Calibri" w:cs="Calibri"/>
           <w:color w:val="000000" w:themeColor="text1"/>
@@ -4232,7 +3908,8 @@
           <w:lang w:val="pl-PL" w:eastAsia="en-US"/>
           <w14:ligatures w14:val="standardContextual"/>
         </w:rPr>
-      </w:pPr>
+        <w:t>uniemożliwia</w:t>
+      </w:r>
       <w:r>
         <w:rPr>
           <w:rFonts w:ascii="Calibri" w:eastAsia="等线 Light" w:hAnsi="Calibri" w:cs="Calibri"/>
@@ -4243,9 +3920,11 @@
           <w:lang w:val="pl-PL" w:eastAsia="en-US"/>
           <w14:ligatures w14:val="standardContextual"/>
         </w:rPr>
-        <w:t xml:space="preserve">Z poziomem gracza związany jest także limiter zasobów, który </w:t>
-      </w:r>
-      <w:r>
+        <w:t xml:space="preserve"> wydobywanie zasobów po osiągnięciu danego progu. Próg ten zwiększa się z każdym poziomem o 20%.</w:t>
+      </w:r>
+    </w:p>
+    <w:p>
+      <w:pPr>
         <w:rPr>
           <w:rFonts w:ascii="Calibri" w:eastAsia="等线 Light" w:hAnsi="Calibri" w:cs="Calibri"/>
           <w:color w:val="000000" w:themeColor="text1"/>
@@ -4255,8 +3934,7 @@
           <w:lang w:val="pl-PL" w:eastAsia="en-US"/>
           <w14:ligatures w14:val="standardContextual"/>
         </w:rPr>
-        <w:t>uniemożliwia</w:t>
-      </w:r>
+      </w:pPr>
       <w:r>
         <w:rPr>
           <w:rFonts w:ascii="Calibri" w:eastAsia="等线 Light" w:hAnsi="Calibri" w:cs="Calibri"/>
@@ -4267,7 +3945,7 @@
           <w:lang w:val="pl-PL" w:eastAsia="en-US"/>
           <w14:ligatures w14:val="standardContextual"/>
         </w:rPr>
-        <w:t xml:space="preserve"> wydobywanie zasobów po osiągnięciu danego progu. Próg ten zwiększa się z każdym poziomem o 20%.</w:t>
+        <w:t>Każdy zasób posiada własny limiter.</w:t>
       </w:r>
     </w:p>
     <w:p>
@@ -4282,221 +3960,28 @@
           <w14:ligatures w14:val="standardContextual"/>
         </w:rPr>
       </w:pPr>
-      <w:r>
+    </w:p>
+    <w:p>
+      <w:pPr>
         <w:rPr>
           <w:rFonts w:ascii="Calibri" w:eastAsia="等线 Light" w:hAnsi="Calibri" w:cs="Calibri"/>
-          <w:color w:val="000000" w:themeColor="text1"/>
-          <w:kern w:val="2"/>
-          <w:sz w:val="28"/>
-          <w:szCs w:val="28"/>
-          <w:lang w:val="pl-PL" w:eastAsia="en-US"/>
-          <w14:ligatures w14:val="standardContextual"/>
-        </w:rPr>
-        <w:t>Każdy zasób posiada własny limiter.</w:t>
-      </w:r>
-    </w:p>
-    <w:p>
-      <w:pPr>
+          <w:kern w:val="2"/>
+          <w:sz w:val="28"/>
+          <w:szCs w:val="28"/>
+          <w:lang w:val="pl-PL" w:eastAsia="en-US"/>
+          <w14:ligatures w14:val="standardContextual"/>
+        </w:rPr>
+      </w:pPr>
+      <w:r>
         <w:rPr>
           <w:rFonts w:ascii="Calibri" w:eastAsia="等线 Light" w:hAnsi="Calibri" w:cs="Calibri"/>
-          <w:color w:val="000000" w:themeColor="text1"/>
-          <w:kern w:val="2"/>
-          <w:sz w:val="28"/>
-          <w:szCs w:val="28"/>
-          <w:lang w:val="pl-PL" w:eastAsia="en-US"/>
-          <w14:ligatures w14:val="standardContextual"/>
-        </w:rPr>
-      </w:pPr>
-    </w:p>
-    <w:p>
-      <w:pPr>
-        <w:rPr>
-          <w:rFonts w:ascii="Calibri" w:eastAsia="等线 Light" w:hAnsi="Calibri" w:cs="Calibri"/>
-          <w:kern w:val="2"/>
-          <w:sz w:val="28"/>
-          <w:szCs w:val="28"/>
-          <w:lang w:val="pl-PL" w:eastAsia="en-US"/>
-          <w14:ligatures w14:val="standardContextual"/>
-        </w:rPr>
-      </w:pPr>
-      <w:r>
-        <w:rPr>
-          <w:rFonts w:ascii="Calibri" w:eastAsia="等线 Light" w:hAnsi="Calibri" w:cs="Calibri"/>
-          <w:kern w:val="2"/>
-          <w:sz w:val="28"/>
-          <w:szCs w:val="28"/>
-          <w:lang w:val="pl-PL" w:eastAsia="en-US"/>
-          <w14:ligatures w14:val="standardContextual"/>
-        </w:rPr>
-        <w:t>Niektóre umiejętności umożliwiają pojawianie się „</w:t>
-      </w:r>
-      <w:proofErr w:type="spellStart"/>
-      <w:r>
-        <w:rPr>
-          <w:rFonts w:ascii="Calibri" w:eastAsia="等线 Light" w:hAnsi="Calibri" w:cs="Calibri"/>
-          <w:kern w:val="2"/>
-          <w:sz w:val="28"/>
-          <w:szCs w:val="28"/>
-          <w:lang w:val="pl-PL" w:eastAsia="en-US"/>
-          <w14:ligatures w14:val="standardContextual"/>
-        </w:rPr>
-        <w:t>Skill</w:t>
-      </w:r>
-      <w:proofErr w:type="spellEnd"/>
-      <w:r>
-        <w:rPr>
-          <w:rFonts w:ascii="Calibri" w:eastAsia="等线 Light" w:hAnsi="Calibri" w:cs="Calibri"/>
-          <w:kern w:val="2"/>
-          <w:sz w:val="28"/>
-          <w:szCs w:val="28"/>
-          <w:lang w:val="pl-PL" w:eastAsia="en-US"/>
-          <w14:ligatures w14:val="standardContextual"/>
-        </w:rPr>
-        <w:t xml:space="preserve"> </w:t>
-      </w:r>
-      <w:proofErr w:type="spellStart"/>
-      <w:r>
-        <w:rPr>
-          <w:rFonts w:ascii="Calibri" w:eastAsia="等线 Light" w:hAnsi="Calibri" w:cs="Calibri"/>
-          <w:kern w:val="2"/>
-          <w:sz w:val="28"/>
-          <w:szCs w:val="28"/>
-          <w:lang w:val="pl-PL" w:eastAsia="en-US"/>
-          <w14:ligatures w14:val="standardContextual"/>
-        </w:rPr>
-        <w:t>Checków</w:t>
-      </w:r>
-      <w:proofErr w:type="spellEnd"/>
-      <w:r>
-        <w:rPr>
-          <w:rFonts w:ascii="Calibri" w:eastAsia="等线 Light" w:hAnsi="Calibri" w:cs="Calibri"/>
-          <w:kern w:val="2"/>
-          <w:sz w:val="28"/>
-          <w:szCs w:val="28"/>
-          <w:lang w:val="pl-PL" w:eastAsia="en-US"/>
-          <w14:ligatures w14:val="standardContextual"/>
-        </w:rPr>
-        <w:t xml:space="preserve">”.  </w:t>
-      </w:r>
-      <w:proofErr w:type="spellStart"/>
-      <w:r>
-        <w:rPr>
-          <w:rFonts w:ascii="Calibri" w:eastAsia="等线 Light" w:hAnsi="Calibri" w:cs="Calibri"/>
-          <w:kern w:val="2"/>
-          <w:sz w:val="28"/>
-          <w:szCs w:val="28"/>
-          <w:lang w:val="pl-PL" w:eastAsia="en-US"/>
-          <w14:ligatures w14:val="standardContextual"/>
-        </w:rPr>
-        <w:t>Skill</w:t>
-      </w:r>
-      <w:proofErr w:type="spellEnd"/>
-      <w:r>
-        <w:rPr>
-          <w:rFonts w:ascii="Calibri" w:eastAsia="等线 Light" w:hAnsi="Calibri" w:cs="Calibri"/>
-          <w:kern w:val="2"/>
-          <w:sz w:val="28"/>
-          <w:szCs w:val="28"/>
-          <w:lang w:val="pl-PL" w:eastAsia="en-US"/>
-          <w14:ligatures w14:val="standardContextual"/>
-        </w:rPr>
-        <w:t xml:space="preserve"> </w:t>
-      </w:r>
-      <w:proofErr w:type="spellStart"/>
-      <w:r>
-        <w:rPr>
-          <w:rFonts w:ascii="Calibri" w:eastAsia="等线 Light" w:hAnsi="Calibri" w:cs="Calibri"/>
-          <w:kern w:val="2"/>
-          <w:sz w:val="28"/>
-          <w:szCs w:val="28"/>
-          <w:lang w:val="pl-PL" w:eastAsia="en-US"/>
-          <w14:ligatures w14:val="standardContextual"/>
-        </w:rPr>
-        <w:t>Check</w:t>
-      </w:r>
-      <w:proofErr w:type="spellEnd"/>
-      <w:r>
-        <w:rPr>
-          <w:rFonts w:ascii="Calibri" w:eastAsia="等线 Light" w:hAnsi="Calibri" w:cs="Calibri"/>
-          <w:kern w:val="2"/>
-          <w:sz w:val="28"/>
-          <w:szCs w:val="28"/>
-          <w:lang w:val="pl-PL" w:eastAsia="en-US"/>
-          <w14:ligatures w14:val="standardContextual"/>
-        </w:rPr>
-        <w:t xml:space="preserve"> jest </w:t>
-      </w:r>
-      <w:proofErr w:type="spellStart"/>
-      <w:r>
-        <w:rPr>
-          <w:rFonts w:ascii="Calibri" w:eastAsia="等线 Light" w:hAnsi="Calibri" w:cs="Calibri"/>
-          <w:kern w:val="2"/>
-          <w:sz w:val="28"/>
-          <w:szCs w:val="28"/>
-          <w:lang w:val="pl-PL" w:eastAsia="en-US"/>
-          <w14:ligatures w14:val="standardContextual"/>
-        </w:rPr>
-        <w:t>minigrą</w:t>
-      </w:r>
-      <w:proofErr w:type="spellEnd"/>
-      <w:r>
-        <w:rPr>
-          <w:rFonts w:ascii="Calibri" w:eastAsia="等线 Light" w:hAnsi="Calibri" w:cs="Calibri"/>
-          <w:kern w:val="2"/>
-          <w:sz w:val="28"/>
-          <w:szCs w:val="28"/>
-          <w:lang w:val="pl-PL" w:eastAsia="en-US"/>
-          <w14:ligatures w14:val="standardContextual"/>
-        </w:rPr>
-        <w:t xml:space="preserve">, która nagradza lub karze gracza w zależności od wyniku. Mini gra polega na naciśnięciu lewego lub prawego przycisku myszy w odpowiednim momencie. Od środka pola </w:t>
-      </w:r>
-      <w:proofErr w:type="spellStart"/>
-      <w:r>
-        <w:rPr>
-          <w:rFonts w:ascii="Calibri" w:eastAsia="等线 Light" w:hAnsi="Calibri" w:cs="Calibri"/>
-          <w:kern w:val="2"/>
-          <w:sz w:val="28"/>
-          <w:szCs w:val="28"/>
-          <w:lang w:val="pl-PL" w:eastAsia="en-US"/>
-          <w14:ligatures w14:val="standardContextual"/>
-        </w:rPr>
-        <w:t>Skill</w:t>
-      </w:r>
-      <w:proofErr w:type="spellEnd"/>
-      <w:r>
-        <w:rPr>
-          <w:rFonts w:ascii="Calibri" w:eastAsia="等线 Light" w:hAnsi="Calibri" w:cs="Calibri"/>
-          <w:kern w:val="2"/>
-          <w:sz w:val="28"/>
-          <w:szCs w:val="28"/>
-          <w:lang w:val="pl-PL" w:eastAsia="en-US"/>
-          <w14:ligatures w14:val="standardContextual"/>
-        </w:rPr>
-        <w:t xml:space="preserve"> </w:t>
-      </w:r>
-      <w:proofErr w:type="spellStart"/>
-      <w:r>
-        <w:rPr>
-          <w:rFonts w:ascii="Calibri" w:eastAsia="等线 Light" w:hAnsi="Calibri" w:cs="Calibri"/>
-          <w:kern w:val="2"/>
-          <w:sz w:val="28"/>
-          <w:szCs w:val="28"/>
-          <w:lang w:val="pl-PL" w:eastAsia="en-US"/>
-          <w14:ligatures w14:val="standardContextual"/>
-        </w:rPr>
-        <w:t>Checka</w:t>
-      </w:r>
-      <w:proofErr w:type="spellEnd"/>
-      <w:r>
-        <w:rPr>
-          <w:rFonts w:ascii="Calibri" w:eastAsia="等线 Light" w:hAnsi="Calibri" w:cs="Calibri"/>
-          <w:kern w:val="2"/>
-          <w:sz w:val="28"/>
-          <w:szCs w:val="28"/>
-          <w:lang w:val="pl-PL" w:eastAsia="en-US"/>
-          <w14:ligatures w14:val="standardContextual"/>
-        </w:rPr>
-        <w:t xml:space="preserve"> pojawiają się prostokąty </w:t>
+          <w:kern w:val="2"/>
+          <w:sz w:val="28"/>
+          <w:szCs w:val="28"/>
+          <w:lang w:val="pl-PL" w:eastAsia="en-US"/>
+          <w14:ligatures w14:val="standardContextual"/>
+        </w:rPr>
+        <w:t xml:space="preserve">Niektóre umiejętności umożliwiają pojawianie się „Skill Checków”.  Skill Check jest minigrą, która nagradza lub karze gracza w zależności od wyniku. Mini gra polega na naciśnięciu lewego lub prawego przycisku myszy w odpowiednim momencie. Od środka pola Skill Checka pojawiają się prostokąty </w:t>
       </w:r>
       <w:r>
         <w:rPr>
@@ -4634,48 +4119,8 @@
           <w:lang w:val="pl-PL" w:eastAsia="en-US"/>
           <w14:ligatures w14:val="standardContextual"/>
         </w:rPr>
-        <w:t xml:space="preserve">One </w:t>
-      </w:r>
-      <w:proofErr w:type="spellStart"/>
-      <w:r>
-        <w:rPr>
-          <w:rFonts w:ascii="Calibri Light" w:eastAsia="等线 Light" w:hAnsi="Calibri Light" w:cs="Times New Roman"/>
-          <w:color w:val="F4B083" w:themeColor="accent2" w:themeTint="99"/>
-          <w:kern w:val="2"/>
-          <w:sz w:val="28"/>
-          <w:szCs w:val="28"/>
-          <w:lang w:val="pl-PL" w:eastAsia="en-US"/>
-          <w14:ligatures w14:val="standardContextual"/>
-        </w:rPr>
-        <w:t>Click</w:t>
-      </w:r>
-      <w:proofErr w:type="spellEnd"/>
-      <w:r>
-        <w:rPr>
-          <w:rFonts w:ascii="Calibri Light" w:eastAsia="等线 Light" w:hAnsi="Calibri Light" w:cs="Times New Roman"/>
-          <w:color w:val="F4B083" w:themeColor="accent2" w:themeTint="99"/>
-          <w:kern w:val="2"/>
-          <w:sz w:val="28"/>
-          <w:szCs w:val="28"/>
-          <w:lang w:val="pl-PL" w:eastAsia="en-US"/>
-          <w14:ligatures w14:val="standardContextual"/>
-        </w:rPr>
-        <w:t xml:space="preserve"> </w:t>
-      </w:r>
-      <w:proofErr w:type="spellStart"/>
-      <w:r>
-        <w:rPr>
-          <w:rFonts w:ascii="Calibri Light" w:eastAsia="等线 Light" w:hAnsi="Calibri Light" w:cs="Times New Roman"/>
-          <w:color w:val="F4B083" w:themeColor="accent2" w:themeTint="99"/>
-          <w:kern w:val="2"/>
-          <w:sz w:val="28"/>
-          <w:szCs w:val="28"/>
-          <w:lang w:val="pl-PL" w:eastAsia="en-US"/>
-          <w14:ligatures w14:val="standardContextual"/>
-        </w:rPr>
-        <w:t>Army</w:t>
-      </w:r>
-      <w:proofErr w:type="spellEnd"/>
+        <w:t>One Click Army</w:t>
+      </w:r>
     </w:p>
     <w:p>
       <w:pPr>
@@ -4777,67 +4222,17 @@
                 <w14:ligatures w14:val="standardContextual"/>
               </w:rPr>
             </w:pPr>
-            <w:proofErr w:type="spellStart"/>
-            <w:r>
-              <w:rPr>
-                <w:rFonts w:ascii="Calibri" w:eastAsia="等线 Light" w:hAnsi="Calibri" w:cs="Calibri"/>
-                <w:kern w:val="2"/>
-                <w:sz w:val="28"/>
-                <w:szCs w:val="28"/>
-                <w:lang w:val="pl-PL" w:eastAsia="en-US"/>
-                <w14:ligatures w14:val="standardContextual"/>
-              </w:rPr>
-              <w:t>Skill</w:t>
-            </w:r>
-            <w:proofErr w:type="spellEnd"/>
-            <w:r>
-              <w:rPr>
-                <w:rFonts w:ascii="Calibri" w:eastAsia="等线 Light" w:hAnsi="Calibri" w:cs="Calibri"/>
-                <w:kern w:val="2"/>
-                <w:sz w:val="28"/>
-                <w:szCs w:val="28"/>
-                <w:lang w:val="pl-PL" w:eastAsia="en-US"/>
-                <w14:ligatures w14:val="standardContextual"/>
-              </w:rPr>
-              <w:t xml:space="preserve"> </w:t>
-            </w:r>
-            <w:proofErr w:type="spellStart"/>
-            <w:r>
-              <w:rPr>
-                <w:rFonts w:ascii="Calibri" w:eastAsia="等线 Light" w:hAnsi="Calibri" w:cs="Calibri"/>
-                <w:kern w:val="2"/>
-                <w:sz w:val="28"/>
-                <w:szCs w:val="28"/>
-                <w:lang w:val="pl-PL" w:eastAsia="en-US"/>
-                <w14:ligatures w14:val="standardContextual"/>
-              </w:rPr>
-              <w:t>Based</w:t>
-            </w:r>
-            <w:proofErr w:type="spellEnd"/>
-            <w:r>
-              <w:rPr>
-                <w:rFonts w:ascii="Calibri" w:eastAsia="等线 Light" w:hAnsi="Calibri" w:cs="Calibri"/>
-                <w:kern w:val="2"/>
-                <w:sz w:val="28"/>
-                <w:szCs w:val="28"/>
-                <w:lang w:val="pl-PL" w:eastAsia="en-US"/>
-                <w14:ligatures w14:val="standardContextual"/>
-              </w:rPr>
-              <w:t xml:space="preserve"> </w:t>
-            </w:r>
-            <w:proofErr w:type="spellStart"/>
-            <w:r>
-              <w:rPr>
-                <w:rFonts w:ascii="Calibri" w:eastAsia="等线 Light" w:hAnsi="Calibri" w:cs="Calibri"/>
-                <w:kern w:val="2"/>
-                <w:sz w:val="28"/>
-                <w:szCs w:val="28"/>
-                <w:lang w:val="pl-PL" w:eastAsia="en-US"/>
-                <w14:ligatures w14:val="standardContextual"/>
-              </w:rPr>
-              <w:t>Clicking</w:t>
-            </w:r>
-            <w:proofErr w:type="spellEnd"/>
+            <w:r>
+              <w:rPr>
+                <w:rFonts w:ascii="Calibri" w:eastAsia="等线 Light" w:hAnsi="Calibri" w:cs="Calibri"/>
+                <w:kern w:val="2"/>
+                <w:sz w:val="28"/>
+                <w:szCs w:val="28"/>
+                <w:lang w:val="pl-PL" w:eastAsia="en-US"/>
+                <w14:ligatures w14:val="standardContextual"/>
+              </w:rPr>
+              <w:t>Skill Based Clicking</w:t>
+            </w:r>
           </w:p>
         </w:tc>
         <w:tc>
@@ -4852,53 +4247,12 @@
                 <w:lang w:val="pl-PL"/>
               </w:rPr>
             </w:pPr>
-            <w:proofErr w:type="spellStart"/>
-            <w:r>
-              <w:rPr>
-                <w:sz w:val="28"/>
-                <w:szCs w:val="28"/>
-              </w:rPr>
-              <w:t>Umożliwia</w:t>
-            </w:r>
-            <w:proofErr w:type="spellEnd"/>
-            <w:r>
-              <w:rPr>
-                <w:sz w:val="28"/>
-                <w:szCs w:val="28"/>
-              </w:rPr>
-              <w:t xml:space="preserve"> </w:t>
-            </w:r>
-            <w:proofErr w:type="spellStart"/>
-            <w:r>
-              <w:rPr>
-                <w:sz w:val="28"/>
-                <w:szCs w:val="28"/>
-              </w:rPr>
-              <w:t>pojawienie</w:t>
-            </w:r>
-            <w:proofErr w:type="spellEnd"/>
-            <w:r>
-              <w:rPr>
-                <w:sz w:val="28"/>
-                <w:szCs w:val="28"/>
-              </w:rPr>
-              <w:t xml:space="preserve"> </w:t>
-            </w:r>
-            <w:proofErr w:type="spellStart"/>
-            <w:r>
-              <w:rPr>
-                <w:sz w:val="28"/>
-                <w:szCs w:val="28"/>
-              </w:rPr>
-              <w:t>się</w:t>
-            </w:r>
-            <w:proofErr w:type="spellEnd"/>
-            <w:r>
-              <w:rPr>
-                <w:sz w:val="28"/>
-                <w:szCs w:val="28"/>
-              </w:rPr>
-              <w:t xml:space="preserve"> </w:t>
+            <w:r>
+              <w:rPr>
+                <w:sz w:val="28"/>
+                <w:szCs w:val="28"/>
+              </w:rPr>
+              <w:t xml:space="preserve">Umożliwia pojawienie się </w:t>
             </w:r>
             <w:r>
               <w:rPr>
@@ -4923,7 +4277,6 @@
               </w:rPr>
               <w:t>C</w:t>
             </w:r>
-            <w:proofErr w:type="spellStart"/>
             <w:r>
               <w:rPr>
                 <w:sz w:val="28"/>
@@ -4931,7 +4284,6 @@
               </w:rPr>
               <w:t>hecków</w:t>
             </w:r>
-            <w:proofErr w:type="spellEnd"/>
             <w:r>
               <w:rPr>
                 <w:sz w:val="28"/>
@@ -4958,43 +4310,7 @@
                 <w:szCs w:val="28"/>
                 <w:lang w:val="pl-PL"/>
               </w:rPr>
-              <w:t xml:space="preserve">Udany </w:t>
-            </w:r>
-            <w:proofErr w:type="spellStart"/>
-            <w:r>
-              <w:rPr>
-                <w:sz w:val="28"/>
-                <w:szCs w:val="28"/>
-                <w:lang w:val="pl-PL"/>
-              </w:rPr>
-              <w:t>Skill</w:t>
-            </w:r>
-            <w:proofErr w:type="spellEnd"/>
-            <w:r>
-              <w:rPr>
-                <w:sz w:val="28"/>
-                <w:szCs w:val="28"/>
-                <w:lang w:val="pl-PL"/>
-              </w:rPr>
-              <w:t xml:space="preserve"> </w:t>
-            </w:r>
-            <w:proofErr w:type="spellStart"/>
-            <w:r>
-              <w:rPr>
-                <w:sz w:val="28"/>
-                <w:szCs w:val="28"/>
-                <w:lang w:val="pl-PL"/>
-              </w:rPr>
-              <w:t>Check</w:t>
-            </w:r>
-            <w:proofErr w:type="spellEnd"/>
-            <w:r>
-              <w:rPr>
-                <w:sz w:val="28"/>
-                <w:szCs w:val="28"/>
-                <w:lang w:val="pl-PL"/>
-              </w:rPr>
-              <w:t xml:space="preserve"> zwiększa ilość zasobów, a nieudany je zmniejsza. </w:t>
+              <w:t xml:space="preserve">Udany Skill Check zwiększa ilość zasobów, a nieudany je zmniejsza. </w:t>
             </w:r>
           </w:p>
         </w:tc>
@@ -5043,79 +4359,13 @@
                 <w14:ligatures w14:val="standardContextual"/>
               </w:rPr>
             </w:pPr>
-            <w:proofErr w:type="spellStart"/>
-            <w:r>
-              <w:rPr>
-                <w:sz w:val="28"/>
-                <w:szCs w:val="28"/>
-              </w:rPr>
-              <w:t>Zwiększa</w:t>
-            </w:r>
-            <w:proofErr w:type="spellEnd"/>
-            <w:r>
-              <w:rPr>
-                <w:sz w:val="28"/>
-                <w:szCs w:val="28"/>
-              </w:rPr>
-              <w:t xml:space="preserve"> </w:t>
-            </w:r>
-            <w:proofErr w:type="spellStart"/>
-            <w:r>
-              <w:rPr>
-                <w:sz w:val="28"/>
-                <w:szCs w:val="28"/>
-              </w:rPr>
-              <w:t>szanse</w:t>
-            </w:r>
-            <w:proofErr w:type="spellEnd"/>
-            <w:r>
-              <w:rPr>
-                <w:sz w:val="28"/>
-                <w:szCs w:val="28"/>
-              </w:rPr>
-              <w:t xml:space="preserve"> </w:t>
-            </w:r>
-            <w:proofErr w:type="spellStart"/>
-            <w:r>
-              <w:rPr>
-                <w:sz w:val="28"/>
-                <w:szCs w:val="28"/>
-              </w:rPr>
-              <w:t>na</w:t>
-            </w:r>
-            <w:proofErr w:type="spellEnd"/>
-            <w:r>
-              <w:rPr>
-                <w:sz w:val="28"/>
-                <w:szCs w:val="28"/>
-              </w:rPr>
-              <w:t xml:space="preserve"> </w:t>
-            </w:r>
-            <w:proofErr w:type="spellStart"/>
-            <w:r>
-              <w:rPr>
-                <w:sz w:val="28"/>
-                <w:szCs w:val="28"/>
-              </w:rPr>
-              <w:t>kliki</w:t>
-            </w:r>
-            <w:proofErr w:type="spellEnd"/>
-            <w:r>
-              <w:rPr>
-                <w:sz w:val="28"/>
-                <w:szCs w:val="28"/>
-              </w:rPr>
-              <w:t xml:space="preserve"> </w:t>
-            </w:r>
-            <w:proofErr w:type="spellStart"/>
-            <w:r>
-              <w:rPr>
-                <w:sz w:val="28"/>
-                <w:szCs w:val="28"/>
-              </w:rPr>
-              <w:t>krytyczne</w:t>
-            </w:r>
-            <w:proofErr w:type="spellEnd"/>
+            <w:r>
+              <w:rPr>
+                <w:sz w:val="28"/>
+                <w:szCs w:val="28"/>
+              </w:rPr>
+              <w:t>Zwiększa szanse na kliki krytyczne</w:t>
+            </w:r>
             <w:r>
               <w:rPr>
                 <w:sz w:val="28"/>
@@ -5167,88 +4417,21 @@
                 <w14:ligatures w14:val="standardContextual"/>
               </w:rPr>
             </w:pPr>
-            <w:proofErr w:type="spellStart"/>
-            <w:r>
-              <w:rPr>
-                <w:sz w:val="28"/>
-                <w:szCs w:val="28"/>
-              </w:rPr>
-              <w:t>Każdy</w:t>
-            </w:r>
-            <w:proofErr w:type="spellEnd"/>
-            <w:r>
-              <w:rPr>
-                <w:sz w:val="28"/>
-                <w:szCs w:val="28"/>
+            <w:r>
+              <w:rPr>
+                <w:sz w:val="28"/>
+                <w:szCs w:val="28"/>
+              </w:rPr>
+              <w:t>Każdy klik krytyczny chwilowo zwiększa</w:t>
+            </w:r>
+            <w:r>
+              <w:rPr>
+                <w:sz w:val="28"/>
+                <w:szCs w:val="28"/>
+                <w:lang w:val="pl-PL"/>
               </w:rPr>
               <w:t xml:space="preserve"> </w:t>
             </w:r>
-            <w:proofErr w:type="spellStart"/>
-            <w:r>
-              <w:rPr>
-                <w:sz w:val="28"/>
-                <w:szCs w:val="28"/>
-              </w:rPr>
-              <w:t>klik</w:t>
-            </w:r>
-            <w:proofErr w:type="spellEnd"/>
-            <w:r>
-              <w:rPr>
-                <w:sz w:val="28"/>
-                <w:szCs w:val="28"/>
-              </w:rPr>
-              <w:t xml:space="preserve"> </w:t>
-            </w:r>
-            <w:proofErr w:type="spellStart"/>
-            <w:r>
-              <w:rPr>
-                <w:sz w:val="28"/>
-                <w:szCs w:val="28"/>
-              </w:rPr>
-              <w:t>krytyczny</w:t>
-            </w:r>
-            <w:proofErr w:type="spellEnd"/>
-            <w:r>
-              <w:rPr>
-                <w:sz w:val="28"/>
-                <w:szCs w:val="28"/>
-              </w:rPr>
-              <w:t xml:space="preserve"> </w:t>
-            </w:r>
-            <w:proofErr w:type="spellStart"/>
-            <w:r>
-              <w:rPr>
-                <w:sz w:val="28"/>
-                <w:szCs w:val="28"/>
-              </w:rPr>
-              <w:t>chwilowo</w:t>
-            </w:r>
-            <w:proofErr w:type="spellEnd"/>
-            <w:r>
-              <w:rPr>
-                <w:sz w:val="28"/>
-                <w:szCs w:val="28"/>
-              </w:rPr>
-              <w:t xml:space="preserve"> </w:t>
-            </w:r>
-            <w:proofErr w:type="spellStart"/>
-            <w:r>
-              <w:rPr>
-                <w:sz w:val="28"/>
-                <w:szCs w:val="28"/>
-              </w:rPr>
-              <w:t>zwiększa</w:t>
-            </w:r>
-            <w:proofErr w:type="spellEnd"/>
-            <w:r>
-              <w:rPr>
-                <w:sz w:val="28"/>
-                <w:szCs w:val="28"/>
-                <w:lang w:val="pl-PL"/>
-              </w:rPr>
-              <w:t xml:space="preserve"> </w:t>
-            </w:r>
-            <w:proofErr w:type="spellStart"/>
             <w:r>
               <w:rPr>
                 <w:sz w:val="28"/>
@@ -5256,7 +4439,6 @@
               </w:rPr>
               <w:t>produkcje</w:t>
             </w:r>
-            <w:proofErr w:type="spellEnd"/>
             <w:r>
               <w:rPr>
                 <w:sz w:val="28"/>
@@ -5321,65 +4503,8 @@
                 <w:sz w:val="28"/>
                 <w:szCs w:val="28"/>
               </w:rPr>
-              <w:t xml:space="preserve"> </w:t>
-            </w:r>
-            <w:proofErr w:type="spellStart"/>
-            <w:r>
-              <w:rPr>
-                <w:sz w:val="28"/>
-                <w:szCs w:val="28"/>
-              </w:rPr>
-              <w:t>szanse</w:t>
-            </w:r>
-            <w:proofErr w:type="spellEnd"/>
-            <w:r>
-              <w:rPr>
-                <w:sz w:val="28"/>
-                <w:szCs w:val="28"/>
-              </w:rPr>
-              <w:t xml:space="preserve"> </w:t>
-            </w:r>
-            <w:proofErr w:type="spellStart"/>
-            <w:r>
-              <w:rPr>
-                <w:sz w:val="28"/>
-                <w:szCs w:val="28"/>
-              </w:rPr>
-              <w:t>na</w:t>
-            </w:r>
-            <w:proofErr w:type="spellEnd"/>
-            <w:r>
-              <w:rPr>
-                <w:sz w:val="28"/>
-                <w:szCs w:val="28"/>
-              </w:rPr>
-              <w:t xml:space="preserve"> </w:t>
-            </w:r>
-            <w:proofErr w:type="spellStart"/>
-            <w:r>
-              <w:rPr>
-                <w:sz w:val="28"/>
-                <w:szCs w:val="28"/>
-              </w:rPr>
-              <w:t>klik</w:t>
-            </w:r>
-            <w:proofErr w:type="spellEnd"/>
-            <w:r>
-              <w:rPr>
-                <w:sz w:val="28"/>
-                <w:szCs w:val="28"/>
-              </w:rPr>
-              <w:t xml:space="preserve"> </w:t>
-            </w:r>
-            <w:proofErr w:type="spellStart"/>
-            <w:r>
-              <w:rPr>
-                <w:sz w:val="28"/>
-                <w:szCs w:val="28"/>
-              </w:rPr>
-              <w:t>krytyczny</w:t>
-            </w:r>
-            <w:proofErr w:type="spellEnd"/>
+              <w:t xml:space="preserve"> szanse na klik krytyczny</w:t>
+            </w:r>
             <w:r>
               <w:rPr>
                 <w:sz w:val="28"/>
@@ -5388,101 +4513,12 @@
               </w:rPr>
               <w:t>. K</w:t>
             </w:r>
-            <w:proofErr w:type="spellStart"/>
-            <w:r>
-              <w:rPr>
-                <w:sz w:val="28"/>
-                <w:szCs w:val="28"/>
-              </w:rPr>
-              <w:t>ażde</w:t>
-            </w:r>
-            <w:proofErr w:type="spellEnd"/>
-            <w:r>
-              <w:rPr>
-                <w:sz w:val="28"/>
-                <w:szCs w:val="28"/>
-              </w:rPr>
-              <w:t xml:space="preserve"> </w:t>
-            </w:r>
-            <w:proofErr w:type="spellStart"/>
-            <w:r>
-              <w:rPr>
-                <w:sz w:val="28"/>
-                <w:szCs w:val="28"/>
-              </w:rPr>
-              <w:t>kliknięcie</w:t>
-            </w:r>
-            <w:proofErr w:type="spellEnd"/>
-            <w:r>
-              <w:rPr>
-                <w:sz w:val="28"/>
-                <w:szCs w:val="28"/>
-              </w:rPr>
-              <w:t xml:space="preserve"> </w:t>
-            </w:r>
-            <w:proofErr w:type="spellStart"/>
-            <w:r>
-              <w:rPr>
-                <w:sz w:val="28"/>
-                <w:szCs w:val="28"/>
-              </w:rPr>
-              <w:t>niekrytyczne</w:t>
-            </w:r>
-            <w:proofErr w:type="spellEnd"/>
-            <w:r>
-              <w:rPr>
-                <w:sz w:val="28"/>
-                <w:szCs w:val="28"/>
-              </w:rPr>
-              <w:t xml:space="preserve"> </w:t>
-            </w:r>
-            <w:proofErr w:type="spellStart"/>
-            <w:r>
-              <w:rPr>
-                <w:sz w:val="28"/>
-                <w:szCs w:val="28"/>
-              </w:rPr>
-              <w:t>zwiększa</w:t>
-            </w:r>
-            <w:proofErr w:type="spellEnd"/>
-            <w:r>
-              <w:rPr>
-                <w:sz w:val="28"/>
-                <w:szCs w:val="28"/>
-              </w:rPr>
-              <w:t xml:space="preserve"> </w:t>
-            </w:r>
-            <w:proofErr w:type="spellStart"/>
-            <w:r>
-              <w:rPr>
-                <w:sz w:val="28"/>
-                <w:szCs w:val="28"/>
-              </w:rPr>
-              <w:t>szanse</w:t>
-            </w:r>
-            <w:proofErr w:type="spellEnd"/>
-            <w:r>
-              <w:rPr>
-                <w:sz w:val="28"/>
-                <w:szCs w:val="28"/>
-              </w:rPr>
-              <w:t xml:space="preserve"> </w:t>
-            </w:r>
-            <w:proofErr w:type="spellStart"/>
-            <w:r>
-              <w:rPr>
-                <w:sz w:val="28"/>
-                <w:szCs w:val="28"/>
-              </w:rPr>
-              <w:t>na</w:t>
-            </w:r>
-            <w:proofErr w:type="spellEnd"/>
-            <w:r>
-              <w:rPr>
-                <w:sz w:val="28"/>
-                <w:szCs w:val="28"/>
-              </w:rPr>
-              <w:t xml:space="preserve"> </w:t>
+            <w:r>
+              <w:rPr>
+                <w:sz w:val="28"/>
+                <w:szCs w:val="28"/>
+              </w:rPr>
+              <w:t xml:space="preserve">ażde kliknięcie niekrytyczne zwiększa szanse na </w:t>
             </w:r>
             <w:r>
               <w:rPr>
@@ -5492,7 +4528,6 @@
               </w:rPr>
               <w:t xml:space="preserve">kliknięcie </w:t>
             </w:r>
-            <w:proofErr w:type="spellStart"/>
             <w:r>
               <w:rPr>
                 <w:sz w:val="28"/>
@@ -5500,7 +4535,6 @@
               </w:rPr>
               <w:t>krytyczne</w:t>
             </w:r>
-            <w:proofErr w:type="spellEnd"/>
             <w:r>
               <w:rPr>
                 <w:sz w:val="28"/>
@@ -5528,7 +4562,6 @@
                 <w14:ligatures w14:val="standardContextual"/>
               </w:rPr>
             </w:pPr>
-            <w:proofErr w:type="spellStart"/>
             <w:r>
               <w:rPr>
                 <w:rFonts w:ascii="Calibri" w:eastAsia="等线 Light" w:hAnsi="Calibri" w:cs="Calibri"/>
@@ -5539,19 +4572,7 @@
                 <w14:ligatures w14:val="standardContextual"/>
               </w:rPr>
               <w:lastRenderedPageBreak/>
-              <w:t>Chicken</w:t>
-            </w:r>
-            <w:proofErr w:type="spellEnd"/>
-            <w:r>
-              <w:rPr>
-                <w:rFonts w:ascii="Calibri" w:eastAsia="等线 Light" w:hAnsi="Calibri" w:cs="Calibri"/>
-                <w:kern w:val="2"/>
-                <w:sz w:val="28"/>
-                <w:szCs w:val="28"/>
-                <w:lang w:val="pl-PL" w:eastAsia="en-US"/>
-                <w14:ligatures w14:val="standardContextual"/>
-              </w:rPr>
-              <w:t xml:space="preserve"> Dinner</w:t>
+              <w:t>Chicken Dinner</w:t>
             </w:r>
           </w:p>
         </w:tc>
@@ -5576,43 +4597,7 @@
                 <w:szCs w:val="28"/>
                 <w:lang w:val="pl-PL"/>
               </w:rPr>
-              <w:t xml:space="preserve">Udany </w:t>
-            </w:r>
-            <w:proofErr w:type="spellStart"/>
-            <w:r>
-              <w:rPr>
-                <w:sz w:val="28"/>
-                <w:szCs w:val="28"/>
-                <w:lang w:val="pl-PL"/>
-              </w:rPr>
-              <w:t>Skill</w:t>
-            </w:r>
-            <w:proofErr w:type="spellEnd"/>
-            <w:r>
-              <w:rPr>
-                <w:sz w:val="28"/>
-                <w:szCs w:val="28"/>
-                <w:lang w:val="pl-PL"/>
-              </w:rPr>
-              <w:t xml:space="preserve"> </w:t>
-            </w:r>
-            <w:proofErr w:type="spellStart"/>
-            <w:r>
-              <w:rPr>
-                <w:sz w:val="28"/>
-                <w:szCs w:val="28"/>
-                <w:lang w:val="pl-PL"/>
-              </w:rPr>
-              <w:t>Check</w:t>
-            </w:r>
-            <w:proofErr w:type="spellEnd"/>
-            <w:r>
-              <w:rPr>
-                <w:sz w:val="28"/>
-                <w:szCs w:val="28"/>
-                <w:lang w:val="pl-PL"/>
-              </w:rPr>
-              <w:t xml:space="preserve"> jeszcze bardziej zwiększa ilość zasobów, a nieudany je zmniejsza.</w:t>
+              <w:t>Udany Skill Check jeszcze bardziej zwiększa ilość zasobów, a nieudany je zmniejsza.</w:t>
             </w:r>
           </w:p>
         </w:tc>
@@ -5666,55 +4651,7 @@
                 <w:lang w:val="pl-PL" w:eastAsia="en-US"/>
                 <w14:ligatures w14:val="standardContextual"/>
               </w:rPr>
-              <w:t xml:space="preserve">Zwiększa szansę na pojawienie się </w:t>
-            </w:r>
-            <w:proofErr w:type="spellStart"/>
-            <w:r>
-              <w:rPr>
-                <w:rFonts w:ascii="Calibri" w:eastAsia="等线 Light" w:hAnsi="Calibri" w:cs="Calibri"/>
-                <w:kern w:val="2"/>
-                <w:sz w:val="28"/>
-                <w:szCs w:val="28"/>
-                <w:lang w:val="pl-PL" w:eastAsia="en-US"/>
-                <w14:ligatures w14:val="standardContextual"/>
-              </w:rPr>
-              <w:t>Skill</w:t>
-            </w:r>
-            <w:proofErr w:type="spellEnd"/>
-            <w:r>
-              <w:rPr>
-                <w:rFonts w:ascii="Calibri" w:eastAsia="等线 Light" w:hAnsi="Calibri" w:cs="Calibri"/>
-                <w:kern w:val="2"/>
-                <w:sz w:val="28"/>
-                <w:szCs w:val="28"/>
-                <w:lang w:val="pl-PL" w:eastAsia="en-US"/>
-                <w14:ligatures w14:val="standardContextual"/>
-              </w:rPr>
-              <w:t xml:space="preserve"> </w:t>
-            </w:r>
-            <w:proofErr w:type="spellStart"/>
-            <w:r>
-              <w:rPr>
-                <w:rFonts w:ascii="Calibri" w:eastAsia="等线 Light" w:hAnsi="Calibri" w:cs="Calibri"/>
-                <w:kern w:val="2"/>
-                <w:sz w:val="28"/>
-                <w:szCs w:val="28"/>
-                <w:lang w:val="pl-PL" w:eastAsia="en-US"/>
-                <w14:ligatures w14:val="standardContextual"/>
-              </w:rPr>
-              <w:t>Checka</w:t>
-            </w:r>
-            <w:proofErr w:type="spellEnd"/>
-            <w:r>
-              <w:rPr>
-                <w:rFonts w:ascii="Calibri" w:eastAsia="等线 Light" w:hAnsi="Calibri" w:cs="Calibri"/>
-                <w:kern w:val="2"/>
-                <w:sz w:val="28"/>
-                <w:szCs w:val="28"/>
-                <w:lang w:val="pl-PL" w:eastAsia="en-US"/>
-                <w14:ligatures w14:val="standardContextual"/>
-              </w:rPr>
-              <w:t>.</w:t>
+              <w:t>Zwiększa szansę na pojawienie się Skill Checka.</w:t>
             </w:r>
           </w:p>
         </w:tc>
@@ -5768,55 +4705,7 @@
                 <w:lang w:val="pl-PL" w:eastAsia="en-US"/>
                 <w14:ligatures w14:val="standardContextual"/>
               </w:rPr>
-              <w:t xml:space="preserve">Eliminuje efekty nieudanego </w:t>
-            </w:r>
-            <w:proofErr w:type="spellStart"/>
-            <w:r>
-              <w:rPr>
-                <w:rFonts w:ascii="Calibri" w:eastAsia="等线 Light" w:hAnsi="Calibri" w:cs="Calibri"/>
-                <w:kern w:val="2"/>
-                <w:sz w:val="28"/>
-                <w:szCs w:val="28"/>
-                <w:lang w:val="pl-PL" w:eastAsia="en-US"/>
-                <w14:ligatures w14:val="standardContextual"/>
-              </w:rPr>
-              <w:t>Skill</w:t>
-            </w:r>
-            <w:proofErr w:type="spellEnd"/>
-            <w:r>
-              <w:rPr>
-                <w:rFonts w:ascii="Calibri" w:eastAsia="等线 Light" w:hAnsi="Calibri" w:cs="Calibri"/>
-                <w:kern w:val="2"/>
-                <w:sz w:val="28"/>
-                <w:szCs w:val="28"/>
-                <w:lang w:val="pl-PL" w:eastAsia="en-US"/>
-                <w14:ligatures w14:val="standardContextual"/>
-              </w:rPr>
-              <w:t xml:space="preserve"> </w:t>
-            </w:r>
-            <w:proofErr w:type="spellStart"/>
-            <w:r>
-              <w:rPr>
-                <w:rFonts w:ascii="Calibri" w:eastAsia="等线 Light" w:hAnsi="Calibri" w:cs="Calibri"/>
-                <w:kern w:val="2"/>
-                <w:sz w:val="28"/>
-                <w:szCs w:val="28"/>
-                <w:lang w:val="pl-PL" w:eastAsia="en-US"/>
-                <w14:ligatures w14:val="standardContextual"/>
-              </w:rPr>
-              <w:t>Checka</w:t>
-            </w:r>
-            <w:proofErr w:type="spellEnd"/>
-            <w:r>
-              <w:rPr>
-                <w:rFonts w:ascii="Calibri" w:eastAsia="等线 Light" w:hAnsi="Calibri" w:cs="Calibri"/>
-                <w:kern w:val="2"/>
-                <w:sz w:val="28"/>
-                <w:szCs w:val="28"/>
-                <w:lang w:val="pl-PL" w:eastAsia="en-US"/>
-                <w14:ligatures w14:val="standardContextual"/>
-              </w:rPr>
-              <w:t>.</w:t>
+              <w:t>Eliminuje efekty nieudanego Skill Checka.</w:t>
             </w:r>
           </w:p>
         </w:tc>
@@ -5837,7 +4726,6 @@
                 <w14:ligatures w14:val="standardContextual"/>
               </w:rPr>
             </w:pPr>
-            <w:proofErr w:type="spellStart"/>
             <w:r>
               <w:rPr>
                 <w:rFonts w:ascii="Calibri" w:eastAsia="等线 Light" w:hAnsi="Calibri" w:cs="Calibri"/>
@@ -5849,7 +4737,6 @@
               </w:rPr>
               <w:t>Symbiosis</w:t>
             </w:r>
-            <w:proofErr w:type="spellEnd"/>
           </w:p>
         </w:tc>
         <w:tc>
@@ -5876,55 +4763,7 @@
                 <w:lang w:val="pl-PL" w:eastAsia="en-US"/>
                 <w14:ligatures w14:val="standardContextual"/>
               </w:rPr>
-              <w:t xml:space="preserve">Jeszcze bardziej, zwiększa szansę na pojawienie się </w:t>
-            </w:r>
-            <w:proofErr w:type="spellStart"/>
-            <w:r>
-              <w:rPr>
-                <w:rFonts w:ascii="Calibri" w:eastAsia="等线 Light" w:hAnsi="Calibri" w:cs="Calibri"/>
-                <w:kern w:val="2"/>
-                <w:sz w:val="28"/>
-                <w:szCs w:val="28"/>
-                <w:lang w:val="pl-PL" w:eastAsia="en-US"/>
-                <w14:ligatures w14:val="standardContextual"/>
-              </w:rPr>
-              <w:t>Skill</w:t>
-            </w:r>
-            <w:proofErr w:type="spellEnd"/>
-            <w:r>
-              <w:rPr>
-                <w:rFonts w:ascii="Calibri" w:eastAsia="等线 Light" w:hAnsi="Calibri" w:cs="Calibri"/>
-                <w:kern w:val="2"/>
-                <w:sz w:val="28"/>
-                <w:szCs w:val="28"/>
-                <w:lang w:val="pl-PL" w:eastAsia="en-US"/>
-                <w14:ligatures w14:val="standardContextual"/>
-              </w:rPr>
-              <w:t xml:space="preserve"> </w:t>
-            </w:r>
-            <w:proofErr w:type="spellStart"/>
-            <w:r>
-              <w:rPr>
-                <w:rFonts w:ascii="Calibri" w:eastAsia="等线 Light" w:hAnsi="Calibri" w:cs="Calibri"/>
-                <w:kern w:val="2"/>
-                <w:sz w:val="28"/>
-                <w:szCs w:val="28"/>
-                <w:lang w:val="pl-PL" w:eastAsia="en-US"/>
-                <w14:ligatures w14:val="standardContextual"/>
-              </w:rPr>
-              <w:t>Checka</w:t>
-            </w:r>
-            <w:proofErr w:type="spellEnd"/>
-            <w:r>
-              <w:rPr>
-                <w:rFonts w:ascii="Calibri" w:eastAsia="等线 Light" w:hAnsi="Calibri" w:cs="Calibri"/>
-                <w:kern w:val="2"/>
-                <w:sz w:val="28"/>
-                <w:szCs w:val="28"/>
-                <w:lang w:val="pl-PL" w:eastAsia="en-US"/>
-                <w14:ligatures w14:val="standardContextual"/>
-              </w:rPr>
-              <w:t>.</w:t>
+              <w:t>Jeszcze bardziej, zwiększa szansę na pojawienie się Skill Checka.</w:t>
             </w:r>
           </w:p>
         </w:tc>
@@ -5969,15 +4808,66 @@
                 <w14:ligatures w14:val="standardContextual"/>
               </w:rPr>
             </w:pPr>
-            <w:proofErr w:type="spellStart"/>
-            <w:r>
-              <w:rPr>
-                <w:sz w:val="28"/>
-                <w:szCs w:val="28"/>
-              </w:rPr>
-              <w:t>Każdy</w:t>
-            </w:r>
-            <w:proofErr w:type="spellEnd"/>
+            <w:r>
+              <w:rPr>
+                <w:sz w:val="28"/>
+                <w:szCs w:val="28"/>
+              </w:rPr>
+              <w:t xml:space="preserve">Każdy kolejny </w:t>
+            </w:r>
+            <w:r>
+              <w:rPr>
+                <w:sz w:val="28"/>
+                <w:szCs w:val="28"/>
+                <w:lang w:val="pl-PL"/>
+              </w:rPr>
+              <w:t>S</w:t>
+            </w:r>
+            <w:r>
+              <w:rPr>
+                <w:sz w:val="28"/>
+                <w:szCs w:val="28"/>
+              </w:rPr>
+              <w:t xml:space="preserve">kill </w:t>
+            </w:r>
+            <w:r>
+              <w:rPr>
+                <w:sz w:val="28"/>
+                <w:szCs w:val="28"/>
+                <w:lang w:val="pl-PL"/>
+              </w:rPr>
+              <w:t>C</w:t>
+            </w:r>
+            <w:r>
+              <w:rPr>
+                <w:sz w:val="28"/>
+                <w:szCs w:val="28"/>
+              </w:rPr>
+              <w:t xml:space="preserve">heck </w:t>
+            </w:r>
+            <w:r>
+              <w:rPr>
+                <w:sz w:val="28"/>
+                <w:szCs w:val="28"/>
+                <w:lang w:val="pl-PL"/>
+              </w:rPr>
+              <w:t>się kumuluje</w:t>
+            </w:r>
+            <w:r>
+              <w:rPr>
+                <w:sz w:val="28"/>
+                <w:szCs w:val="28"/>
+              </w:rPr>
+              <w:t>. Im większ</w:t>
+            </w:r>
+            <w:r>
+              <w:rPr>
+                <w:sz w:val="28"/>
+                <w:szCs w:val="28"/>
+                <w:lang w:val="pl-PL"/>
+              </w:rPr>
+              <w:t>a</w:t>
+            </w:r>
             <w:r>
               <w:rPr>
                 <w:sz w:val="28"/>
@@ -5985,107 +4875,6 @@
               </w:rPr>
               <w:t xml:space="preserve"> </w:t>
             </w:r>
-            <w:proofErr w:type="spellStart"/>
-            <w:r>
-              <w:rPr>
-                <w:sz w:val="28"/>
-                <w:szCs w:val="28"/>
-              </w:rPr>
-              <w:t>kolejny</w:t>
-            </w:r>
-            <w:proofErr w:type="spellEnd"/>
-            <w:r>
-              <w:rPr>
-                <w:sz w:val="28"/>
-                <w:szCs w:val="28"/>
-              </w:rPr>
-              <w:t xml:space="preserve"> </w:t>
-            </w:r>
-            <w:r>
-              <w:rPr>
-                <w:sz w:val="28"/>
-                <w:szCs w:val="28"/>
-                <w:lang w:val="pl-PL"/>
-              </w:rPr>
-              <w:t>S</w:t>
-            </w:r>
-            <w:r>
-              <w:rPr>
-                <w:sz w:val="28"/>
-                <w:szCs w:val="28"/>
-              </w:rPr>
-              <w:t xml:space="preserve">kill </w:t>
-            </w:r>
-            <w:r>
-              <w:rPr>
-                <w:sz w:val="28"/>
-                <w:szCs w:val="28"/>
-                <w:lang w:val="pl-PL"/>
-              </w:rPr>
-              <w:t>C</w:t>
-            </w:r>
-            <w:r>
-              <w:rPr>
-                <w:sz w:val="28"/>
-                <w:szCs w:val="28"/>
-              </w:rPr>
-              <w:t xml:space="preserve">heck </w:t>
-            </w:r>
-            <w:r>
-              <w:rPr>
-                <w:sz w:val="28"/>
-                <w:szCs w:val="28"/>
-                <w:lang w:val="pl-PL"/>
-              </w:rPr>
-              <w:t>się kumuluje</w:t>
-            </w:r>
-            <w:r>
-              <w:rPr>
-                <w:sz w:val="28"/>
-                <w:szCs w:val="28"/>
-              </w:rPr>
-              <w:t xml:space="preserve">. </w:t>
-            </w:r>
-            <w:proofErr w:type="spellStart"/>
-            <w:r>
-              <w:rPr>
-                <w:sz w:val="28"/>
-                <w:szCs w:val="28"/>
-              </w:rPr>
-              <w:t>Im</w:t>
-            </w:r>
-            <w:proofErr w:type="spellEnd"/>
-            <w:r>
-              <w:rPr>
-                <w:sz w:val="28"/>
-                <w:szCs w:val="28"/>
-              </w:rPr>
-              <w:t xml:space="preserve"> </w:t>
-            </w:r>
-            <w:proofErr w:type="spellStart"/>
-            <w:r>
-              <w:rPr>
-                <w:sz w:val="28"/>
-                <w:szCs w:val="28"/>
-              </w:rPr>
-              <w:t>większ</w:t>
-            </w:r>
-            <w:proofErr w:type="spellEnd"/>
-            <w:r>
-              <w:rPr>
-                <w:sz w:val="28"/>
-                <w:szCs w:val="28"/>
-                <w:lang w:val="pl-PL"/>
-              </w:rPr>
-              <w:t>a</w:t>
-            </w:r>
-            <w:r>
-              <w:rPr>
-                <w:sz w:val="28"/>
-                <w:szCs w:val="28"/>
-              </w:rPr>
-              <w:t xml:space="preserve"> </w:t>
-            </w:r>
             <w:r>
               <w:rPr>
                 <w:sz w:val="28"/>
@@ -6099,101 +4888,16 @@
                 <w:sz w:val="28"/>
                 <w:szCs w:val="28"/>
               </w:rPr>
-              <w:t xml:space="preserve"> </w:t>
-            </w:r>
-            <w:proofErr w:type="spellStart"/>
-            <w:r>
-              <w:rPr>
-                <w:sz w:val="28"/>
-                <w:szCs w:val="28"/>
-              </w:rPr>
-              <w:t>tym</w:t>
-            </w:r>
-            <w:proofErr w:type="spellEnd"/>
-            <w:r>
-              <w:rPr>
-                <w:sz w:val="28"/>
-                <w:szCs w:val="28"/>
-              </w:rPr>
-              <w:t xml:space="preserve"> </w:t>
-            </w:r>
-            <w:proofErr w:type="spellStart"/>
-            <w:r>
-              <w:rPr>
-                <w:sz w:val="28"/>
-                <w:szCs w:val="28"/>
-              </w:rPr>
-              <w:t>więcej</w:t>
-            </w:r>
-            <w:proofErr w:type="spellEnd"/>
-            <w:r>
-              <w:rPr>
-                <w:sz w:val="28"/>
-                <w:szCs w:val="28"/>
-              </w:rPr>
-              <w:t xml:space="preserve"> </w:t>
-            </w:r>
-            <w:proofErr w:type="spellStart"/>
-            <w:r>
-              <w:rPr>
-                <w:sz w:val="28"/>
-                <w:szCs w:val="28"/>
-              </w:rPr>
-              <w:t>punktów</w:t>
-            </w:r>
-            <w:proofErr w:type="spellEnd"/>
-            <w:r>
-              <w:rPr>
-                <w:sz w:val="28"/>
-                <w:szCs w:val="28"/>
-              </w:rPr>
-              <w:t xml:space="preserve"> za </w:t>
-            </w:r>
-            <w:proofErr w:type="spellStart"/>
-            <w:r>
-              <w:rPr>
-                <w:sz w:val="28"/>
-                <w:szCs w:val="28"/>
-              </w:rPr>
-              <w:t>klik</w:t>
-            </w:r>
-            <w:proofErr w:type="spellEnd"/>
-            <w:r>
-              <w:rPr>
-                <w:sz w:val="28"/>
-                <w:szCs w:val="28"/>
-                <w:lang w:val="pl-PL"/>
-              </w:rPr>
-              <w:t xml:space="preserve">. Resetuje się po nieudanym </w:t>
-            </w:r>
-            <w:proofErr w:type="spellStart"/>
-            <w:r>
-              <w:rPr>
-                <w:sz w:val="28"/>
-                <w:szCs w:val="28"/>
-                <w:lang w:val="pl-PL"/>
-              </w:rPr>
-              <w:t>Skill</w:t>
-            </w:r>
-            <w:proofErr w:type="spellEnd"/>
-            <w:r>
-              <w:rPr>
-                <w:sz w:val="28"/>
-                <w:szCs w:val="28"/>
-                <w:lang w:val="pl-PL"/>
-              </w:rPr>
-              <w:t xml:space="preserve"> </w:t>
-            </w:r>
-            <w:proofErr w:type="spellStart"/>
-            <w:r>
-              <w:rPr>
-                <w:sz w:val="28"/>
-                <w:szCs w:val="28"/>
-                <w:lang w:val="pl-PL"/>
-              </w:rPr>
-              <w:t>Checku</w:t>
-            </w:r>
-            <w:proofErr w:type="spellEnd"/>
+              <w:t xml:space="preserve"> tym więcej punktów za klik</w:t>
+            </w:r>
+            <w:r>
+              <w:rPr>
+                <w:sz w:val="28"/>
+                <w:szCs w:val="28"/>
+                <w:lang w:val="pl-PL"/>
+              </w:rPr>
+              <w:t>. Resetuje się po nieudanym Skill Checku</w:t>
+            </w:r>
           </w:p>
         </w:tc>
       </w:tr>
@@ -6222,21 +4926,8 @@
                 <w:lang w:val="pl-PL" w:eastAsia="en-US"/>
                 <w14:ligatures w14:val="standardContextual"/>
               </w:rPr>
-              <w:t xml:space="preserve">Champion of </w:t>
-            </w:r>
-            <w:proofErr w:type="spellStart"/>
-            <w:r>
-              <w:rPr>
-                <w:rFonts w:ascii="Calibri" w:eastAsia="等线 Light" w:hAnsi="Calibri" w:cs="Calibri"/>
-                <w:kern w:val="2"/>
-                <w:sz w:val="28"/>
-                <w:szCs w:val="28"/>
-                <w:lang w:val="pl-PL" w:eastAsia="en-US"/>
-                <w14:ligatures w14:val="standardContextual"/>
-              </w:rPr>
-              <w:t>Clicks</w:t>
-            </w:r>
-            <w:proofErr w:type="spellEnd"/>
+              <w:t>Champion of Clicks</w:t>
+            </w:r>
           </w:p>
         </w:tc>
         <w:tc>
@@ -6263,55 +4954,7 @@
                 <w:lang w:val="pl-PL" w:eastAsia="en-US"/>
                 <w14:ligatures w14:val="standardContextual"/>
               </w:rPr>
-              <w:t xml:space="preserve">Po trzech udanych </w:t>
-            </w:r>
-            <w:proofErr w:type="spellStart"/>
-            <w:r>
-              <w:rPr>
-                <w:rFonts w:ascii="Calibri" w:eastAsia="等线 Light" w:hAnsi="Calibri" w:cs="Calibri"/>
-                <w:kern w:val="2"/>
-                <w:sz w:val="28"/>
-                <w:szCs w:val="28"/>
-                <w:lang w:val="pl-PL" w:eastAsia="en-US"/>
-                <w14:ligatures w14:val="standardContextual"/>
-              </w:rPr>
-              <w:t>Skill</w:t>
-            </w:r>
-            <w:proofErr w:type="spellEnd"/>
-            <w:r>
-              <w:rPr>
-                <w:rFonts w:ascii="Calibri" w:eastAsia="等线 Light" w:hAnsi="Calibri" w:cs="Calibri"/>
-                <w:kern w:val="2"/>
-                <w:sz w:val="28"/>
-                <w:szCs w:val="28"/>
-                <w:lang w:val="pl-PL" w:eastAsia="en-US"/>
-                <w14:ligatures w14:val="standardContextual"/>
-              </w:rPr>
-              <w:t xml:space="preserve"> </w:t>
-            </w:r>
-            <w:proofErr w:type="spellStart"/>
-            <w:r>
-              <w:rPr>
-                <w:rFonts w:ascii="Calibri" w:eastAsia="等线 Light" w:hAnsi="Calibri" w:cs="Calibri"/>
-                <w:kern w:val="2"/>
-                <w:sz w:val="28"/>
-                <w:szCs w:val="28"/>
-                <w:lang w:val="pl-PL" w:eastAsia="en-US"/>
-                <w14:ligatures w14:val="standardContextual"/>
-              </w:rPr>
-              <w:t>Checkach</w:t>
-            </w:r>
-            <w:proofErr w:type="spellEnd"/>
-            <w:r>
-              <w:rPr>
-                <w:rFonts w:ascii="Calibri" w:eastAsia="等线 Light" w:hAnsi="Calibri" w:cs="Calibri"/>
-                <w:kern w:val="2"/>
-                <w:sz w:val="28"/>
-                <w:szCs w:val="28"/>
-                <w:lang w:val="pl-PL" w:eastAsia="en-US"/>
-                <w14:ligatures w14:val="standardContextual"/>
-              </w:rPr>
-              <w:t xml:space="preserve"> pod rząd, zwiększa chwilowo szansę na krytyczne kliknięcie do 100%.</w:t>
+              <w:t>Po trzech udanych Skill Checkach pod rząd, zwiększa chwilowo szansę na krytyczne kliknięcie do 100%.</w:t>
             </w:r>
           </w:p>
         </w:tc>
@@ -6342,7 +4985,6 @@
           <w14:ligatures w14:val="standardContextual"/>
         </w:rPr>
       </w:pPr>
-      <w:proofErr w:type="spellStart"/>
       <w:r>
         <w:rPr>
           <w:rFonts w:ascii="Calibri Light" w:eastAsia="等线 Light" w:hAnsi="Calibri Light" w:cs="Times New Roman"/>
@@ -6355,7 +4997,6 @@
         </w:rPr>
         <w:t>Automatron</w:t>
       </w:r>
-      <w:proofErr w:type="spellEnd"/>
     </w:p>
     <w:p>
       <w:pPr>
@@ -6512,29 +5153,16 @@
                 <w14:ligatures w14:val="standardContextual"/>
               </w:rPr>
             </w:pPr>
-            <w:proofErr w:type="spellStart"/>
-            <w:r>
-              <w:rPr>
-                <w:rFonts w:ascii="Calibri" w:eastAsia="等线 Light" w:hAnsi="Calibri" w:cs="Calibri"/>
-                <w:kern w:val="2"/>
-                <w:sz w:val="28"/>
-                <w:szCs w:val="28"/>
-                <w:lang w:val="pl-PL" w:eastAsia="en-US"/>
-                <w14:ligatures w14:val="standardContextual"/>
-              </w:rPr>
-              <w:t>Push</w:t>
-            </w:r>
-            <w:proofErr w:type="spellEnd"/>
-            <w:r>
-              <w:rPr>
-                <w:rFonts w:ascii="Calibri" w:eastAsia="等线 Light" w:hAnsi="Calibri" w:cs="Calibri"/>
-                <w:kern w:val="2"/>
-                <w:sz w:val="28"/>
-                <w:szCs w:val="28"/>
-                <w:lang w:val="pl-PL" w:eastAsia="en-US"/>
-                <w14:ligatures w14:val="standardContextual"/>
-              </w:rPr>
-              <w:t xml:space="preserve"> to the limit</w:t>
+            <w:r>
+              <w:rPr>
+                <w:rFonts w:ascii="Calibri" w:eastAsia="等线 Light" w:hAnsi="Calibri" w:cs="Calibri"/>
+                <w:kern w:val="2"/>
+                <w:sz w:val="28"/>
+                <w:szCs w:val="28"/>
+                <w:lang w:val="pl-PL" w:eastAsia="en-US"/>
+                <w14:ligatures w14:val="standardContextual"/>
+              </w:rPr>
+              <w:t>Push to the limit</w:t>
             </w:r>
           </w:p>
         </w:tc>
@@ -6583,29 +5211,16 @@
                 <w14:ligatures w14:val="standardContextual"/>
               </w:rPr>
             </w:pPr>
-            <w:proofErr w:type="spellStart"/>
-            <w:r>
-              <w:rPr>
-                <w:rFonts w:ascii="Calibri" w:eastAsia="等线 Light" w:hAnsi="Calibri" w:cs="Calibri"/>
-                <w:kern w:val="2"/>
-                <w:sz w:val="28"/>
-                <w:szCs w:val="28"/>
-                <w:lang w:val="pl-PL" w:eastAsia="en-US"/>
-                <w14:ligatures w14:val="standardContextual"/>
-              </w:rPr>
-              <w:t>Reaction</w:t>
-            </w:r>
-            <w:proofErr w:type="spellEnd"/>
-            <w:r>
-              <w:rPr>
-                <w:rFonts w:ascii="Calibri" w:eastAsia="等线 Light" w:hAnsi="Calibri" w:cs="Calibri"/>
-                <w:kern w:val="2"/>
-                <w:sz w:val="28"/>
-                <w:szCs w:val="28"/>
-                <w:lang w:val="pl-PL" w:eastAsia="en-US"/>
-                <w14:ligatures w14:val="standardContextual"/>
-              </w:rPr>
-              <w:t xml:space="preserve"> Test</w:t>
+            <w:r>
+              <w:rPr>
+                <w:rFonts w:ascii="Calibri" w:eastAsia="等线 Light" w:hAnsi="Calibri" w:cs="Calibri"/>
+                <w:kern w:val="2"/>
+                <w:sz w:val="28"/>
+                <w:szCs w:val="28"/>
+                <w:lang w:val="pl-PL" w:eastAsia="en-US"/>
+                <w14:ligatures w14:val="standardContextual"/>
+              </w:rPr>
+              <w:t>Reaction Test</w:t>
             </w:r>
           </w:p>
         </w:tc>
@@ -6624,53 +5239,16 @@
                 <w14:ligatures w14:val="standardContextual"/>
               </w:rPr>
             </w:pPr>
-            <w:proofErr w:type="spellStart"/>
-            <w:r>
-              <w:rPr>
-                <w:rFonts w:ascii="Calibri" w:eastAsia="等线 Light" w:hAnsi="Calibri" w:cs="Calibri"/>
-                <w:kern w:val="2"/>
-                <w:sz w:val="28"/>
-                <w:szCs w:val="28"/>
-                <w:lang w:val="pl-PL" w:eastAsia="en-US"/>
-                <w14:ligatures w14:val="standardContextual"/>
-              </w:rPr>
-              <w:t>Skill</w:t>
-            </w:r>
-            <w:proofErr w:type="spellEnd"/>
-            <w:r>
-              <w:rPr>
-                <w:rFonts w:ascii="Calibri" w:eastAsia="等线 Light" w:hAnsi="Calibri" w:cs="Calibri"/>
-                <w:kern w:val="2"/>
-                <w:sz w:val="28"/>
-                <w:szCs w:val="28"/>
-                <w:lang w:val="pl-PL" w:eastAsia="en-US"/>
-                <w14:ligatures w14:val="standardContextual"/>
-              </w:rPr>
-              <w:t xml:space="preserve"> </w:t>
-            </w:r>
-            <w:proofErr w:type="spellStart"/>
-            <w:r>
-              <w:rPr>
-                <w:rFonts w:ascii="Calibri" w:eastAsia="等线 Light" w:hAnsi="Calibri" w:cs="Calibri"/>
-                <w:kern w:val="2"/>
-                <w:sz w:val="28"/>
-                <w:szCs w:val="28"/>
-                <w:lang w:val="pl-PL" w:eastAsia="en-US"/>
-                <w14:ligatures w14:val="standardContextual"/>
-              </w:rPr>
-              <w:t>Checki</w:t>
-            </w:r>
-            <w:proofErr w:type="spellEnd"/>
-            <w:r>
-              <w:rPr>
-                <w:rFonts w:ascii="Calibri" w:eastAsia="等线 Light" w:hAnsi="Calibri" w:cs="Calibri"/>
-                <w:kern w:val="2"/>
-                <w:sz w:val="28"/>
-                <w:szCs w:val="28"/>
-                <w:lang w:val="pl-PL" w:eastAsia="en-US"/>
-                <w14:ligatures w14:val="standardContextual"/>
-              </w:rPr>
-              <w:t xml:space="preserve"> mogą pojawić się losowo w czasie, zamiast przy kliknięciach.</w:t>
+            <w:r>
+              <w:rPr>
+                <w:rFonts w:ascii="Calibri" w:eastAsia="等线 Light" w:hAnsi="Calibri" w:cs="Calibri"/>
+                <w:kern w:val="2"/>
+                <w:sz w:val="28"/>
+                <w:szCs w:val="28"/>
+                <w:lang w:val="pl-PL" w:eastAsia="en-US"/>
+                <w14:ligatures w14:val="standardContextual"/>
+              </w:rPr>
+              <w:t>Skill Checki mogą pojawić się losowo w czasie, zamiast przy kliknięciach.</w:t>
             </w:r>
           </w:p>
         </w:tc>
@@ -6691,43 +5269,17 @@
                 <w14:ligatures w14:val="standardContextual"/>
               </w:rPr>
             </w:pPr>
-            <w:proofErr w:type="spellStart"/>
-            <w:r>
-              <w:rPr>
-                <w:rFonts w:ascii="Calibri" w:eastAsia="等线 Light" w:hAnsi="Calibri" w:cs="Calibri"/>
-                <w:kern w:val="2"/>
-                <w:sz w:val="28"/>
-                <w:szCs w:val="28"/>
-                <w:lang w:val="pl-PL" w:eastAsia="en-US"/>
-                <w14:ligatures w14:val="standardContextual"/>
-              </w:rPr>
-              <w:t>Unskilled</w:t>
-            </w:r>
-            <w:proofErr w:type="spellEnd"/>
-            <w:r>
-              <w:rPr>
-                <w:rFonts w:ascii="Calibri" w:eastAsia="等线 Light" w:hAnsi="Calibri" w:cs="Calibri"/>
-                <w:kern w:val="2"/>
-                <w:sz w:val="28"/>
-                <w:szCs w:val="28"/>
-                <w:lang w:val="pl-PL" w:eastAsia="en-US"/>
-                <w14:ligatures w14:val="standardContextual"/>
-              </w:rPr>
-              <w:t xml:space="preserve"> </w:t>
-            </w:r>
-            <w:proofErr w:type="spellStart"/>
-            <w:r>
-              <w:rPr>
-                <w:rFonts w:ascii="Calibri" w:eastAsia="等线 Light" w:hAnsi="Calibri" w:cs="Calibri"/>
-                <w:kern w:val="2"/>
-                <w:sz w:val="28"/>
-                <w:szCs w:val="28"/>
-                <w:lang w:val="pl-PL" w:eastAsia="en-US"/>
-                <w14:ligatures w14:val="standardContextual"/>
-              </w:rPr>
-              <w:t>Predator</w:t>
-            </w:r>
-            <w:proofErr w:type="spellEnd"/>
+            <w:r>
+              <w:rPr>
+                <w:rFonts w:ascii="Calibri" w:eastAsia="等线 Light" w:hAnsi="Calibri" w:cs="Calibri"/>
+                <w:kern w:val="2"/>
+                <w:sz w:val="28"/>
+                <w:szCs w:val="28"/>
+                <w:lang w:val="pl-PL" w:eastAsia="en-US"/>
+                <w14:ligatures w14:val="standardContextual"/>
+              </w:rPr>
+              <w:t>Unskilled Predator</w:t>
+            </w:r>
           </w:p>
         </w:tc>
         <w:tc>
@@ -6754,55 +5306,7 @@
                 <w:lang w:val="pl-PL" w:eastAsia="en-US"/>
                 <w14:ligatures w14:val="standardContextual"/>
               </w:rPr>
-              <w:t xml:space="preserve">Nieudany </w:t>
-            </w:r>
-            <w:proofErr w:type="spellStart"/>
-            <w:r>
-              <w:rPr>
-                <w:rFonts w:ascii="Calibri" w:eastAsia="等线 Light" w:hAnsi="Calibri" w:cs="Calibri"/>
-                <w:kern w:val="2"/>
-                <w:sz w:val="28"/>
-                <w:szCs w:val="28"/>
-                <w:lang w:val="pl-PL" w:eastAsia="en-US"/>
-                <w14:ligatures w14:val="standardContextual"/>
-              </w:rPr>
-              <w:t>Skill</w:t>
-            </w:r>
-            <w:proofErr w:type="spellEnd"/>
-            <w:r>
-              <w:rPr>
-                <w:rFonts w:ascii="Calibri" w:eastAsia="等线 Light" w:hAnsi="Calibri" w:cs="Calibri"/>
-                <w:kern w:val="2"/>
-                <w:sz w:val="28"/>
-                <w:szCs w:val="28"/>
-                <w:lang w:val="pl-PL" w:eastAsia="en-US"/>
-                <w14:ligatures w14:val="standardContextual"/>
-              </w:rPr>
-              <w:t xml:space="preserve"> </w:t>
-            </w:r>
-            <w:proofErr w:type="spellStart"/>
-            <w:r>
-              <w:rPr>
-                <w:rFonts w:ascii="Calibri" w:eastAsia="等线 Light" w:hAnsi="Calibri" w:cs="Calibri"/>
-                <w:kern w:val="2"/>
-                <w:sz w:val="28"/>
-                <w:szCs w:val="28"/>
-                <w:lang w:val="pl-PL" w:eastAsia="en-US"/>
-                <w14:ligatures w14:val="standardContextual"/>
-              </w:rPr>
-              <w:t>Check</w:t>
-            </w:r>
-            <w:proofErr w:type="spellEnd"/>
-            <w:r>
-              <w:rPr>
-                <w:rFonts w:ascii="Calibri" w:eastAsia="等线 Light" w:hAnsi="Calibri" w:cs="Calibri"/>
-                <w:kern w:val="2"/>
-                <w:sz w:val="28"/>
-                <w:szCs w:val="28"/>
-                <w:lang w:val="pl-PL" w:eastAsia="en-US"/>
-                <w14:ligatures w14:val="standardContextual"/>
-              </w:rPr>
-              <w:t xml:space="preserve"> zwiększa zdobywanie zasobów z fabryk.</w:t>
+              <w:t>Nieudany Skill Check zwiększa zdobywanie zasobów z fabryk.</w:t>
             </w:r>
           </w:p>
         </w:tc>
@@ -6832,21 +5336,8 @@
                 <w:lang w:val="pl-PL" w:eastAsia="en-US"/>
                 <w14:ligatures w14:val="standardContextual"/>
               </w:rPr>
-              <w:t xml:space="preserve">One for </w:t>
-            </w:r>
-            <w:proofErr w:type="spellStart"/>
-            <w:r>
-              <w:rPr>
-                <w:rFonts w:ascii="Calibri" w:eastAsia="等线 Light" w:hAnsi="Calibri" w:cs="Calibri"/>
-                <w:kern w:val="2"/>
-                <w:sz w:val="28"/>
-                <w:szCs w:val="28"/>
-                <w:lang w:val="pl-PL" w:eastAsia="en-US"/>
-                <w14:ligatures w14:val="standardContextual"/>
-              </w:rPr>
-              <w:t>Everyone</w:t>
-            </w:r>
-            <w:proofErr w:type="spellEnd"/>
+              <w:t>One for Everyone</w:t>
+            </w:r>
           </w:p>
         </w:tc>
         <w:tc>
@@ -6894,91 +5385,17 @@
                 <w14:ligatures w14:val="standardContextual"/>
               </w:rPr>
             </w:pPr>
-            <w:proofErr w:type="spellStart"/>
-            <w:r>
-              <w:rPr>
-                <w:rFonts w:ascii="Calibri" w:eastAsia="等线 Light" w:hAnsi="Calibri" w:cs="Calibri"/>
-                <w:kern w:val="2"/>
-                <w:sz w:val="28"/>
-                <w:szCs w:val="28"/>
-                <w:lang w:val="pl-PL" w:eastAsia="en-US"/>
-                <w14:ligatures w14:val="standardContextual"/>
-              </w:rPr>
-              <w:t>What</w:t>
-            </w:r>
-            <w:proofErr w:type="spellEnd"/>
-            <w:r>
-              <w:rPr>
-                <w:rFonts w:ascii="Calibri" w:eastAsia="等线 Light" w:hAnsi="Calibri" w:cs="Calibri"/>
-                <w:kern w:val="2"/>
-                <w:sz w:val="28"/>
-                <w:szCs w:val="28"/>
-                <w:lang w:val="pl-PL" w:eastAsia="en-US"/>
-                <w14:ligatures w14:val="standardContextual"/>
-              </w:rPr>
-              <w:t xml:space="preserve"> </w:t>
-            </w:r>
-            <w:proofErr w:type="spellStart"/>
-            <w:r>
-              <w:rPr>
-                <w:rFonts w:ascii="Calibri" w:eastAsia="等线 Light" w:hAnsi="Calibri" w:cs="Calibri"/>
-                <w:kern w:val="2"/>
-                <w:sz w:val="28"/>
-                <w:szCs w:val="28"/>
-                <w:lang w:val="pl-PL" w:eastAsia="en-US"/>
-                <w14:ligatures w14:val="standardContextual"/>
-              </w:rPr>
-              <w:t>Eyes</w:t>
-            </w:r>
-            <w:proofErr w:type="spellEnd"/>
-            <w:r>
-              <w:rPr>
-                <w:rFonts w:ascii="Calibri" w:eastAsia="等线 Light" w:hAnsi="Calibri" w:cs="Calibri"/>
-                <w:kern w:val="2"/>
-                <w:sz w:val="28"/>
-                <w:szCs w:val="28"/>
-                <w:lang w:val="pl-PL" w:eastAsia="en-US"/>
-                <w14:ligatures w14:val="standardContextual"/>
-              </w:rPr>
-              <w:t xml:space="preserve"> </w:t>
-            </w:r>
-            <w:proofErr w:type="spellStart"/>
-            <w:r>
-              <w:rPr>
-                <w:rFonts w:ascii="Calibri" w:eastAsia="等线 Light" w:hAnsi="Calibri" w:cs="Calibri"/>
-                <w:kern w:val="2"/>
-                <w:sz w:val="28"/>
-                <w:szCs w:val="28"/>
-                <w:lang w:val="pl-PL" w:eastAsia="en-US"/>
-                <w14:ligatures w14:val="standardContextual"/>
-              </w:rPr>
-              <w:t>Don’t</w:t>
-            </w:r>
-            <w:proofErr w:type="spellEnd"/>
-            <w:r>
-              <w:rPr>
-                <w:rFonts w:ascii="Calibri" w:eastAsia="等线 Light" w:hAnsi="Calibri" w:cs="Calibri"/>
-                <w:kern w:val="2"/>
-                <w:sz w:val="28"/>
-                <w:szCs w:val="28"/>
-                <w:lang w:val="pl-PL" w:eastAsia="en-US"/>
-                <w14:ligatures w14:val="standardContextual"/>
-              </w:rPr>
-              <w:t xml:space="preserve"> </w:t>
-            </w:r>
-            <w:proofErr w:type="spellStart"/>
-            <w:r>
-              <w:rPr>
-                <w:rFonts w:ascii="Calibri" w:eastAsia="等线 Light" w:hAnsi="Calibri" w:cs="Calibri"/>
-                <w:kern w:val="2"/>
-                <w:sz w:val="28"/>
-                <w:szCs w:val="28"/>
-                <w:lang w:val="pl-PL" w:eastAsia="en-US"/>
-                <w14:ligatures w14:val="standardContextual"/>
-              </w:rPr>
-              <w:t>See</w:t>
-            </w:r>
-            <w:proofErr w:type="spellEnd"/>
+            <w:r>
+              <w:rPr>
+                <w:rFonts w:ascii="Calibri" w:eastAsia="等线 Light" w:hAnsi="Calibri" w:cs="Calibri"/>
+                <w:kern w:val="2"/>
+                <w:sz w:val="28"/>
+                <w:szCs w:val="28"/>
+                <w:lang w:val="pl-PL" w:eastAsia="en-US"/>
+                <w14:ligatures w14:val="standardContextual"/>
+              </w:rPr>
+              <w:t>What Eyes Don’t See</w:t>
+            </w:r>
           </w:p>
         </w:tc>
         <w:tc>
@@ -7026,43 +5443,17 @@
                 <w14:ligatures w14:val="standardContextual"/>
               </w:rPr>
             </w:pPr>
-            <w:proofErr w:type="spellStart"/>
-            <w:r>
-              <w:rPr>
-                <w:rFonts w:ascii="Calibri" w:eastAsia="等线 Light" w:hAnsi="Calibri" w:cs="Calibri"/>
-                <w:kern w:val="2"/>
-                <w:sz w:val="28"/>
-                <w:szCs w:val="28"/>
-                <w:lang w:val="pl-PL" w:eastAsia="en-US"/>
-                <w14:ligatures w14:val="standardContextual"/>
-              </w:rPr>
-              <w:t>Passive</w:t>
-            </w:r>
-            <w:proofErr w:type="spellEnd"/>
-            <w:r>
-              <w:rPr>
-                <w:rFonts w:ascii="Calibri" w:eastAsia="等线 Light" w:hAnsi="Calibri" w:cs="Calibri"/>
-                <w:kern w:val="2"/>
-                <w:sz w:val="28"/>
-                <w:szCs w:val="28"/>
-                <w:lang w:val="pl-PL" w:eastAsia="en-US"/>
-                <w14:ligatures w14:val="standardContextual"/>
-              </w:rPr>
-              <w:t xml:space="preserve"> </w:t>
-            </w:r>
-            <w:proofErr w:type="spellStart"/>
-            <w:r>
-              <w:rPr>
-                <w:rFonts w:ascii="Calibri" w:eastAsia="等线 Light" w:hAnsi="Calibri" w:cs="Calibri"/>
-                <w:kern w:val="2"/>
-                <w:sz w:val="28"/>
-                <w:szCs w:val="28"/>
-                <w:lang w:val="pl-PL" w:eastAsia="en-US"/>
-                <w14:ligatures w14:val="standardContextual"/>
-              </w:rPr>
-              <w:t>Agressive</w:t>
-            </w:r>
-            <w:proofErr w:type="spellEnd"/>
+            <w:r>
+              <w:rPr>
+                <w:rFonts w:ascii="Calibri" w:eastAsia="等线 Light" w:hAnsi="Calibri" w:cs="Calibri"/>
+                <w:kern w:val="2"/>
+                <w:sz w:val="28"/>
+                <w:szCs w:val="28"/>
+                <w:lang w:val="pl-PL" w:eastAsia="en-US"/>
+                <w14:ligatures w14:val="standardContextual"/>
+              </w:rPr>
+              <w:t>Passive Agressive</w:t>
+            </w:r>
           </w:p>
         </w:tc>
         <w:tc>
@@ -7147,79 +5538,7 @@
                 <w:lang w:val="pl-PL" w:eastAsia="en-US"/>
                 <w14:ligatures w14:val="standardContextual"/>
               </w:rPr>
-              <w:t>(</w:t>
-            </w:r>
-            <w:proofErr w:type="spellStart"/>
-            <w:r>
-              <w:rPr>
-                <w:rFonts w:ascii="Calibri" w:eastAsia="等线 Light" w:hAnsi="Calibri" w:cs="Calibri"/>
-                <w:kern w:val="2"/>
-                <w:sz w:val="28"/>
-                <w:szCs w:val="28"/>
-                <w:lang w:val="pl-PL" w:eastAsia="en-US"/>
-                <w14:ligatures w14:val="standardContextual"/>
-              </w:rPr>
-              <w:t>Odnosnie</w:t>
-            </w:r>
-            <w:proofErr w:type="spellEnd"/>
-            <w:r>
-              <w:rPr>
-                <w:rFonts w:ascii="Calibri" w:eastAsia="等线 Light" w:hAnsi="Calibri" w:cs="Calibri"/>
-                <w:kern w:val="2"/>
-                <w:sz w:val="28"/>
-                <w:szCs w:val="28"/>
-                <w:lang w:val="pl-PL" w:eastAsia="en-US"/>
-                <w14:ligatures w14:val="standardContextual"/>
-              </w:rPr>
-              <w:t xml:space="preserve"> </w:t>
-            </w:r>
-            <w:proofErr w:type="spellStart"/>
-            <w:r>
-              <w:rPr>
-                <w:rFonts w:ascii="Calibri" w:eastAsia="等线 Light" w:hAnsi="Calibri" w:cs="Calibri"/>
-                <w:kern w:val="2"/>
-                <w:sz w:val="28"/>
-                <w:szCs w:val="28"/>
-                <w:lang w:val="pl-PL" w:eastAsia="en-US"/>
-                <w14:ligatures w14:val="standardContextual"/>
-              </w:rPr>
-              <w:t>Passive</w:t>
-            </w:r>
-            <w:proofErr w:type="spellEnd"/>
-            <w:r>
-              <w:rPr>
-                <w:rFonts w:ascii="Calibri" w:eastAsia="等线 Light" w:hAnsi="Calibri" w:cs="Calibri"/>
-                <w:kern w:val="2"/>
-                <w:sz w:val="28"/>
-                <w:szCs w:val="28"/>
-                <w:lang w:val="pl-PL" w:eastAsia="en-US"/>
-                <w14:ligatures w14:val="standardContextual"/>
-              </w:rPr>
-              <w:t xml:space="preserve"> </w:t>
-            </w:r>
-            <w:proofErr w:type="spellStart"/>
-            <w:r>
-              <w:rPr>
-                <w:rFonts w:ascii="Calibri" w:eastAsia="等线 Light" w:hAnsi="Calibri" w:cs="Calibri"/>
-                <w:kern w:val="2"/>
-                <w:sz w:val="28"/>
-                <w:szCs w:val="28"/>
-                <w:lang w:val="pl-PL" w:eastAsia="en-US"/>
-                <w14:ligatures w14:val="standardContextual"/>
-              </w:rPr>
-              <w:t>Agressive</w:t>
-            </w:r>
-            <w:proofErr w:type="spellEnd"/>
-            <w:r>
-              <w:rPr>
-                <w:rFonts w:ascii="Calibri" w:eastAsia="等线 Light" w:hAnsi="Calibri" w:cs="Calibri"/>
-                <w:kern w:val="2"/>
-                <w:sz w:val="28"/>
-                <w:szCs w:val="28"/>
-                <w:lang w:val="pl-PL" w:eastAsia="en-US"/>
-                <w14:ligatures w14:val="standardContextual"/>
-              </w:rPr>
-              <w:t>) Gracz może klikać, ale efekt wydobywania zwiększa się wolniej.</w:t>
+              <w:t>(Odnosnie Passive Agressive) Gracz może klikać, ale efekt wydobywania zwiększa się wolniej.</w:t>
             </w:r>
           </w:p>
         </w:tc>
@@ -7240,29 +5559,16 @@
                 <w14:ligatures w14:val="standardContextual"/>
               </w:rPr>
             </w:pPr>
-            <w:proofErr w:type="spellStart"/>
-            <w:r>
-              <w:rPr>
-                <w:rFonts w:ascii="Calibri" w:eastAsia="等线 Light" w:hAnsi="Calibri" w:cs="Calibri"/>
-                <w:kern w:val="2"/>
-                <w:sz w:val="28"/>
-                <w:szCs w:val="28"/>
-                <w:lang w:val="pl-PL" w:eastAsia="en-US"/>
-                <w14:ligatures w14:val="standardContextual"/>
-              </w:rPr>
-              <w:t>Christmas</w:t>
-            </w:r>
-            <w:proofErr w:type="spellEnd"/>
-            <w:r>
-              <w:rPr>
-                <w:rFonts w:ascii="Calibri" w:eastAsia="等线 Light" w:hAnsi="Calibri" w:cs="Calibri"/>
-                <w:kern w:val="2"/>
-                <w:sz w:val="28"/>
-                <w:szCs w:val="28"/>
-                <w:lang w:val="pl-PL" w:eastAsia="en-US"/>
-                <w14:ligatures w14:val="standardContextual"/>
-              </w:rPr>
-              <w:t xml:space="preserve"> Bonus</w:t>
+            <w:r>
+              <w:rPr>
+                <w:rFonts w:ascii="Calibri" w:eastAsia="等线 Light" w:hAnsi="Calibri" w:cs="Calibri"/>
+                <w:kern w:val="2"/>
+                <w:sz w:val="28"/>
+                <w:szCs w:val="28"/>
+                <w:lang w:val="pl-PL" w:eastAsia="en-US"/>
+                <w14:ligatures w14:val="standardContextual"/>
+              </w:rPr>
+              <w:t>Christmas Bonus</w:t>
             </w:r>
           </w:p>
         </w:tc>
@@ -7290,79 +5596,7 @@
                 <w:lang w:val="pl-PL" w:eastAsia="en-US"/>
                 <w14:ligatures w14:val="standardContextual"/>
               </w:rPr>
-              <w:t>(</w:t>
-            </w:r>
-            <w:proofErr w:type="spellStart"/>
-            <w:r>
-              <w:rPr>
-                <w:rFonts w:ascii="Calibri" w:eastAsia="等线 Light" w:hAnsi="Calibri" w:cs="Calibri"/>
-                <w:kern w:val="2"/>
-                <w:sz w:val="28"/>
-                <w:szCs w:val="28"/>
-                <w:lang w:val="pl-PL" w:eastAsia="en-US"/>
-                <w14:ligatures w14:val="standardContextual"/>
-              </w:rPr>
-              <w:t>Odnosnie</w:t>
-            </w:r>
-            <w:proofErr w:type="spellEnd"/>
-            <w:r>
-              <w:rPr>
-                <w:rFonts w:ascii="Calibri" w:eastAsia="等线 Light" w:hAnsi="Calibri" w:cs="Calibri"/>
-                <w:kern w:val="2"/>
-                <w:sz w:val="28"/>
-                <w:szCs w:val="28"/>
-                <w:lang w:val="pl-PL" w:eastAsia="en-US"/>
-                <w14:ligatures w14:val="standardContextual"/>
-              </w:rPr>
-              <w:t xml:space="preserve"> </w:t>
-            </w:r>
-            <w:proofErr w:type="spellStart"/>
-            <w:r>
-              <w:rPr>
-                <w:rFonts w:ascii="Calibri" w:eastAsia="等线 Light" w:hAnsi="Calibri" w:cs="Calibri"/>
-                <w:kern w:val="2"/>
-                <w:sz w:val="28"/>
-                <w:szCs w:val="28"/>
-                <w:lang w:val="pl-PL" w:eastAsia="en-US"/>
-                <w14:ligatures w14:val="standardContextual"/>
-              </w:rPr>
-              <w:t>Passive</w:t>
-            </w:r>
-            <w:proofErr w:type="spellEnd"/>
-            <w:r>
-              <w:rPr>
-                <w:rFonts w:ascii="Calibri" w:eastAsia="等线 Light" w:hAnsi="Calibri" w:cs="Calibri"/>
-                <w:kern w:val="2"/>
-                <w:sz w:val="28"/>
-                <w:szCs w:val="28"/>
-                <w:lang w:val="pl-PL" w:eastAsia="en-US"/>
-                <w14:ligatures w14:val="standardContextual"/>
-              </w:rPr>
-              <w:t xml:space="preserve"> </w:t>
-            </w:r>
-            <w:proofErr w:type="spellStart"/>
-            <w:r>
-              <w:rPr>
-                <w:rFonts w:ascii="Calibri" w:eastAsia="等线 Light" w:hAnsi="Calibri" w:cs="Calibri"/>
-                <w:kern w:val="2"/>
-                <w:sz w:val="28"/>
-                <w:szCs w:val="28"/>
-                <w:lang w:val="pl-PL" w:eastAsia="en-US"/>
-                <w14:ligatures w14:val="standardContextual"/>
-              </w:rPr>
-              <w:t>Agressive</w:t>
-            </w:r>
-            <w:proofErr w:type="spellEnd"/>
-            <w:r>
-              <w:rPr>
-                <w:rFonts w:ascii="Calibri" w:eastAsia="等线 Light" w:hAnsi="Calibri" w:cs="Calibri"/>
-                <w:kern w:val="2"/>
-                <w:sz w:val="28"/>
-                <w:szCs w:val="28"/>
-                <w:lang w:val="pl-PL" w:eastAsia="en-US"/>
-                <w14:ligatures w14:val="standardContextual"/>
-              </w:rPr>
-              <w:t>) efekt wpływa na wszystkie fabryki.</w:t>
+              <w:t>(Odnosnie Passive Agressive) efekt wpływa na wszystkie fabryki.</w:t>
             </w:r>
           </w:p>
         </w:tc>
@@ -7383,29 +5617,16 @@
                 <w14:ligatures w14:val="standardContextual"/>
               </w:rPr>
             </w:pPr>
-            <w:proofErr w:type="spellStart"/>
-            <w:r>
-              <w:rPr>
-                <w:rFonts w:ascii="Calibri" w:eastAsia="等线 Light" w:hAnsi="Calibri" w:cs="Calibri"/>
-                <w:kern w:val="2"/>
-                <w:sz w:val="28"/>
-                <w:szCs w:val="28"/>
-                <w:lang w:val="pl-PL" w:eastAsia="en-US"/>
-                <w14:ligatures w14:val="standardContextual"/>
-              </w:rPr>
-              <w:t>Hungry</w:t>
-            </w:r>
-            <w:proofErr w:type="spellEnd"/>
-            <w:r>
-              <w:rPr>
-                <w:rFonts w:ascii="Calibri" w:eastAsia="等线 Light" w:hAnsi="Calibri" w:cs="Calibri"/>
-                <w:kern w:val="2"/>
-                <w:sz w:val="28"/>
-                <w:szCs w:val="28"/>
-                <w:lang w:val="pl-PL" w:eastAsia="en-US"/>
-                <w14:ligatures w14:val="standardContextual"/>
-              </w:rPr>
-              <w:t xml:space="preserve"> Wolf</w:t>
+            <w:r>
+              <w:rPr>
+                <w:rFonts w:ascii="Calibri" w:eastAsia="等线 Light" w:hAnsi="Calibri" w:cs="Calibri"/>
+                <w:kern w:val="2"/>
+                <w:sz w:val="28"/>
+                <w:szCs w:val="28"/>
+                <w:lang w:val="pl-PL" w:eastAsia="en-US"/>
+                <w14:ligatures w14:val="standardContextual"/>
+              </w:rPr>
+              <w:t>Hungry Wolf</w:t>
             </w:r>
           </w:p>
         </w:tc>
@@ -7501,48 +5722,8 @@
           <w14:ligatures w14:val="standardContextual"/>
         </w:rPr>
         <w:lastRenderedPageBreak/>
-        <w:t xml:space="preserve">Jack of </w:t>
-      </w:r>
-      <w:proofErr w:type="spellStart"/>
-      <w:r>
-        <w:rPr>
-          <w:rFonts w:ascii="Calibri Light" w:eastAsia="等线 Light" w:hAnsi="Calibri Light" w:cs="Times New Roman"/>
-          <w:color w:val="F4B083" w:themeColor="accent2" w:themeTint="99"/>
-          <w:kern w:val="2"/>
-          <w:sz w:val="28"/>
-          <w:szCs w:val="28"/>
-          <w:lang w:val="pl-PL" w:eastAsia="en-US"/>
-          <w14:ligatures w14:val="standardContextual"/>
-        </w:rPr>
-        <w:t>all</w:t>
-      </w:r>
-      <w:proofErr w:type="spellEnd"/>
-      <w:r>
-        <w:rPr>
-          <w:rFonts w:ascii="Calibri Light" w:eastAsia="等线 Light" w:hAnsi="Calibri Light" w:cs="Times New Roman"/>
-          <w:color w:val="F4B083" w:themeColor="accent2" w:themeTint="99"/>
-          <w:kern w:val="2"/>
-          <w:sz w:val="28"/>
-          <w:szCs w:val="28"/>
-          <w:lang w:val="pl-PL" w:eastAsia="en-US"/>
-          <w14:ligatures w14:val="standardContextual"/>
-        </w:rPr>
-        <w:t xml:space="preserve"> </w:t>
-      </w:r>
-      <w:proofErr w:type="spellStart"/>
-      <w:r>
-        <w:rPr>
-          <w:rFonts w:ascii="Calibri Light" w:eastAsia="等线 Light" w:hAnsi="Calibri Light" w:cs="Times New Roman"/>
-          <w:color w:val="F4B083" w:themeColor="accent2" w:themeTint="99"/>
-          <w:kern w:val="2"/>
-          <w:sz w:val="28"/>
-          <w:szCs w:val="28"/>
-          <w:lang w:val="pl-PL" w:eastAsia="en-US"/>
-          <w14:ligatures w14:val="standardContextual"/>
-        </w:rPr>
-        <w:t>Clicks</w:t>
-      </w:r>
-      <w:proofErr w:type="spellEnd"/>
+        <w:t>Jack of all Clicks</w:t>
+      </w:r>
     </w:p>
     <w:p>
       <w:pPr>
@@ -7641,7 +5822,6 @@
                 <w14:ligatures w14:val="standardContextual"/>
               </w:rPr>
             </w:pPr>
-            <w:proofErr w:type="spellStart"/>
             <w:r>
               <w:rPr>
                 <w:rFonts w:ascii="Calibri" w:eastAsia="等线 Light" w:hAnsi="Calibri" w:cs="Calibri"/>
@@ -7653,7 +5833,6 @@
               </w:rPr>
               <w:t>Shark</w:t>
             </w:r>
-            <w:proofErr w:type="spellEnd"/>
           </w:p>
         </w:tc>
         <w:tc>
@@ -7710,21 +5889,8 @@
                 <w:lang w:val="pl-PL" w:eastAsia="en-US"/>
                 <w14:ligatures w14:val="standardContextual"/>
               </w:rPr>
-              <w:t xml:space="preserve">Marketplace </w:t>
-            </w:r>
-            <w:proofErr w:type="spellStart"/>
-            <w:r>
-              <w:rPr>
-                <w:rFonts w:ascii="Calibri" w:eastAsia="等线 Light" w:hAnsi="Calibri" w:cs="Calibri"/>
-                <w:kern w:val="2"/>
-                <w:sz w:val="28"/>
-                <w:szCs w:val="28"/>
-                <w:lang w:val="pl-PL" w:eastAsia="en-US"/>
-                <w14:ligatures w14:val="standardContextual"/>
-              </w:rPr>
-              <w:t>Genius</w:t>
-            </w:r>
-            <w:proofErr w:type="spellEnd"/>
+              <w:t>Marketplace Genius</w:t>
+            </w:r>
           </w:p>
         </w:tc>
         <w:tc>
@@ -7751,55 +5917,7 @@
                 <w:lang w:val="pl-PL" w:eastAsia="en-US"/>
                 <w14:ligatures w14:val="standardContextual"/>
               </w:rPr>
-              <w:t xml:space="preserve">Udany </w:t>
-            </w:r>
-            <w:proofErr w:type="spellStart"/>
-            <w:r>
-              <w:rPr>
-                <w:rFonts w:ascii="Calibri" w:eastAsia="等线 Light" w:hAnsi="Calibri" w:cs="Calibri"/>
-                <w:kern w:val="2"/>
-                <w:sz w:val="28"/>
-                <w:szCs w:val="28"/>
-                <w:lang w:val="pl-PL" w:eastAsia="en-US"/>
-                <w14:ligatures w14:val="standardContextual"/>
-              </w:rPr>
-              <w:t>Skill</w:t>
-            </w:r>
-            <w:proofErr w:type="spellEnd"/>
-            <w:r>
-              <w:rPr>
-                <w:rFonts w:ascii="Calibri" w:eastAsia="等线 Light" w:hAnsi="Calibri" w:cs="Calibri"/>
-                <w:kern w:val="2"/>
-                <w:sz w:val="28"/>
-                <w:szCs w:val="28"/>
-                <w:lang w:val="pl-PL" w:eastAsia="en-US"/>
-                <w14:ligatures w14:val="standardContextual"/>
-              </w:rPr>
-              <w:t xml:space="preserve"> </w:t>
-            </w:r>
-            <w:proofErr w:type="spellStart"/>
-            <w:r>
-              <w:rPr>
-                <w:rFonts w:ascii="Calibri" w:eastAsia="等线 Light" w:hAnsi="Calibri" w:cs="Calibri"/>
-                <w:kern w:val="2"/>
-                <w:sz w:val="28"/>
-                <w:szCs w:val="28"/>
-                <w:lang w:val="pl-PL" w:eastAsia="en-US"/>
-                <w14:ligatures w14:val="standardContextual"/>
-              </w:rPr>
-              <w:t>Check</w:t>
-            </w:r>
-            <w:proofErr w:type="spellEnd"/>
-            <w:r>
-              <w:rPr>
-                <w:rFonts w:ascii="Calibri" w:eastAsia="等线 Light" w:hAnsi="Calibri" w:cs="Calibri"/>
-                <w:kern w:val="2"/>
-                <w:sz w:val="28"/>
-                <w:szCs w:val="28"/>
-                <w:lang w:val="pl-PL" w:eastAsia="en-US"/>
-                <w14:ligatures w14:val="standardContextual"/>
-              </w:rPr>
-              <w:t xml:space="preserve"> chwilowo zwiększa ilość złota otrzymywanego za sprzedaż zasobu.</w:t>
+              <w:t>Udany Skill Check chwilowo zwiększa ilość złota otrzymywanego za sprzedaż zasobu.</w:t>
             </w:r>
           </w:p>
         </w:tc>
@@ -7829,21 +5947,8 @@
                 <w:lang w:val="pl-PL" w:eastAsia="en-US"/>
                 <w14:ligatures w14:val="standardContextual"/>
               </w:rPr>
-              <w:t xml:space="preserve">Hard </w:t>
-            </w:r>
-            <w:proofErr w:type="spellStart"/>
-            <w:r>
-              <w:rPr>
-                <w:rFonts w:ascii="Calibri" w:eastAsia="等线 Light" w:hAnsi="Calibri" w:cs="Calibri"/>
-                <w:kern w:val="2"/>
-                <w:sz w:val="28"/>
-                <w:szCs w:val="28"/>
-                <w:lang w:val="pl-PL" w:eastAsia="en-US"/>
-                <w14:ligatures w14:val="standardContextual"/>
-              </w:rPr>
-              <w:t>Worker</w:t>
-            </w:r>
-            <w:proofErr w:type="spellEnd"/>
+              <w:t>Hard Worker</w:t>
+            </w:r>
           </w:p>
         </w:tc>
         <w:tc>
@@ -7870,103 +5975,7 @@
                 <w:lang w:val="pl-PL" w:eastAsia="en-US"/>
                 <w14:ligatures w14:val="standardContextual"/>
               </w:rPr>
-              <w:t xml:space="preserve">Każdy udany </w:t>
-            </w:r>
-            <w:proofErr w:type="spellStart"/>
-            <w:r>
-              <w:rPr>
-                <w:rFonts w:ascii="Calibri" w:eastAsia="等线 Light" w:hAnsi="Calibri" w:cs="Calibri"/>
-                <w:kern w:val="2"/>
-                <w:sz w:val="28"/>
-                <w:szCs w:val="28"/>
-                <w:lang w:val="pl-PL" w:eastAsia="en-US"/>
-                <w14:ligatures w14:val="standardContextual"/>
-              </w:rPr>
-              <w:t>Skill</w:t>
-            </w:r>
-            <w:proofErr w:type="spellEnd"/>
-            <w:r>
-              <w:rPr>
-                <w:rFonts w:ascii="Calibri" w:eastAsia="等线 Light" w:hAnsi="Calibri" w:cs="Calibri"/>
-                <w:kern w:val="2"/>
-                <w:sz w:val="28"/>
-                <w:szCs w:val="28"/>
-                <w:lang w:val="pl-PL" w:eastAsia="en-US"/>
-                <w14:ligatures w14:val="standardContextual"/>
-              </w:rPr>
-              <w:t xml:space="preserve"> </w:t>
-            </w:r>
-            <w:proofErr w:type="spellStart"/>
-            <w:r>
-              <w:rPr>
-                <w:rFonts w:ascii="Calibri" w:eastAsia="等线 Light" w:hAnsi="Calibri" w:cs="Calibri"/>
-                <w:kern w:val="2"/>
-                <w:sz w:val="28"/>
-                <w:szCs w:val="28"/>
-                <w:lang w:val="pl-PL" w:eastAsia="en-US"/>
-                <w14:ligatures w14:val="standardContextual"/>
-              </w:rPr>
-              <w:t>Check</w:t>
-            </w:r>
-            <w:proofErr w:type="spellEnd"/>
-            <w:r>
-              <w:rPr>
-                <w:rFonts w:ascii="Calibri" w:eastAsia="等线 Light" w:hAnsi="Calibri" w:cs="Calibri"/>
-                <w:kern w:val="2"/>
-                <w:sz w:val="28"/>
-                <w:szCs w:val="28"/>
-                <w:lang w:val="pl-PL" w:eastAsia="en-US"/>
-                <w14:ligatures w14:val="standardContextual"/>
-              </w:rPr>
-              <w:t xml:space="preserve"> zwiększa ilość złota otrzymywanego za sprzedaż zasobu. Efekt resetuje się w momencie nieudanego </w:t>
-            </w:r>
-            <w:proofErr w:type="spellStart"/>
-            <w:r>
-              <w:rPr>
-                <w:rFonts w:ascii="Calibri" w:eastAsia="等线 Light" w:hAnsi="Calibri" w:cs="Calibri"/>
-                <w:kern w:val="2"/>
-                <w:sz w:val="28"/>
-                <w:szCs w:val="28"/>
-                <w:lang w:val="pl-PL" w:eastAsia="en-US"/>
-                <w14:ligatures w14:val="standardContextual"/>
-              </w:rPr>
-              <w:t>Skill</w:t>
-            </w:r>
-            <w:proofErr w:type="spellEnd"/>
-            <w:r>
-              <w:rPr>
-                <w:rFonts w:ascii="Calibri" w:eastAsia="等线 Light" w:hAnsi="Calibri" w:cs="Calibri"/>
-                <w:kern w:val="2"/>
-                <w:sz w:val="28"/>
-                <w:szCs w:val="28"/>
-                <w:lang w:val="pl-PL" w:eastAsia="en-US"/>
-                <w14:ligatures w14:val="standardContextual"/>
-              </w:rPr>
-              <w:t xml:space="preserve"> </w:t>
-            </w:r>
-            <w:proofErr w:type="spellStart"/>
-            <w:r>
-              <w:rPr>
-                <w:rFonts w:ascii="Calibri" w:eastAsia="等线 Light" w:hAnsi="Calibri" w:cs="Calibri"/>
-                <w:kern w:val="2"/>
-                <w:sz w:val="28"/>
-                <w:szCs w:val="28"/>
-                <w:lang w:val="pl-PL" w:eastAsia="en-US"/>
-                <w14:ligatures w14:val="standardContextual"/>
-              </w:rPr>
-              <w:t>Checka</w:t>
-            </w:r>
-            <w:proofErr w:type="spellEnd"/>
-            <w:r>
-              <w:rPr>
-                <w:rFonts w:ascii="Calibri" w:eastAsia="等线 Light" w:hAnsi="Calibri" w:cs="Calibri"/>
-                <w:kern w:val="2"/>
-                <w:sz w:val="28"/>
-                <w:szCs w:val="28"/>
-                <w:lang w:val="pl-PL" w:eastAsia="en-US"/>
-                <w14:ligatures w14:val="standardContextual"/>
-              </w:rPr>
-              <w:t>.</w:t>
+              <w:t>Każdy udany Skill Check zwiększa ilość złota otrzymywanego za sprzedaż zasobu. Efekt resetuje się w momencie nieudanego Skill Checka.</w:t>
             </w:r>
           </w:p>
         </w:tc>
@@ -7987,7 +5996,6 @@
                 <w14:ligatures w14:val="standardContextual"/>
               </w:rPr>
             </w:pPr>
-            <w:proofErr w:type="spellStart"/>
             <w:r>
               <w:rPr>
                 <w:rFonts w:ascii="Calibri" w:eastAsia="等线 Light" w:hAnsi="Calibri" w:cs="Calibri"/>
@@ -7999,7 +6007,6 @@
               </w:rPr>
               <w:t>Addict</w:t>
             </w:r>
-            <w:proofErr w:type="spellEnd"/>
           </w:p>
         </w:tc>
         <w:tc>
@@ -8047,43 +6054,17 @@
                 <w14:ligatures w14:val="standardContextual"/>
               </w:rPr>
             </w:pPr>
-            <w:proofErr w:type="spellStart"/>
-            <w:r>
-              <w:rPr>
-                <w:rFonts w:ascii="Calibri" w:eastAsia="等线 Light" w:hAnsi="Calibri" w:cs="Calibri"/>
-                <w:kern w:val="2"/>
-                <w:sz w:val="28"/>
-                <w:szCs w:val="28"/>
-                <w:lang w:val="pl-PL" w:eastAsia="en-US"/>
-                <w14:ligatures w14:val="standardContextual"/>
-              </w:rPr>
-              <w:t>Death</w:t>
-            </w:r>
-            <w:proofErr w:type="spellEnd"/>
-            <w:r>
-              <w:rPr>
-                <w:rFonts w:ascii="Calibri" w:eastAsia="等线 Light" w:hAnsi="Calibri" w:cs="Calibri"/>
-                <w:kern w:val="2"/>
-                <w:sz w:val="28"/>
-                <w:szCs w:val="28"/>
-                <w:lang w:val="pl-PL" w:eastAsia="en-US"/>
-                <w14:ligatures w14:val="standardContextual"/>
-              </w:rPr>
-              <w:t xml:space="preserve"> </w:t>
-            </w:r>
-            <w:proofErr w:type="spellStart"/>
-            <w:r>
-              <w:rPr>
-                <w:rFonts w:ascii="Calibri" w:eastAsia="等线 Light" w:hAnsi="Calibri" w:cs="Calibri"/>
-                <w:kern w:val="2"/>
-                <w:sz w:val="28"/>
-                <w:szCs w:val="28"/>
-                <w:lang w:val="pl-PL" w:eastAsia="en-US"/>
-                <w14:ligatures w14:val="standardContextual"/>
-              </w:rPr>
-              <w:t>Dose</w:t>
-            </w:r>
-            <w:proofErr w:type="spellEnd"/>
+            <w:r>
+              <w:rPr>
+                <w:rFonts w:ascii="Calibri" w:eastAsia="等线 Light" w:hAnsi="Calibri" w:cs="Calibri"/>
+                <w:kern w:val="2"/>
+                <w:sz w:val="28"/>
+                <w:szCs w:val="28"/>
+                <w:lang w:val="pl-PL" w:eastAsia="en-US"/>
+                <w14:ligatures w14:val="standardContextual"/>
+              </w:rPr>
+              <w:t>Death Dose</w:t>
+            </w:r>
           </w:p>
         </w:tc>
         <w:tc>
@@ -8110,7 +6091,29 @@
                 <w:lang w:val="pl-PL" w:eastAsia="en-US"/>
                 <w14:ligatures w14:val="standardContextual"/>
               </w:rPr>
-              <w:t>Mikstury mogą nakładać się na siebie.</w:t>
+              <w:t>Mikstury mogą nakładać się na siebie</w:t>
+            </w:r>
+            <w:r>
+              <w:rPr>
+                <w:rFonts w:ascii="Calibri" w:eastAsia="等线 Light" w:hAnsi="Calibri" w:cs="Calibri"/>
+                <w:kern w:val="2"/>
+                <w:sz w:val="28"/>
+                <w:szCs w:val="28"/>
+                <w:lang w:val="pl-PL" w:eastAsia="en-US"/>
+                <w14:ligatures w14:val="standardContextual"/>
+              </w:rPr>
+              <w:t xml:space="preserve"> maksymalnie 5 mikstur tego samego typu naraz</w:t>
+            </w:r>
+            <w:r>
+              <w:rPr>
+                <w:rFonts w:ascii="Calibri" w:eastAsia="等线 Light" w:hAnsi="Calibri" w:cs="Calibri"/>
+                <w:kern w:val="2"/>
+                <w:sz w:val="28"/>
+                <w:szCs w:val="28"/>
+                <w:lang w:val="pl-PL" w:eastAsia="en-US"/>
+                <w14:ligatures w14:val="standardContextual"/>
+              </w:rPr>
+              <w:t>.</w:t>
             </w:r>
           </w:p>
         </w:tc>
@@ -8131,29 +6134,16 @@
                 <w14:ligatures w14:val="standardContextual"/>
               </w:rPr>
             </w:pPr>
-            <w:proofErr w:type="spellStart"/>
-            <w:r>
-              <w:rPr>
-                <w:rFonts w:ascii="Calibri" w:eastAsia="等线 Light" w:hAnsi="Calibri" w:cs="Calibri"/>
-                <w:kern w:val="2"/>
-                <w:sz w:val="28"/>
-                <w:szCs w:val="28"/>
-                <w:lang w:val="pl-PL" w:eastAsia="en-US"/>
-                <w14:ligatures w14:val="standardContextual"/>
-              </w:rPr>
-              <w:t>Lucky</w:t>
-            </w:r>
-            <w:proofErr w:type="spellEnd"/>
-            <w:r>
-              <w:rPr>
-                <w:rFonts w:ascii="Calibri" w:eastAsia="等线 Light" w:hAnsi="Calibri" w:cs="Calibri"/>
-                <w:kern w:val="2"/>
-                <w:sz w:val="28"/>
-                <w:szCs w:val="28"/>
-                <w:lang w:val="pl-PL" w:eastAsia="en-US"/>
-                <w14:ligatures w14:val="standardContextual"/>
-              </w:rPr>
-              <w:t xml:space="preserve"> Bastard</w:t>
+            <w:r>
+              <w:rPr>
+                <w:rFonts w:ascii="Calibri" w:eastAsia="等线 Light" w:hAnsi="Calibri" w:cs="Calibri"/>
+                <w:kern w:val="2"/>
+                <w:sz w:val="28"/>
+                <w:szCs w:val="28"/>
+                <w:lang w:val="pl-PL" w:eastAsia="en-US"/>
+                <w14:ligatures w14:val="standardContextual"/>
+              </w:rPr>
+              <w:t>Lucky Bastard</w:t>
             </w:r>
           </w:p>
         </w:tc>
@@ -8181,55 +6171,7 @@
                 <w:lang w:val="pl-PL" w:eastAsia="en-US"/>
                 <w14:ligatures w14:val="standardContextual"/>
               </w:rPr>
-              <w:t xml:space="preserve">Nieudany </w:t>
-            </w:r>
-            <w:proofErr w:type="spellStart"/>
-            <w:r>
-              <w:rPr>
-                <w:rFonts w:ascii="Calibri" w:eastAsia="等线 Light" w:hAnsi="Calibri" w:cs="Calibri"/>
-                <w:kern w:val="2"/>
-                <w:sz w:val="28"/>
-                <w:szCs w:val="28"/>
-                <w:lang w:val="pl-PL" w:eastAsia="en-US"/>
-                <w14:ligatures w14:val="standardContextual"/>
-              </w:rPr>
-              <w:t>Skill</w:t>
-            </w:r>
-            <w:proofErr w:type="spellEnd"/>
-            <w:r>
-              <w:rPr>
-                <w:rFonts w:ascii="Calibri" w:eastAsia="等线 Light" w:hAnsi="Calibri" w:cs="Calibri"/>
-                <w:kern w:val="2"/>
-                <w:sz w:val="28"/>
-                <w:szCs w:val="28"/>
-                <w:lang w:val="pl-PL" w:eastAsia="en-US"/>
-                <w14:ligatures w14:val="standardContextual"/>
-              </w:rPr>
-              <w:t xml:space="preserve"> </w:t>
-            </w:r>
-            <w:proofErr w:type="spellStart"/>
-            <w:r>
-              <w:rPr>
-                <w:rFonts w:ascii="Calibri" w:eastAsia="等线 Light" w:hAnsi="Calibri" w:cs="Calibri"/>
-                <w:kern w:val="2"/>
-                <w:sz w:val="28"/>
-                <w:szCs w:val="28"/>
-                <w:lang w:val="pl-PL" w:eastAsia="en-US"/>
-                <w14:ligatures w14:val="standardContextual"/>
-              </w:rPr>
-              <w:t>Check</w:t>
-            </w:r>
-            <w:proofErr w:type="spellEnd"/>
-            <w:r>
-              <w:rPr>
-                <w:rFonts w:ascii="Calibri" w:eastAsia="等线 Light" w:hAnsi="Calibri" w:cs="Calibri"/>
-                <w:kern w:val="2"/>
-                <w:sz w:val="28"/>
-                <w:szCs w:val="28"/>
-                <w:lang w:val="pl-PL" w:eastAsia="en-US"/>
-                <w14:ligatures w14:val="standardContextual"/>
-              </w:rPr>
-              <w:t xml:space="preserve"> ma szansę na przyznanie efektu losowej mikstury.</w:t>
+              <w:t>Nieudany Skill Check ma szansę na przyznanie efektu losowej mikstury.</w:t>
             </w:r>
           </w:p>
         </w:tc>
@@ -8287,55 +6229,7 @@
                 <w:lang w:val="pl-PL" w:eastAsia="en-US"/>
                 <w14:ligatures w14:val="standardContextual"/>
               </w:rPr>
-              <w:t xml:space="preserve">Nieudany </w:t>
-            </w:r>
-            <w:proofErr w:type="spellStart"/>
-            <w:r>
-              <w:rPr>
-                <w:rFonts w:ascii="Calibri" w:eastAsia="等线 Light" w:hAnsi="Calibri" w:cs="Calibri"/>
-                <w:kern w:val="2"/>
-                <w:sz w:val="28"/>
-                <w:szCs w:val="28"/>
-                <w:lang w:val="pl-PL" w:eastAsia="en-US"/>
-                <w14:ligatures w14:val="standardContextual"/>
-              </w:rPr>
-              <w:t>Skill</w:t>
-            </w:r>
-            <w:proofErr w:type="spellEnd"/>
-            <w:r>
-              <w:rPr>
-                <w:rFonts w:ascii="Calibri" w:eastAsia="等线 Light" w:hAnsi="Calibri" w:cs="Calibri"/>
-                <w:kern w:val="2"/>
-                <w:sz w:val="28"/>
-                <w:szCs w:val="28"/>
-                <w:lang w:val="pl-PL" w:eastAsia="en-US"/>
-                <w14:ligatures w14:val="standardContextual"/>
-              </w:rPr>
-              <w:t xml:space="preserve"> </w:t>
-            </w:r>
-            <w:proofErr w:type="spellStart"/>
-            <w:r>
-              <w:rPr>
-                <w:rFonts w:ascii="Calibri" w:eastAsia="等线 Light" w:hAnsi="Calibri" w:cs="Calibri"/>
-                <w:kern w:val="2"/>
-                <w:sz w:val="28"/>
-                <w:szCs w:val="28"/>
-                <w:lang w:val="pl-PL" w:eastAsia="en-US"/>
-                <w14:ligatures w14:val="standardContextual"/>
-              </w:rPr>
-              <w:t>Check</w:t>
-            </w:r>
-            <w:proofErr w:type="spellEnd"/>
-            <w:r>
-              <w:rPr>
-                <w:rFonts w:ascii="Calibri" w:eastAsia="等线 Light" w:hAnsi="Calibri" w:cs="Calibri"/>
-                <w:kern w:val="2"/>
-                <w:sz w:val="28"/>
-                <w:szCs w:val="28"/>
-                <w:lang w:val="pl-PL" w:eastAsia="en-US"/>
-                <w14:ligatures w14:val="standardContextual"/>
-              </w:rPr>
-              <w:t xml:space="preserve"> gwarantuje szansę na przyznanie efektu losowej mikstury.</w:t>
+              <w:t>Nieudany Skill Check gwarantuje szansę na przyznanie efektu losowej mikstury.</w:t>
             </w:r>
           </w:p>
         </w:tc>
@@ -8356,29 +6250,16 @@
                 <w14:ligatures w14:val="standardContextual"/>
               </w:rPr>
             </w:pPr>
-            <w:proofErr w:type="spellStart"/>
-            <w:r>
-              <w:rPr>
-                <w:rFonts w:ascii="Calibri" w:eastAsia="等线 Light" w:hAnsi="Calibri" w:cs="Calibri"/>
-                <w:kern w:val="2"/>
-                <w:sz w:val="28"/>
-                <w:szCs w:val="28"/>
-                <w:lang w:val="pl-PL" w:eastAsia="en-US"/>
-                <w14:ligatures w14:val="standardContextual"/>
-              </w:rPr>
-              <w:t>Fail</w:t>
-            </w:r>
-            <w:proofErr w:type="spellEnd"/>
-            <w:r>
-              <w:rPr>
-                <w:rFonts w:ascii="Calibri" w:eastAsia="等线 Light" w:hAnsi="Calibri" w:cs="Calibri"/>
-                <w:kern w:val="2"/>
-                <w:sz w:val="28"/>
-                <w:szCs w:val="28"/>
-                <w:lang w:val="pl-PL" w:eastAsia="en-US"/>
-                <w14:ligatures w14:val="standardContextual"/>
-              </w:rPr>
-              <w:t xml:space="preserve"> To Win</w:t>
+            <w:r>
+              <w:rPr>
+                <w:rFonts w:ascii="Calibri" w:eastAsia="等线 Light" w:hAnsi="Calibri" w:cs="Calibri"/>
+                <w:kern w:val="2"/>
+                <w:sz w:val="28"/>
+                <w:szCs w:val="28"/>
+                <w:lang w:val="pl-PL" w:eastAsia="en-US"/>
+                <w14:ligatures w14:val="standardContextual"/>
+              </w:rPr>
+              <w:t>Fail To Win</w:t>
             </w:r>
           </w:p>
         </w:tc>
@@ -8406,55 +6287,7 @@
                 <w:lang w:val="pl-PL" w:eastAsia="en-US"/>
                 <w14:ligatures w14:val="standardContextual"/>
               </w:rPr>
-              <w:t xml:space="preserve">Nieudany </w:t>
-            </w:r>
-            <w:proofErr w:type="spellStart"/>
-            <w:r>
-              <w:rPr>
-                <w:rFonts w:ascii="Calibri" w:eastAsia="等线 Light" w:hAnsi="Calibri" w:cs="Calibri"/>
-                <w:kern w:val="2"/>
-                <w:sz w:val="28"/>
-                <w:szCs w:val="28"/>
-                <w:lang w:val="pl-PL" w:eastAsia="en-US"/>
-                <w14:ligatures w14:val="standardContextual"/>
-              </w:rPr>
-              <w:t>Skill</w:t>
-            </w:r>
-            <w:proofErr w:type="spellEnd"/>
-            <w:r>
-              <w:rPr>
-                <w:rFonts w:ascii="Calibri" w:eastAsia="等线 Light" w:hAnsi="Calibri" w:cs="Calibri"/>
-                <w:kern w:val="2"/>
-                <w:sz w:val="28"/>
-                <w:szCs w:val="28"/>
-                <w:lang w:val="pl-PL" w:eastAsia="en-US"/>
-                <w14:ligatures w14:val="standardContextual"/>
-              </w:rPr>
-              <w:t xml:space="preserve"> </w:t>
-            </w:r>
-            <w:proofErr w:type="spellStart"/>
-            <w:r>
-              <w:rPr>
-                <w:rFonts w:ascii="Calibri" w:eastAsia="等线 Light" w:hAnsi="Calibri" w:cs="Calibri"/>
-                <w:kern w:val="2"/>
-                <w:sz w:val="28"/>
-                <w:szCs w:val="28"/>
-                <w:lang w:val="pl-PL" w:eastAsia="en-US"/>
-                <w14:ligatures w14:val="standardContextual"/>
-              </w:rPr>
-              <w:t>Check</w:t>
-            </w:r>
-            <w:proofErr w:type="spellEnd"/>
-            <w:r>
-              <w:rPr>
-                <w:rFonts w:ascii="Calibri" w:eastAsia="等线 Light" w:hAnsi="Calibri" w:cs="Calibri"/>
-                <w:kern w:val="2"/>
-                <w:sz w:val="28"/>
-                <w:szCs w:val="28"/>
-                <w:lang w:val="pl-PL" w:eastAsia="en-US"/>
-                <w14:ligatures w14:val="standardContextual"/>
-              </w:rPr>
-              <w:t xml:space="preserve"> chwilowo zwiększa ilość zdobywanych punktów doświadczenia.</w:t>
+              <w:t>Nieudany Skill Check chwilowo zwiększa ilość zdobywanych punktów doświadczenia.</w:t>
             </w:r>
           </w:p>
         </w:tc>
@@ -8475,43 +6308,17 @@
                 <w14:ligatures w14:val="standardContextual"/>
               </w:rPr>
             </w:pPr>
-            <w:proofErr w:type="spellStart"/>
-            <w:r>
-              <w:rPr>
-                <w:rFonts w:ascii="Calibri" w:eastAsia="等线 Light" w:hAnsi="Calibri" w:cs="Calibri"/>
-                <w:kern w:val="2"/>
-                <w:sz w:val="28"/>
-                <w:szCs w:val="28"/>
-                <w:lang w:val="pl-PL" w:eastAsia="en-US"/>
-                <w14:ligatures w14:val="standardContextual"/>
-              </w:rPr>
-              <w:t>Failure</w:t>
-            </w:r>
-            <w:proofErr w:type="spellEnd"/>
-            <w:r>
-              <w:rPr>
-                <w:rFonts w:ascii="Calibri" w:eastAsia="等线 Light" w:hAnsi="Calibri" w:cs="Calibri"/>
-                <w:kern w:val="2"/>
-                <w:sz w:val="28"/>
-                <w:szCs w:val="28"/>
-                <w:lang w:val="pl-PL" w:eastAsia="en-US"/>
-                <w14:ligatures w14:val="standardContextual"/>
-              </w:rPr>
-              <w:t xml:space="preserve"> </w:t>
-            </w:r>
-            <w:proofErr w:type="spellStart"/>
-            <w:r>
-              <w:rPr>
-                <w:rFonts w:ascii="Calibri" w:eastAsia="等线 Light" w:hAnsi="Calibri" w:cs="Calibri"/>
-                <w:kern w:val="2"/>
-                <w:sz w:val="28"/>
-                <w:szCs w:val="28"/>
-                <w:lang w:val="pl-PL" w:eastAsia="en-US"/>
-                <w14:ligatures w14:val="standardContextual"/>
-              </w:rPr>
-              <w:t>Grind</w:t>
-            </w:r>
-            <w:proofErr w:type="spellEnd"/>
+            <w:r>
+              <w:rPr>
+                <w:rFonts w:ascii="Calibri" w:eastAsia="等线 Light" w:hAnsi="Calibri" w:cs="Calibri"/>
+                <w:kern w:val="2"/>
+                <w:sz w:val="28"/>
+                <w:szCs w:val="28"/>
+                <w:lang w:val="pl-PL" w:eastAsia="en-US"/>
+                <w14:ligatures w14:val="standardContextual"/>
+              </w:rPr>
+              <w:t>Failure Grind</w:t>
+            </w:r>
           </w:p>
         </w:tc>
         <w:tc>
@@ -8538,103 +6345,7 @@
                 <w:lang w:val="pl-PL" w:eastAsia="en-US"/>
                 <w14:ligatures w14:val="standardContextual"/>
               </w:rPr>
-              <w:t xml:space="preserve">Każdy nieudany </w:t>
-            </w:r>
-            <w:proofErr w:type="spellStart"/>
-            <w:r>
-              <w:rPr>
-                <w:rFonts w:ascii="Calibri" w:eastAsia="等线 Light" w:hAnsi="Calibri" w:cs="Calibri"/>
-                <w:kern w:val="2"/>
-                <w:sz w:val="28"/>
-                <w:szCs w:val="28"/>
-                <w:lang w:val="pl-PL" w:eastAsia="en-US"/>
-                <w14:ligatures w14:val="standardContextual"/>
-              </w:rPr>
-              <w:t>Skill</w:t>
-            </w:r>
-            <w:proofErr w:type="spellEnd"/>
-            <w:r>
-              <w:rPr>
-                <w:rFonts w:ascii="Calibri" w:eastAsia="等线 Light" w:hAnsi="Calibri" w:cs="Calibri"/>
-                <w:kern w:val="2"/>
-                <w:sz w:val="28"/>
-                <w:szCs w:val="28"/>
-                <w:lang w:val="pl-PL" w:eastAsia="en-US"/>
-                <w14:ligatures w14:val="standardContextual"/>
-              </w:rPr>
-              <w:t xml:space="preserve"> </w:t>
-            </w:r>
-            <w:proofErr w:type="spellStart"/>
-            <w:r>
-              <w:rPr>
-                <w:rFonts w:ascii="Calibri" w:eastAsia="等线 Light" w:hAnsi="Calibri" w:cs="Calibri"/>
-                <w:kern w:val="2"/>
-                <w:sz w:val="28"/>
-                <w:szCs w:val="28"/>
-                <w:lang w:val="pl-PL" w:eastAsia="en-US"/>
-                <w14:ligatures w14:val="standardContextual"/>
-              </w:rPr>
-              <w:t>Check</w:t>
-            </w:r>
-            <w:proofErr w:type="spellEnd"/>
-            <w:r>
-              <w:rPr>
-                <w:rFonts w:ascii="Calibri" w:eastAsia="等线 Light" w:hAnsi="Calibri" w:cs="Calibri"/>
-                <w:kern w:val="2"/>
-                <w:sz w:val="28"/>
-                <w:szCs w:val="28"/>
-                <w:lang w:val="pl-PL" w:eastAsia="en-US"/>
-                <w14:ligatures w14:val="standardContextual"/>
-              </w:rPr>
-              <w:t xml:space="preserve"> zwiększa ilość zdobywanych punktów doświadczenia. Efekt resetuje się w momencie nieudanego </w:t>
-            </w:r>
-            <w:proofErr w:type="spellStart"/>
-            <w:r>
-              <w:rPr>
-                <w:rFonts w:ascii="Calibri" w:eastAsia="等线 Light" w:hAnsi="Calibri" w:cs="Calibri"/>
-                <w:kern w:val="2"/>
-                <w:sz w:val="28"/>
-                <w:szCs w:val="28"/>
-                <w:lang w:val="pl-PL" w:eastAsia="en-US"/>
-                <w14:ligatures w14:val="standardContextual"/>
-              </w:rPr>
-              <w:t>Skill</w:t>
-            </w:r>
-            <w:proofErr w:type="spellEnd"/>
-            <w:r>
-              <w:rPr>
-                <w:rFonts w:ascii="Calibri" w:eastAsia="等线 Light" w:hAnsi="Calibri" w:cs="Calibri"/>
-                <w:kern w:val="2"/>
-                <w:sz w:val="28"/>
-                <w:szCs w:val="28"/>
-                <w:lang w:val="pl-PL" w:eastAsia="en-US"/>
-                <w14:ligatures w14:val="standardContextual"/>
-              </w:rPr>
-              <w:t xml:space="preserve"> </w:t>
-            </w:r>
-            <w:proofErr w:type="spellStart"/>
-            <w:r>
-              <w:rPr>
-                <w:rFonts w:ascii="Calibri" w:eastAsia="等线 Light" w:hAnsi="Calibri" w:cs="Calibri"/>
-                <w:kern w:val="2"/>
-                <w:sz w:val="28"/>
-                <w:szCs w:val="28"/>
-                <w:lang w:val="pl-PL" w:eastAsia="en-US"/>
-                <w14:ligatures w14:val="standardContextual"/>
-              </w:rPr>
-              <w:t>Checka</w:t>
-            </w:r>
-            <w:proofErr w:type="spellEnd"/>
-            <w:r>
-              <w:rPr>
-                <w:rFonts w:ascii="Calibri" w:eastAsia="等线 Light" w:hAnsi="Calibri" w:cs="Calibri"/>
-                <w:kern w:val="2"/>
-                <w:sz w:val="28"/>
-                <w:szCs w:val="28"/>
-                <w:lang w:val="pl-PL" w:eastAsia="en-US"/>
-                <w14:ligatures w14:val="standardContextual"/>
-              </w:rPr>
-              <w:t>.</w:t>
+              <w:t>Każdy nieudany Skill Check zwiększa ilość zdobywanych punktów doświadczenia. Efekt resetuje się w momencie nieudanego Skill Checka.</w:t>
             </w:r>
           </w:p>
         </w:tc>
@@ -8655,29 +6366,16 @@
                 <w14:ligatures w14:val="standardContextual"/>
               </w:rPr>
             </w:pPr>
-            <w:proofErr w:type="spellStart"/>
-            <w:r>
-              <w:rPr>
-                <w:rFonts w:ascii="Calibri" w:eastAsia="等线 Light" w:hAnsi="Calibri" w:cs="Calibri"/>
-                <w:kern w:val="2"/>
-                <w:sz w:val="28"/>
-                <w:szCs w:val="28"/>
-                <w:lang w:val="pl-PL" w:eastAsia="en-US"/>
-                <w14:ligatures w14:val="standardContextual"/>
-              </w:rPr>
-              <w:t>Micheal</w:t>
-            </w:r>
-            <w:proofErr w:type="spellEnd"/>
-            <w:r>
-              <w:rPr>
-                <w:rFonts w:ascii="Calibri" w:eastAsia="等线 Light" w:hAnsi="Calibri" w:cs="Calibri"/>
-                <w:kern w:val="2"/>
-                <w:sz w:val="28"/>
-                <w:szCs w:val="28"/>
-                <w:lang w:val="pl-PL" w:eastAsia="en-US"/>
-                <w14:ligatures w14:val="standardContextual"/>
-              </w:rPr>
-              <w:t xml:space="preserve"> Scott</w:t>
+            <w:r>
+              <w:rPr>
+                <w:rFonts w:ascii="Calibri" w:eastAsia="等线 Light" w:hAnsi="Calibri" w:cs="Calibri"/>
+                <w:kern w:val="2"/>
+                <w:sz w:val="28"/>
+                <w:szCs w:val="28"/>
+                <w:lang w:val="pl-PL" w:eastAsia="en-US"/>
+                <w14:ligatures w14:val="standardContextual"/>
+              </w:rPr>
+              <w:t>Micheal Scott</w:t>
             </w:r>
           </w:p>
         </w:tc>
@@ -8924,45 +6622,8 @@
                 <w:lang w:val="pl-PL" w:eastAsia="en-US"/>
                 <w14:ligatures w14:val="standardContextual"/>
               </w:rPr>
-              <w:t xml:space="preserve">One </w:t>
-            </w:r>
-            <w:proofErr w:type="spellStart"/>
-            <w:r>
-              <w:rPr>
-                <w:rFonts w:ascii="Calibri" w:eastAsia="等线 Light" w:hAnsi="Calibri" w:cs="Calibri"/>
-                <w:kern w:val="2"/>
-                <w:sz w:val="28"/>
-                <w:szCs w:val="28"/>
-                <w:lang w:val="pl-PL" w:eastAsia="en-US"/>
-                <w14:ligatures w14:val="standardContextual"/>
-              </w:rPr>
-              <w:t>Click</w:t>
-            </w:r>
-            <w:proofErr w:type="spellEnd"/>
-            <w:r>
-              <w:rPr>
-                <w:rFonts w:ascii="Calibri" w:eastAsia="等线 Light" w:hAnsi="Calibri" w:cs="Calibri"/>
-                <w:kern w:val="2"/>
-                <w:sz w:val="28"/>
-                <w:szCs w:val="28"/>
-                <w:lang w:val="pl-PL" w:eastAsia="en-US"/>
-                <w14:ligatures w14:val="standardContextual"/>
-              </w:rPr>
-              <w:t xml:space="preserve"> </w:t>
-            </w:r>
-            <w:proofErr w:type="spellStart"/>
-            <w:r>
-              <w:rPr>
-                <w:rFonts w:ascii="Calibri" w:eastAsia="等线 Light" w:hAnsi="Calibri" w:cs="Calibri"/>
-                <w:kern w:val="2"/>
-                <w:sz w:val="28"/>
-                <w:szCs w:val="28"/>
-                <w:lang w:val="pl-PL" w:eastAsia="en-US"/>
-                <w14:ligatures w14:val="standardContextual"/>
-              </w:rPr>
-              <w:t>Army</w:t>
-            </w:r>
-            <w:proofErr w:type="spellEnd"/>
+              <w:t>One Click Army</w:t>
+            </w:r>
           </w:p>
         </w:tc>
         <w:tc>
@@ -9010,7 +6671,6 @@
                 <w14:ligatures w14:val="standardContextual"/>
               </w:rPr>
             </w:pPr>
-            <w:proofErr w:type="spellStart"/>
             <w:r>
               <w:rPr>
                 <w:rFonts w:ascii="Calibri" w:eastAsia="等线 Light" w:hAnsi="Calibri" w:cs="Calibri"/>
@@ -9022,7 +6682,6 @@
               </w:rPr>
               <w:t>Automatron</w:t>
             </w:r>
-            <w:proofErr w:type="spellEnd"/>
           </w:p>
         </w:tc>
         <w:tc>
@@ -9079,45 +6738,8 @@
                 <w:lang w:val="pl-PL" w:eastAsia="en-US"/>
                 <w14:ligatures w14:val="standardContextual"/>
               </w:rPr>
-              <w:t xml:space="preserve">Jack of </w:t>
-            </w:r>
-            <w:proofErr w:type="spellStart"/>
-            <w:r>
-              <w:rPr>
-                <w:rFonts w:ascii="Calibri" w:eastAsia="等线 Light" w:hAnsi="Calibri" w:cs="Calibri"/>
-                <w:kern w:val="2"/>
-                <w:sz w:val="28"/>
-                <w:szCs w:val="28"/>
-                <w:lang w:val="pl-PL" w:eastAsia="en-US"/>
-                <w14:ligatures w14:val="standardContextual"/>
-              </w:rPr>
-              <w:t>All</w:t>
-            </w:r>
-            <w:proofErr w:type="spellEnd"/>
-            <w:r>
-              <w:rPr>
-                <w:rFonts w:ascii="Calibri" w:eastAsia="等线 Light" w:hAnsi="Calibri" w:cs="Calibri"/>
-                <w:kern w:val="2"/>
-                <w:sz w:val="28"/>
-                <w:szCs w:val="28"/>
-                <w:lang w:val="pl-PL" w:eastAsia="en-US"/>
-                <w14:ligatures w14:val="standardContextual"/>
-              </w:rPr>
-              <w:t xml:space="preserve"> </w:t>
-            </w:r>
-            <w:proofErr w:type="spellStart"/>
-            <w:r>
-              <w:rPr>
-                <w:rFonts w:ascii="Calibri" w:eastAsia="等线 Light" w:hAnsi="Calibri" w:cs="Calibri"/>
-                <w:kern w:val="2"/>
-                <w:sz w:val="28"/>
-                <w:szCs w:val="28"/>
-                <w:lang w:val="pl-PL" w:eastAsia="en-US"/>
-                <w14:ligatures w14:val="standardContextual"/>
-              </w:rPr>
-              <w:t>Clicks</w:t>
-            </w:r>
-            <w:proofErr w:type="spellEnd"/>
+              <w:t>Jack of All Clicks</w:t>
+            </w:r>
           </w:p>
         </w:tc>
         <w:tc>
@@ -9172,30 +6794,6 @@
         </w:rPr>
         <w:br w:type="page"/>
       </w:r>
-    </w:p>
-    <w:p>
-      <w:pPr>
-        <w:rPr>
-          <w:rFonts w:ascii="Calibri" w:eastAsia="等线 Light" w:hAnsi="Calibri" w:cs="Calibri"/>
-          <w:kern w:val="2"/>
-          <w:sz w:val="28"/>
-          <w:szCs w:val="28"/>
-          <w:lang w:val="pl-PL" w:eastAsia="en-US"/>
-          <w14:ligatures w14:val="standardContextual"/>
-        </w:rPr>
-      </w:pPr>
-    </w:p>
-    <w:p>
-      <w:pPr>
-        <w:rPr>
-          <w:rFonts w:ascii="Calibri" w:eastAsia="等线 Light" w:hAnsi="Calibri" w:cs="Calibri"/>
-          <w:kern w:val="2"/>
-          <w:sz w:val="28"/>
-          <w:szCs w:val="28"/>
-          <w:lang w:val="pl-PL" w:eastAsia="en-US"/>
-          <w14:ligatures w14:val="standardContextual"/>
-        </w:rPr>
-      </w:pPr>
     </w:p>
     <w:p>
       <w:pPr>
@@ -9227,6 +6825,7 @@
           <w:lang w:val="pl-PL" w:eastAsia="en-US"/>
           <w14:ligatures w14:val="standardContextual"/>
         </w:rPr>
+        <w:lastRenderedPageBreak/>
         <w:t>Interfejs użytkownika</w:t>
       </w:r>
     </w:p>
@@ -9379,27 +6978,7 @@
           <w:szCs w:val="28"/>
           <w:lang w:val="pl-PL"/>
         </w:rPr>
-        <w:t xml:space="preserve"> „Play” - uruchamia grę od momentu ostatniego zapisu. W przypadku braku zapisanego stanu, uruchamia nową </w:t>
-      </w:r>
-      <w:proofErr w:type="spellStart"/>
-      <w:r>
-        <w:rPr>
-          <w:rFonts w:ascii="Calibri" w:hAnsi="Calibri" w:cs="Calibri"/>
-          <w:sz w:val="28"/>
-          <w:szCs w:val="28"/>
-          <w:lang w:val="pl-PL"/>
-        </w:rPr>
-        <w:t>gre</w:t>
-      </w:r>
-      <w:proofErr w:type="spellEnd"/>
-      <w:r>
-        <w:rPr>
-          <w:rFonts w:ascii="Calibri" w:hAnsi="Calibri" w:cs="Calibri"/>
-          <w:sz w:val="28"/>
-          <w:szCs w:val="28"/>
-          <w:lang w:val="pl-PL"/>
-        </w:rPr>
-        <w:t>.</w:t>
+        <w:t xml:space="preserve"> „Play” - uruchamia grę od momentu ostatniego zapisu. W przypadku braku zapisanego stanu, uruchamia nową gre.</w:t>
       </w:r>
     </w:p>
     <w:p>
@@ -9422,27 +7001,7 @@
           <w:szCs w:val="28"/>
           <w:lang w:val="pl-PL"/>
         </w:rPr>
-        <w:t xml:space="preserve"> „</w:t>
-      </w:r>
-      <w:proofErr w:type="spellStart"/>
-      <w:r>
-        <w:rPr>
-          <w:rFonts w:ascii="Calibri" w:hAnsi="Calibri" w:cs="Calibri"/>
-          <w:sz w:val="28"/>
-          <w:szCs w:val="28"/>
-          <w:lang w:val="pl-PL"/>
-        </w:rPr>
-        <w:t>Settings</w:t>
-      </w:r>
-      <w:proofErr w:type="spellEnd"/>
-      <w:r>
-        <w:rPr>
-          <w:rFonts w:ascii="Calibri" w:hAnsi="Calibri" w:cs="Calibri"/>
-          <w:sz w:val="28"/>
-          <w:szCs w:val="28"/>
-          <w:lang w:val="pl-PL"/>
-        </w:rPr>
-        <w:t>” - otwiera zakładkę z ustawieniami.</w:t>
+        <w:t xml:space="preserve"> „Settings” - otwiera zakładkę z ustawieniami.</w:t>
       </w:r>
     </w:p>
     <w:p>
@@ -9465,27 +7024,7 @@
           <w:szCs w:val="28"/>
           <w:lang w:val="pl-PL"/>
         </w:rPr>
-        <w:t>„</w:t>
-      </w:r>
-      <w:proofErr w:type="spellStart"/>
-      <w:r>
-        <w:rPr>
-          <w:rFonts w:ascii="Calibri" w:hAnsi="Calibri" w:cs="Calibri"/>
-          <w:sz w:val="28"/>
-          <w:szCs w:val="28"/>
-          <w:lang w:val="pl-PL"/>
-        </w:rPr>
-        <w:t>Exit</w:t>
-      </w:r>
-      <w:proofErr w:type="spellEnd"/>
-      <w:r>
-        <w:rPr>
-          <w:rFonts w:ascii="Calibri" w:hAnsi="Calibri" w:cs="Calibri"/>
-          <w:sz w:val="28"/>
-          <w:szCs w:val="28"/>
-          <w:lang w:val="pl-PL"/>
-        </w:rPr>
-        <w:t xml:space="preserve"> to Desktop” - zamyka grę i przechodzi do pulpitu.</w:t>
+        <w:t>„Exit to Desktop” - zamyka grę i przechodzi do pulpitu.</w:t>
       </w:r>
     </w:p>
     <w:p>
@@ -9619,27 +7158,7 @@
           <w:szCs w:val="28"/>
           <w:lang w:val="pl-PL"/>
         </w:rPr>
-        <w:t xml:space="preserve">W zakładce ustawień, gracz jest w stanie dostosować </w:t>
-      </w:r>
-      <w:proofErr w:type="spellStart"/>
-      <w:r>
-        <w:rPr>
-          <w:rFonts w:ascii="Calibri" w:hAnsi="Calibri" w:cs="Calibri"/>
-          <w:sz w:val="28"/>
-          <w:szCs w:val="28"/>
-          <w:lang w:val="pl-PL"/>
-        </w:rPr>
-        <w:t>nastepujące</w:t>
-      </w:r>
-      <w:proofErr w:type="spellEnd"/>
-      <w:r>
-        <w:rPr>
-          <w:rFonts w:ascii="Calibri" w:hAnsi="Calibri" w:cs="Calibri"/>
-          <w:sz w:val="28"/>
-          <w:szCs w:val="28"/>
-          <w:lang w:val="pl-PL"/>
-        </w:rPr>
-        <w:t xml:space="preserve"> elementy:</w:t>
+        <w:t>W zakładce ustawień, gracz jest w stanie dostosować nastepujące elementy:</w:t>
       </w:r>
     </w:p>
     <w:p>
@@ -9701,47 +7220,7 @@
           <w:szCs w:val="28"/>
           <w:lang w:val="pl-PL"/>
         </w:rPr>
-        <w:t>„</w:t>
-      </w:r>
-      <w:proofErr w:type="spellStart"/>
-      <w:r>
-        <w:rPr>
-          <w:rFonts w:ascii="Calibri" w:hAnsi="Calibri" w:cs="Calibri"/>
-          <w:sz w:val="28"/>
-          <w:szCs w:val="28"/>
-          <w:lang w:val="pl-PL"/>
-        </w:rPr>
-        <w:t>Fullscreen</w:t>
-      </w:r>
-      <w:proofErr w:type="spellEnd"/>
-      <w:r>
-        <w:rPr>
-          <w:rFonts w:ascii="Calibri" w:hAnsi="Calibri" w:cs="Calibri"/>
-          <w:sz w:val="28"/>
-          <w:szCs w:val="28"/>
-          <w:lang w:val="pl-PL"/>
-        </w:rPr>
-        <w:t xml:space="preserve">” - </w:t>
-      </w:r>
-      <w:proofErr w:type="spellStart"/>
-      <w:r>
-        <w:rPr>
-          <w:rFonts w:ascii="Calibri" w:hAnsi="Calibri" w:cs="Calibri"/>
-          <w:sz w:val="28"/>
-          <w:szCs w:val="28"/>
-          <w:lang w:val="pl-PL"/>
-        </w:rPr>
-        <w:t>umożliwa</w:t>
-      </w:r>
-      <w:proofErr w:type="spellEnd"/>
-      <w:r>
-        <w:rPr>
-          <w:rFonts w:ascii="Calibri" w:hAnsi="Calibri" w:cs="Calibri"/>
-          <w:sz w:val="28"/>
-          <w:szCs w:val="28"/>
-          <w:lang w:val="pl-PL"/>
-        </w:rPr>
-        <w:t xml:space="preserve"> przełączanie gry pomiędzy pełnym ekranem, a widokiem okienkowym. </w:t>
+        <w:t xml:space="preserve">„Fullscreen” - umożliwa przełączanie gry pomiędzy pełnym ekranem, a widokiem okienkowym. </w:t>
       </w:r>
     </w:p>
     <w:p>
@@ -9793,27 +7272,7 @@
           <w:szCs w:val="28"/>
           <w:lang w:val="pl-PL"/>
         </w:rPr>
-        <w:t xml:space="preserve">„SFX” - korzystając z suwaka, gracz może zmienić głośność dźwięków klikania, guzików i innych </w:t>
-      </w:r>
-      <w:proofErr w:type="spellStart"/>
-      <w:r>
-        <w:rPr>
-          <w:rFonts w:ascii="Calibri" w:hAnsi="Calibri" w:cs="Calibri"/>
-          <w:sz w:val="28"/>
-          <w:szCs w:val="28"/>
-          <w:lang w:val="pl-PL"/>
-        </w:rPr>
-        <w:t>efektow</w:t>
-      </w:r>
-      <w:proofErr w:type="spellEnd"/>
-      <w:r>
-        <w:rPr>
-          <w:rFonts w:ascii="Calibri" w:hAnsi="Calibri" w:cs="Calibri"/>
-          <w:sz w:val="28"/>
-          <w:szCs w:val="28"/>
-          <w:lang w:val="pl-PL"/>
-        </w:rPr>
-        <w:t xml:space="preserve"> dźwiękowych.</w:t>
+        <w:t>„SFX” - korzystając z suwaka, gracz może zmienić głośność dźwięków klikania, guzików i innych efektow dźwiękowych.</w:t>
       </w:r>
     </w:p>
     <w:p>
@@ -9839,47 +7298,7 @@
           <w:szCs w:val="28"/>
           <w:lang w:val="pl-PL"/>
         </w:rPr>
-        <w:t>„</w:t>
-      </w:r>
-      <w:proofErr w:type="spellStart"/>
-      <w:r>
-        <w:rPr>
-          <w:rFonts w:ascii="Calibri" w:hAnsi="Calibri" w:cs="Calibri"/>
-          <w:sz w:val="28"/>
-          <w:szCs w:val="28"/>
-          <w:lang w:val="pl-PL"/>
-        </w:rPr>
-        <w:t>Delete</w:t>
-      </w:r>
-      <w:proofErr w:type="spellEnd"/>
-      <w:r>
-        <w:rPr>
-          <w:rFonts w:ascii="Calibri" w:hAnsi="Calibri" w:cs="Calibri"/>
-          <w:sz w:val="28"/>
-          <w:szCs w:val="28"/>
-          <w:lang w:val="pl-PL"/>
-        </w:rPr>
-        <w:t xml:space="preserve"> </w:t>
-      </w:r>
-      <w:proofErr w:type="spellStart"/>
-      <w:r>
-        <w:rPr>
-          <w:rFonts w:ascii="Calibri" w:hAnsi="Calibri" w:cs="Calibri"/>
-          <w:sz w:val="28"/>
-          <w:szCs w:val="28"/>
-          <w:lang w:val="pl-PL"/>
-        </w:rPr>
-        <w:t>Save</w:t>
-      </w:r>
-      <w:proofErr w:type="spellEnd"/>
-      <w:r>
-        <w:rPr>
-          <w:rFonts w:ascii="Calibri" w:hAnsi="Calibri" w:cs="Calibri"/>
-          <w:sz w:val="28"/>
-          <w:szCs w:val="28"/>
-          <w:lang w:val="pl-PL"/>
-        </w:rPr>
-        <w:t>” - usuwa obecny zapis gry.</w:t>
+        <w:t>„Delete Save” - usuwa obecny zapis gry.</w:t>
       </w:r>
     </w:p>
     <w:p>
@@ -9905,27 +7324,7 @@
           <w:szCs w:val="28"/>
           <w:lang w:val="pl-PL"/>
         </w:rPr>
-        <w:t>„</w:t>
-      </w:r>
-      <w:proofErr w:type="spellStart"/>
-      <w:r>
-        <w:rPr>
-          <w:rFonts w:ascii="Calibri" w:hAnsi="Calibri" w:cs="Calibri"/>
-          <w:sz w:val="28"/>
-          <w:szCs w:val="28"/>
-          <w:lang w:val="pl-PL"/>
-        </w:rPr>
-        <w:t>AutoSave</w:t>
-      </w:r>
-      <w:proofErr w:type="spellEnd"/>
-      <w:r>
-        <w:rPr>
-          <w:rFonts w:ascii="Calibri" w:hAnsi="Calibri" w:cs="Calibri"/>
-          <w:sz w:val="28"/>
-          <w:szCs w:val="28"/>
-          <w:lang w:val="pl-PL"/>
-        </w:rPr>
-        <w:t>” - wyłącza automatyczne zapisywanie gry.</w:t>
+        <w:t>„AutoSave” - wyłącza automatyczne zapisywanie gry.</w:t>
       </w:r>
     </w:p>
     <w:p>
@@ -9951,27 +7350,7 @@
           <w:szCs w:val="28"/>
           <w:lang w:val="pl-PL"/>
         </w:rPr>
-        <w:t>„</w:t>
-      </w:r>
-      <w:proofErr w:type="spellStart"/>
-      <w:r>
-        <w:rPr>
-          <w:rFonts w:ascii="Calibri" w:hAnsi="Calibri" w:cs="Calibri"/>
-          <w:sz w:val="28"/>
-          <w:szCs w:val="28"/>
-          <w:lang w:val="pl-PL"/>
-        </w:rPr>
-        <w:t>Back</w:t>
-      </w:r>
-      <w:proofErr w:type="spellEnd"/>
-      <w:r>
-        <w:rPr>
-          <w:rFonts w:ascii="Calibri" w:hAnsi="Calibri" w:cs="Calibri"/>
-          <w:sz w:val="28"/>
-          <w:szCs w:val="28"/>
-          <w:lang w:val="pl-PL"/>
-        </w:rPr>
-        <w:t>” - powrót do menu</w:t>
+        <w:t>„Back” - powrót do menu</w:t>
       </w:r>
     </w:p>
     <w:p>
@@ -10323,268 +7702,76 @@
                 <w:szCs w:val="28"/>
                 <w:lang w:val="pl-PL"/>
               </w:rPr>
-              <w:t>- „</w:t>
-            </w:r>
-            <w:proofErr w:type="spellStart"/>
-            <w:r>
-              <w:rPr>
-                <w:sz w:val="28"/>
-                <w:szCs w:val="28"/>
-                <w:lang w:val="pl-PL"/>
-              </w:rPr>
-              <w:t>Factories</w:t>
-            </w:r>
-            <w:proofErr w:type="spellEnd"/>
-            <w:r>
-              <w:rPr>
-                <w:sz w:val="28"/>
-                <w:szCs w:val="28"/>
-                <w:lang w:val="pl-PL"/>
-              </w:rPr>
-              <w:t>” - miejsce do odblokowywania, kupowania fabryk oraz ich ulepszeń</w:t>
-            </w:r>
-          </w:p>
-          <w:p>
-            <w:pPr>
-              <w:rPr>
-                <w:sz w:val="28"/>
-                <w:szCs w:val="28"/>
-                <w:lang w:val="pl-PL"/>
-              </w:rPr>
-            </w:pPr>
-            <w:r>
-              <w:rPr>
-                <w:sz w:val="28"/>
-                <w:szCs w:val="28"/>
-                <w:lang w:val="pl-PL"/>
-              </w:rPr>
-              <w:t>- „</w:t>
-            </w:r>
-            <w:proofErr w:type="spellStart"/>
-            <w:r>
-              <w:rPr>
-                <w:sz w:val="28"/>
-                <w:szCs w:val="28"/>
-                <w:lang w:val="pl-PL"/>
-              </w:rPr>
-              <w:t>Potions</w:t>
-            </w:r>
-            <w:proofErr w:type="spellEnd"/>
-            <w:r>
-              <w:rPr>
-                <w:sz w:val="28"/>
-                <w:szCs w:val="28"/>
-                <w:lang w:val="pl-PL"/>
-              </w:rPr>
-              <w:t>” - miejsce do zakupu mikstur</w:t>
-            </w:r>
-          </w:p>
-          <w:p>
-            <w:pPr>
-              <w:rPr>
-                <w:sz w:val="28"/>
-                <w:szCs w:val="28"/>
-                <w:lang w:val="pl-PL"/>
-              </w:rPr>
-            </w:pPr>
-            <w:r>
-              <w:rPr>
-                <w:sz w:val="28"/>
-                <w:szCs w:val="28"/>
-                <w:lang w:val="pl-PL"/>
-              </w:rPr>
-              <w:t xml:space="preserve">- „One </w:t>
-            </w:r>
-            <w:proofErr w:type="spellStart"/>
-            <w:r>
-              <w:rPr>
-                <w:sz w:val="28"/>
-                <w:szCs w:val="28"/>
-                <w:lang w:val="pl-PL"/>
-              </w:rPr>
-              <w:t>Click</w:t>
-            </w:r>
-            <w:proofErr w:type="spellEnd"/>
-            <w:r>
-              <w:rPr>
-                <w:sz w:val="28"/>
-                <w:szCs w:val="28"/>
-                <w:lang w:val="pl-PL"/>
-              </w:rPr>
-              <w:t xml:space="preserve"> </w:t>
-            </w:r>
-            <w:proofErr w:type="spellStart"/>
-            <w:r>
-              <w:rPr>
-                <w:sz w:val="28"/>
-                <w:szCs w:val="28"/>
-                <w:lang w:val="pl-PL"/>
-              </w:rPr>
-              <w:t>Army</w:t>
-            </w:r>
-            <w:proofErr w:type="spellEnd"/>
-            <w:r>
-              <w:rPr>
-                <w:sz w:val="28"/>
-                <w:szCs w:val="28"/>
-                <w:lang w:val="pl-PL"/>
-              </w:rPr>
-              <w:t xml:space="preserve">” - wyświetla drzewko umiejętności One </w:t>
-            </w:r>
-            <w:proofErr w:type="spellStart"/>
-            <w:r>
-              <w:rPr>
-                <w:sz w:val="28"/>
-                <w:szCs w:val="28"/>
-                <w:lang w:val="pl-PL"/>
-              </w:rPr>
-              <w:t>Click</w:t>
-            </w:r>
-            <w:proofErr w:type="spellEnd"/>
-            <w:r>
-              <w:rPr>
-                <w:sz w:val="28"/>
-                <w:szCs w:val="28"/>
-                <w:lang w:val="pl-PL"/>
-              </w:rPr>
-              <w:t xml:space="preserve"> </w:t>
-            </w:r>
-            <w:proofErr w:type="spellStart"/>
-            <w:r>
-              <w:rPr>
-                <w:sz w:val="28"/>
-                <w:szCs w:val="28"/>
-                <w:lang w:val="pl-PL"/>
-              </w:rPr>
-              <w:t>Army</w:t>
-            </w:r>
-            <w:proofErr w:type="spellEnd"/>
-          </w:p>
-          <w:p>
-            <w:pPr>
-              <w:rPr>
-                <w:sz w:val="28"/>
-                <w:szCs w:val="28"/>
-                <w:lang w:val="pl-PL"/>
-              </w:rPr>
-            </w:pPr>
-            <w:r>
-              <w:rPr>
-                <w:sz w:val="28"/>
-                <w:szCs w:val="28"/>
-                <w:lang w:val="pl-PL"/>
-              </w:rPr>
-              <w:t>- „</w:t>
-            </w:r>
-            <w:proofErr w:type="spellStart"/>
-            <w:r>
-              <w:rPr>
-                <w:sz w:val="28"/>
-                <w:szCs w:val="28"/>
-                <w:lang w:val="pl-PL"/>
-              </w:rPr>
-              <w:t>Automatron</w:t>
-            </w:r>
-            <w:proofErr w:type="spellEnd"/>
-            <w:r>
-              <w:rPr>
-                <w:sz w:val="28"/>
-                <w:szCs w:val="28"/>
-                <w:lang w:val="pl-PL"/>
-              </w:rPr>
-              <w:t xml:space="preserve">” - wyświetla drzewko umiejętności </w:t>
-            </w:r>
-            <w:proofErr w:type="spellStart"/>
-            <w:r>
-              <w:rPr>
-                <w:sz w:val="28"/>
-                <w:szCs w:val="28"/>
-                <w:lang w:val="pl-PL"/>
-              </w:rPr>
-              <w:t>Automatron</w:t>
-            </w:r>
-            <w:proofErr w:type="spellEnd"/>
-          </w:p>
-          <w:p>
-            <w:pPr>
-              <w:rPr>
-                <w:sz w:val="28"/>
-                <w:szCs w:val="28"/>
-                <w:lang w:val="pl-PL"/>
-              </w:rPr>
-            </w:pPr>
-            <w:r>
-              <w:rPr>
-                <w:sz w:val="28"/>
-                <w:szCs w:val="28"/>
-                <w:lang w:val="pl-PL"/>
-              </w:rPr>
-              <w:t xml:space="preserve">- „Jack of </w:t>
-            </w:r>
-            <w:proofErr w:type="spellStart"/>
-            <w:r>
-              <w:rPr>
-                <w:sz w:val="28"/>
-                <w:szCs w:val="28"/>
-                <w:lang w:val="pl-PL"/>
-              </w:rPr>
-              <w:t>all</w:t>
-            </w:r>
-            <w:proofErr w:type="spellEnd"/>
-            <w:r>
-              <w:rPr>
-                <w:sz w:val="28"/>
-                <w:szCs w:val="28"/>
-                <w:lang w:val="pl-PL"/>
-              </w:rPr>
-              <w:t xml:space="preserve"> </w:t>
-            </w:r>
-            <w:proofErr w:type="spellStart"/>
-            <w:r>
-              <w:rPr>
-                <w:sz w:val="28"/>
-                <w:szCs w:val="28"/>
-                <w:lang w:val="pl-PL"/>
-              </w:rPr>
-              <w:t>Clicks</w:t>
-            </w:r>
-            <w:proofErr w:type="spellEnd"/>
-            <w:r>
-              <w:rPr>
-                <w:sz w:val="28"/>
-                <w:szCs w:val="28"/>
-                <w:lang w:val="pl-PL"/>
-              </w:rPr>
-              <w:t xml:space="preserve">” - wyświetla drzewko umiejętności Jack of </w:t>
-            </w:r>
-            <w:proofErr w:type="spellStart"/>
-            <w:r>
-              <w:rPr>
-                <w:sz w:val="28"/>
-                <w:szCs w:val="28"/>
-                <w:lang w:val="pl-PL"/>
-              </w:rPr>
-              <w:t>All</w:t>
-            </w:r>
-            <w:proofErr w:type="spellEnd"/>
-            <w:r>
-              <w:rPr>
-                <w:sz w:val="28"/>
-                <w:szCs w:val="28"/>
-                <w:lang w:val="pl-PL"/>
-              </w:rPr>
-              <w:t xml:space="preserve"> </w:t>
-            </w:r>
-            <w:proofErr w:type="spellStart"/>
-            <w:r>
-              <w:rPr>
-                <w:sz w:val="28"/>
-                <w:szCs w:val="28"/>
-                <w:lang w:val="pl-PL"/>
-              </w:rPr>
-              <w:t>Clicks</w:t>
-            </w:r>
-            <w:proofErr w:type="spellEnd"/>
+              <w:t>- „Factories” - miejsce do odblokowywania, kupowania fabryk oraz ich ulepszeń</w:t>
+            </w:r>
+          </w:p>
+          <w:p>
+            <w:pPr>
+              <w:rPr>
+                <w:sz w:val="28"/>
+                <w:szCs w:val="28"/>
+                <w:lang w:val="pl-PL"/>
+              </w:rPr>
+            </w:pPr>
+            <w:r>
+              <w:rPr>
+                <w:sz w:val="28"/>
+                <w:szCs w:val="28"/>
+                <w:lang w:val="pl-PL"/>
+              </w:rPr>
+              <w:t>- „Potions” - miejsce do zakupu mikstur</w:t>
+            </w:r>
+          </w:p>
+          <w:p>
+            <w:pPr>
+              <w:rPr>
+                <w:sz w:val="28"/>
+                <w:szCs w:val="28"/>
+                <w:lang w:val="pl-PL"/>
+              </w:rPr>
+            </w:pPr>
+            <w:r>
+              <w:rPr>
+                <w:sz w:val="28"/>
+                <w:szCs w:val="28"/>
+                <w:lang w:val="pl-PL"/>
+              </w:rPr>
+              <w:t>- „One Click Army” - wyświetla drzewko umiejętności One Click Army</w:t>
+            </w:r>
+          </w:p>
+          <w:p>
+            <w:pPr>
+              <w:rPr>
+                <w:sz w:val="28"/>
+                <w:szCs w:val="28"/>
+                <w:lang w:val="pl-PL"/>
+              </w:rPr>
+            </w:pPr>
+            <w:r>
+              <w:rPr>
+                <w:sz w:val="28"/>
+                <w:szCs w:val="28"/>
+                <w:lang w:val="pl-PL"/>
+              </w:rPr>
+              <w:t>- „Automatron” - wyświetla drzewko umiejętności Automatron</w:t>
+            </w:r>
+          </w:p>
+          <w:p>
+            <w:pPr>
+              <w:rPr>
+                <w:sz w:val="28"/>
+                <w:szCs w:val="28"/>
+                <w:lang w:val="pl-PL"/>
+              </w:rPr>
+            </w:pPr>
+            <w:r>
+              <w:rPr>
+                <w:sz w:val="28"/>
+                <w:szCs w:val="28"/>
+                <w:lang w:val="pl-PL"/>
+              </w:rPr>
+              <w:t>- „Jack of all Clicks” - wyświetla drzewko umiejętności Jack of All Clicks</w:t>
+            </w:r>
           </w:p>
         </w:tc>
       </w:tr>
@@ -10928,25 +8115,7 @@
                 <w:szCs w:val="28"/>
                 <w:lang w:val="pl-PL"/>
               </w:rPr>
-              <w:t xml:space="preserve">Pojawiają się w </w:t>
-            </w:r>
-            <w:proofErr w:type="gramStart"/>
-            <w:r>
-              <w:rPr>
-                <w:sz w:val="28"/>
-                <w:szCs w:val="28"/>
-                <w:lang w:val="pl-PL"/>
-              </w:rPr>
-              <w:t>momencie</w:t>
-            </w:r>
-            <w:proofErr w:type="gramEnd"/>
-            <w:r>
-              <w:rPr>
-                <w:sz w:val="28"/>
-                <w:szCs w:val="28"/>
-                <w:lang w:val="pl-PL"/>
-              </w:rPr>
-              <w:t xml:space="preserve"> gdy gracz ma min. 2 fabryki (łącznie z domyślną).</w:t>
+              <w:t>Pojawiają się w momencie gdy gracz ma min. 2 fabryki (łącznie z domyślną).</w:t>
             </w:r>
           </w:p>
         </w:tc>
@@ -10960,25 +8129,7 @@
           <w:szCs w:val="28"/>
           <w:lang w:val="pl-PL"/>
         </w:rPr>
-        <w:t xml:space="preserve">Z tego miejsca gracz ma dostęp do menu poprzez wciśnięcie klawisza </w:t>
-      </w:r>
-      <w:proofErr w:type="spellStart"/>
-      <w:r>
-        <w:rPr>
-          <w:sz w:val="28"/>
-          <w:szCs w:val="28"/>
-          <w:lang w:val="pl-PL"/>
-        </w:rPr>
-        <w:t>Esc</w:t>
-      </w:r>
-      <w:proofErr w:type="spellEnd"/>
-      <w:r>
-        <w:rPr>
-          <w:sz w:val="28"/>
-          <w:szCs w:val="28"/>
-          <w:lang w:val="pl-PL"/>
-        </w:rPr>
-        <w:t>.</w:t>
+        <w:t>Z tego miejsca gracz ma dostęp do menu poprzez wciśnięcie klawisza Esc.</w:t>
       </w:r>
       <w:r>
         <w:br w:type="page"/>
@@ -11083,31 +8234,7 @@
                 <w:lang w:val="pl-PL" w:eastAsia="en-US"/>
                 <w14:ligatures w14:val="standardContextual"/>
               </w:rPr>
-              <w:t xml:space="preserve">Przykład dla Blood Rock of </w:t>
-            </w:r>
-            <w:proofErr w:type="spellStart"/>
-            <w:r>
-              <w:rPr>
-                <w:rFonts w:ascii="Calibri" w:eastAsia="等线 Light" w:hAnsi="Calibri" w:cs="Calibri"/>
-                <w:kern w:val="2"/>
-                <w:sz w:val="28"/>
-                <w:szCs w:val="28"/>
-                <w:lang w:val="pl-PL" w:eastAsia="en-US"/>
-                <w14:ligatures w14:val="standardContextual"/>
-              </w:rPr>
-              <w:t>Night</w:t>
-            </w:r>
-            <w:proofErr w:type="spellEnd"/>
-            <w:r>
-              <w:rPr>
-                <w:rFonts w:ascii="Calibri" w:eastAsia="等线 Light" w:hAnsi="Calibri" w:cs="Calibri"/>
-                <w:kern w:val="2"/>
-                <w:sz w:val="28"/>
-                <w:szCs w:val="28"/>
-                <w:lang w:val="pl-PL" w:eastAsia="en-US"/>
-                <w14:ligatures w14:val="standardContextual"/>
-              </w:rPr>
-              <w:t>.</w:t>
+              <w:t>Przykład dla Blood Rock of Night.</w:t>
             </w:r>
           </w:p>
         </w:tc>
@@ -11202,7 +8329,6 @@
                 <w14:ligatures w14:val="standardContextual"/>
               </w:rPr>
             </w:pPr>
-            <w:proofErr w:type="spellStart"/>
             <w:r>
               <w:rPr>
                 <w:rFonts w:asciiTheme="majorHAnsi" w:eastAsia="等线 Light" w:hAnsiTheme="majorHAnsi" w:cs="Calibri"/>
@@ -11215,7 +8341,6 @@
               </w:rPr>
               <w:t>Factories</w:t>
             </w:r>
-            <w:proofErr w:type="spellEnd"/>
           </w:p>
           <w:p>
             <w:pPr>
@@ -11337,7 +8462,6 @@
                 <w14:ligatures w14:val="standardContextual"/>
               </w:rPr>
             </w:pPr>
-            <w:proofErr w:type="spellStart"/>
             <w:r>
               <w:rPr>
                 <w:rFonts w:asciiTheme="majorHAnsi" w:eastAsia="等线 Light" w:hAnsiTheme="majorHAnsi" w:cs="Calibri"/>
@@ -11351,7 +8475,6 @@
               <w:lastRenderedPageBreak/>
               <w:t>Potions</w:t>
             </w:r>
-            <w:proofErr w:type="spellEnd"/>
           </w:p>
         </w:tc>
         <w:tc>
@@ -11455,48 +8578,8 @@
                 <w:lang w:val="pl-PL" w:eastAsia="en-US"/>
                 <w14:ligatures w14:val="standardContextual"/>
               </w:rPr>
-              <w:t xml:space="preserve">One </w:t>
-            </w:r>
-            <w:proofErr w:type="spellStart"/>
-            <w:r>
-              <w:rPr>
-                <w:rFonts w:asciiTheme="majorHAnsi" w:eastAsia="等线 Light" w:hAnsiTheme="majorHAnsi" w:cs="Calibri"/>
-                <w:color w:val="2F5496"/>
-                <w:kern w:val="2"/>
-                <w:sz w:val="32"/>
-                <w:szCs w:val="32"/>
-                <w:lang w:val="pl-PL" w:eastAsia="en-US"/>
-                <w14:ligatures w14:val="standardContextual"/>
-              </w:rPr>
-              <w:t>Click</w:t>
-            </w:r>
-            <w:proofErr w:type="spellEnd"/>
-            <w:r>
-              <w:rPr>
-                <w:rFonts w:asciiTheme="majorHAnsi" w:eastAsia="等线 Light" w:hAnsiTheme="majorHAnsi" w:cs="Calibri"/>
-                <w:color w:val="2F5496"/>
-                <w:kern w:val="2"/>
-                <w:sz w:val="32"/>
-                <w:szCs w:val="32"/>
-                <w:lang w:val="pl-PL" w:eastAsia="en-US"/>
-                <w14:ligatures w14:val="standardContextual"/>
-              </w:rPr>
-              <w:t xml:space="preserve"> </w:t>
-            </w:r>
-            <w:proofErr w:type="spellStart"/>
-            <w:r>
-              <w:rPr>
-                <w:rFonts w:asciiTheme="majorHAnsi" w:eastAsia="等线 Light" w:hAnsiTheme="majorHAnsi" w:cs="Calibri"/>
-                <w:color w:val="2F5496"/>
-                <w:kern w:val="2"/>
-                <w:sz w:val="32"/>
-                <w:szCs w:val="32"/>
-                <w:lang w:val="pl-PL" w:eastAsia="en-US"/>
-                <w14:ligatures w14:val="standardContextual"/>
-              </w:rPr>
-              <w:t>Army</w:t>
-            </w:r>
-            <w:proofErr w:type="spellEnd"/>
+              <w:t>One Click Army</w:t>
+            </w:r>
           </w:p>
           <w:p>
             <w:pPr>
@@ -11618,7 +8701,6 @@
                 <w14:ligatures w14:val="standardContextual"/>
               </w:rPr>
             </w:pPr>
-            <w:proofErr w:type="spellStart"/>
             <w:r>
               <w:rPr>
                 <w:rFonts w:asciiTheme="majorHAnsi" w:eastAsia="等线 Light" w:hAnsiTheme="majorHAnsi" w:cs="Calibri"/>
@@ -11632,7 +8714,6 @@
               <w:lastRenderedPageBreak/>
               <w:t>Automatron</w:t>
             </w:r>
-            <w:proofErr w:type="spellEnd"/>
           </w:p>
         </w:tc>
         <w:tc>
@@ -11736,48 +8817,8 @@
                 <w:lang w:val="pl-PL" w:eastAsia="en-US"/>
                 <w14:ligatures w14:val="standardContextual"/>
               </w:rPr>
-              <w:t xml:space="preserve">Jack of </w:t>
-            </w:r>
-            <w:proofErr w:type="spellStart"/>
-            <w:r>
-              <w:rPr>
-                <w:rFonts w:asciiTheme="majorHAnsi" w:eastAsia="等线 Light" w:hAnsiTheme="majorHAnsi" w:cs="Calibri"/>
-                <w:color w:val="2F5496"/>
-                <w:kern w:val="2"/>
-                <w:sz w:val="32"/>
-                <w:szCs w:val="32"/>
-                <w:lang w:val="pl-PL" w:eastAsia="en-US"/>
-                <w14:ligatures w14:val="standardContextual"/>
-              </w:rPr>
-              <w:t>All</w:t>
-            </w:r>
-            <w:proofErr w:type="spellEnd"/>
-            <w:r>
-              <w:rPr>
-                <w:rFonts w:asciiTheme="majorHAnsi" w:eastAsia="等线 Light" w:hAnsiTheme="majorHAnsi" w:cs="Calibri"/>
-                <w:color w:val="2F5496"/>
-                <w:kern w:val="2"/>
-                <w:sz w:val="32"/>
-                <w:szCs w:val="32"/>
-                <w:lang w:val="pl-PL" w:eastAsia="en-US"/>
-                <w14:ligatures w14:val="standardContextual"/>
-              </w:rPr>
-              <w:t xml:space="preserve"> </w:t>
-            </w:r>
-            <w:proofErr w:type="spellStart"/>
-            <w:r>
-              <w:rPr>
-                <w:rFonts w:asciiTheme="majorHAnsi" w:eastAsia="等线 Light" w:hAnsiTheme="majorHAnsi" w:cs="Calibri"/>
-                <w:color w:val="2F5496"/>
-                <w:kern w:val="2"/>
-                <w:sz w:val="32"/>
-                <w:szCs w:val="32"/>
-                <w:lang w:val="pl-PL" w:eastAsia="en-US"/>
-                <w14:ligatures w14:val="standardContextual"/>
-              </w:rPr>
-              <w:t>Clicks</w:t>
-            </w:r>
-            <w:proofErr w:type="spellEnd"/>
+              <w:t>Jack of All Clicks</w:t>
+            </w:r>
           </w:p>
           <w:p>
             <w:pPr>
@@ -12078,7 +9119,6 @@
       </w:r>
     </w:p>
     <w:p>
-      <w:proofErr w:type="spellStart"/>
       <w:r>
         <w:rPr>
           <w:rFonts w:asciiTheme="majorHAnsi" w:eastAsia="等线 Light" w:hAnsiTheme="majorHAnsi" w:cs="Calibri"/>
@@ -12090,35 +9130,8 @@
           <w14:ligatures w14:val="standardContextual"/>
         </w:rPr>
         <w:lastRenderedPageBreak/>
-        <w:t>Skill</w:t>
-      </w:r>
-      <w:proofErr w:type="spellEnd"/>
-      <w:r>
-        <w:rPr>
-          <w:rFonts w:asciiTheme="majorHAnsi" w:eastAsia="等线 Light" w:hAnsiTheme="majorHAnsi" w:cs="Calibri"/>
-          <w:color w:val="2F5496"/>
-          <w:kern w:val="2"/>
-          <w:sz w:val="32"/>
-          <w:szCs w:val="32"/>
-          <w:lang w:val="pl-PL" w:eastAsia="en-US"/>
-          <w14:ligatures w14:val="standardContextual"/>
-        </w:rPr>
-        <w:t xml:space="preserve"> </w:t>
-      </w:r>
-      <w:proofErr w:type="spellStart"/>
-      <w:r>
-        <w:rPr>
-          <w:rFonts w:asciiTheme="majorHAnsi" w:eastAsia="等线 Light" w:hAnsiTheme="majorHAnsi" w:cs="Calibri"/>
-          <w:color w:val="2F5496"/>
-          <w:kern w:val="2"/>
-          <w:sz w:val="32"/>
-          <w:szCs w:val="32"/>
-          <w:lang w:val="pl-PL" w:eastAsia="en-US"/>
-          <w14:ligatures w14:val="standardContextual"/>
-        </w:rPr>
-        <w:t>Check</w:t>
-      </w:r>
-      <w:proofErr w:type="spellEnd"/>
+        <w:t>Skill Check</w:t>
+      </w:r>
     </w:p>
     <w:p/>
     <w:p>
@@ -12374,9 +9387,8 @@
           <w:lang w:val="pl-PL" w:eastAsia="en-US"/>
           <w14:ligatures w14:val="standardContextual"/>
         </w:rPr>
-        <w:t xml:space="preserve"> Gdy gracz posiada 1 Blood Rock of the </w:t>
-      </w:r>
-      <w:proofErr w:type="spellStart"/>
+        <w:t xml:space="preserve"> Gdy gracz posiada 1</w:t>
+      </w:r>
       <w:r>
         <w:rPr>
           <w:rFonts w:ascii="Calibri" w:eastAsia="等线 Light" w:hAnsi="Calibri" w:cs="Calibri"/>
@@ -12386,9 +9398,8 @@
           <w:lang w:val="pl-PL" w:eastAsia="en-US"/>
           <w14:ligatures w14:val="standardContextual"/>
         </w:rPr>
-        <w:t>Night</w:t>
-      </w:r>
-      <w:proofErr w:type="spellEnd"/>
+        <w:t>00</w:t>
+      </w:r>
       <w:r>
         <w:rPr>
           <w:rFonts w:ascii="Calibri" w:eastAsia="等线 Light" w:hAnsi="Calibri" w:cs="Calibri"/>
@@ -12398,7 +9409,29 @@
           <w:lang w:val="pl-PL" w:eastAsia="en-US"/>
           <w14:ligatures w14:val="standardContextual"/>
         </w:rPr>
-        <w:t xml:space="preserve"> i 1 Hot Metal of Lost World, odblokowuję możliwość zakupu pierwszej mikstury. Wszystkie mikstury powinny być kupowane, tak </w:t>
+        <w:t xml:space="preserve"> Blood Rock of the Night i 1</w:t>
+      </w:r>
+      <w:r>
+        <w:rPr>
+          <w:rFonts w:ascii="Calibri" w:eastAsia="等线 Light" w:hAnsi="Calibri" w:cs="Calibri"/>
+          <w:kern w:val="2"/>
+          <w:sz w:val="28"/>
+          <w:szCs w:val="28"/>
+          <w:lang w:val="pl-PL" w:eastAsia="en-US"/>
+          <w14:ligatures w14:val="standardContextual"/>
+        </w:rPr>
+        <w:t>00</w:t>
+      </w:r>
+      <w:r>
+        <w:rPr>
+          <w:rFonts w:ascii="Calibri" w:eastAsia="等线 Light" w:hAnsi="Calibri" w:cs="Calibri"/>
+          <w:kern w:val="2"/>
+          <w:sz w:val="28"/>
+          <w:szCs w:val="28"/>
+          <w:lang w:val="pl-PL" w:eastAsia="en-US"/>
+          <w14:ligatures w14:val="standardContextual"/>
+        </w:rPr>
+        <w:t xml:space="preserve"> Hot Metal of Lost World, odblokowuję możliwość zakupu pierwszej mikstury. Wszystkie mikstury powinny być kupowane, tak </w:t>
       </w:r>
       <w:r>
         <w:rPr>
